--- a/TranscriptAnalysis/results/correlation_conventional/iKZ05QIN8mc/iKZ05QIN8mc_correlation_topics_n0_p15_m6.docx
+++ b/TranscriptAnalysis/results/correlation_conventional/iKZ05QIN8mc/iKZ05QIN8mc_correlation_topics_n0_p15_m6.docx
@@ -127,7 +127,38 @@
           </w:tcPr>
           <w:p>
             <w:r>
-              <w:t>frame_0000.jpg</w:t>
+              <w:drawing>
+                <wp:inline xmlns:a="http://schemas.openxmlformats.org/drawingml/2006/main" xmlns:pic="http://schemas.openxmlformats.org/drawingml/2006/picture">
+                  <wp:extent cx="1097280" cy="617220"/>
+                  <wp:docPr id="1" name="Picture 1"/>
+                  <wp:cNvGraphicFramePr>
+                    <a:graphicFrameLocks noChangeAspect="1"/>
+                  </wp:cNvGraphicFramePr>
+                  <a:graphic>
+                    <a:graphicData uri="http://schemas.openxmlformats.org/drawingml/2006/picture">
+                      <pic:pic>
+                        <pic:nvPicPr>
+                          <pic:cNvPr id="0" name="frame_0000.jpg"/>
+                          <pic:cNvPicPr/>
+                        </pic:nvPicPr>
+                        <pic:blipFill>
+                          <a:blip r:embed="rId9"/>
+                          <a:stretch>
+                            <a:fillRect/>
+                          </a:stretch>
+                        </pic:blipFill>
+                        <pic:spPr>
+                          <a:xfrm>
+                            <a:off x="0" y="0"/>
+                            <a:ext cx="1097280" cy="617220"/>
+                          </a:xfrm>
+                          <a:prstGeom prst="rect"/>
+                        </pic:spPr>
+                      </pic:pic>
+                    </a:graphicData>
+                  </a:graphic>
+                </wp:inline>
+              </w:drawing>
             </w:r>
           </w:p>
         </w:tc>
@@ -137,7 +168,38 @@
           </w:tcPr>
           <w:p>
             <w:r>
-              <w:t>frame_0314.jpg</w:t>
+              <w:drawing>
+                <wp:inline xmlns:a="http://schemas.openxmlformats.org/drawingml/2006/main" xmlns:pic="http://schemas.openxmlformats.org/drawingml/2006/picture">
+                  <wp:extent cx="1097280" cy="617220"/>
+                  <wp:docPr id="2" name="Picture 2"/>
+                  <wp:cNvGraphicFramePr>
+                    <a:graphicFrameLocks noChangeAspect="1"/>
+                  </wp:cNvGraphicFramePr>
+                  <a:graphic>
+                    <a:graphicData uri="http://schemas.openxmlformats.org/drawingml/2006/picture">
+                      <pic:pic>
+                        <pic:nvPicPr>
+                          <pic:cNvPr id="0" name="frame_0314.jpg"/>
+                          <pic:cNvPicPr/>
+                        </pic:nvPicPr>
+                        <pic:blipFill>
+                          <a:blip r:embed="rId10"/>
+                          <a:stretch>
+                            <a:fillRect/>
+                          </a:stretch>
+                        </pic:blipFill>
+                        <pic:spPr>
+                          <a:xfrm>
+                            <a:off x="0" y="0"/>
+                            <a:ext cx="1097280" cy="617220"/>
+                          </a:xfrm>
+                          <a:prstGeom prst="rect"/>
+                        </pic:spPr>
+                      </pic:pic>
+                    </a:graphicData>
+                  </a:graphic>
+                </wp:inline>
+              </w:drawing>
             </w:r>
           </w:p>
         </w:tc>
@@ -147,7 +209,38 @@
           </w:tcPr>
           <w:p>
             <w:r>
-              <w:t>frame_0629.jpg</w:t>
+              <w:drawing>
+                <wp:inline xmlns:a="http://schemas.openxmlformats.org/drawingml/2006/main" xmlns:pic="http://schemas.openxmlformats.org/drawingml/2006/picture">
+                  <wp:extent cx="1097280" cy="617220"/>
+                  <wp:docPr id="3" name="Picture 3"/>
+                  <wp:cNvGraphicFramePr>
+                    <a:graphicFrameLocks noChangeAspect="1"/>
+                  </wp:cNvGraphicFramePr>
+                  <a:graphic>
+                    <a:graphicData uri="http://schemas.openxmlformats.org/drawingml/2006/picture">
+                      <pic:pic>
+                        <pic:nvPicPr>
+                          <pic:cNvPr id="0" name="frame_0629.jpg"/>
+                          <pic:cNvPicPr/>
+                        </pic:nvPicPr>
+                        <pic:blipFill>
+                          <a:blip r:embed="rId11"/>
+                          <a:stretch>
+                            <a:fillRect/>
+                          </a:stretch>
+                        </pic:blipFill>
+                        <pic:spPr>
+                          <a:xfrm>
+                            <a:off x="0" y="0"/>
+                            <a:ext cx="1097280" cy="617220"/>
+                          </a:xfrm>
+                          <a:prstGeom prst="rect"/>
+                        </pic:spPr>
+                      </pic:pic>
+                    </a:graphicData>
+                  </a:graphic>
+                </wp:inline>
+              </w:drawing>
             </w:r>
           </w:p>
         </w:tc>
@@ -186,7 +279,38 @@
           </w:tcPr>
           <w:p>
             <w:r>
-              <w:t>frame_0000.jpg</w:t>
+              <w:drawing>
+                <wp:inline xmlns:a="http://schemas.openxmlformats.org/drawingml/2006/main" xmlns:pic="http://schemas.openxmlformats.org/drawingml/2006/picture">
+                  <wp:extent cx="1097280" cy="617220"/>
+                  <wp:docPr id="4" name="Picture 4"/>
+                  <wp:cNvGraphicFramePr>
+                    <a:graphicFrameLocks noChangeAspect="1"/>
+                  </wp:cNvGraphicFramePr>
+                  <a:graphic>
+                    <a:graphicData uri="http://schemas.openxmlformats.org/drawingml/2006/picture">
+                      <pic:pic>
+                        <pic:nvPicPr>
+                          <pic:cNvPr id="0" name="frame_0000.jpg"/>
+                          <pic:cNvPicPr/>
+                        </pic:nvPicPr>
+                        <pic:blipFill>
+                          <a:blip r:embed="rId9"/>
+                          <a:stretch>
+                            <a:fillRect/>
+                          </a:stretch>
+                        </pic:blipFill>
+                        <pic:spPr>
+                          <a:xfrm>
+                            <a:off x="0" y="0"/>
+                            <a:ext cx="1097280" cy="617220"/>
+                          </a:xfrm>
+                          <a:prstGeom prst="rect"/>
+                        </pic:spPr>
+                      </pic:pic>
+                    </a:graphicData>
+                  </a:graphic>
+                </wp:inline>
+              </w:drawing>
             </w:r>
           </w:p>
         </w:tc>
@@ -196,7 +320,38 @@
           </w:tcPr>
           <w:p>
             <w:r>
-              <w:t>frame_0314.jpg</w:t>
+              <w:drawing>
+                <wp:inline xmlns:a="http://schemas.openxmlformats.org/drawingml/2006/main" xmlns:pic="http://schemas.openxmlformats.org/drawingml/2006/picture">
+                  <wp:extent cx="1097280" cy="617220"/>
+                  <wp:docPr id="5" name="Picture 5"/>
+                  <wp:cNvGraphicFramePr>
+                    <a:graphicFrameLocks noChangeAspect="1"/>
+                  </wp:cNvGraphicFramePr>
+                  <a:graphic>
+                    <a:graphicData uri="http://schemas.openxmlformats.org/drawingml/2006/picture">
+                      <pic:pic>
+                        <pic:nvPicPr>
+                          <pic:cNvPr id="0" name="frame_0314.jpg"/>
+                          <pic:cNvPicPr/>
+                        </pic:nvPicPr>
+                        <pic:blipFill>
+                          <a:blip r:embed="rId10"/>
+                          <a:stretch>
+                            <a:fillRect/>
+                          </a:stretch>
+                        </pic:blipFill>
+                        <pic:spPr>
+                          <a:xfrm>
+                            <a:off x="0" y="0"/>
+                            <a:ext cx="1097280" cy="617220"/>
+                          </a:xfrm>
+                          <a:prstGeom prst="rect"/>
+                        </pic:spPr>
+                      </pic:pic>
+                    </a:graphicData>
+                  </a:graphic>
+                </wp:inline>
+              </w:drawing>
             </w:r>
           </w:p>
         </w:tc>
@@ -206,7 +361,38 @@
           </w:tcPr>
           <w:p>
             <w:r>
-              <w:t>frame_0629.jpg</w:t>
+              <w:drawing>
+                <wp:inline xmlns:a="http://schemas.openxmlformats.org/drawingml/2006/main" xmlns:pic="http://schemas.openxmlformats.org/drawingml/2006/picture">
+                  <wp:extent cx="1097280" cy="617220"/>
+                  <wp:docPr id="6" name="Picture 6"/>
+                  <wp:cNvGraphicFramePr>
+                    <a:graphicFrameLocks noChangeAspect="1"/>
+                  </wp:cNvGraphicFramePr>
+                  <a:graphic>
+                    <a:graphicData uri="http://schemas.openxmlformats.org/drawingml/2006/picture">
+                      <pic:pic>
+                        <pic:nvPicPr>
+                          <pic:cNvPr id="0" name="frame_0629.jpg"/>
+                          <pic:cNvPicPr/>
+                        </pic:nvPicPr>
+                        <pic:blipFill>
+                          <a:blip r:embed="rId11"/>
+                          <a:stretch>
+                            <a:fillRect/>
+                          </a:stretch>
+                        </pic:blipFill>
+                        <pic:spPr>
+                          <a:xfrm>
+                            <a:off x="0" y="0"/>
+                            <a:ext cx="1097280" cy="617220"/>
+                          </a:xfrm>
+                          <a:prstGeom prst="rect"/>
+                        </pic:spPr>
+                      </pic:pic>
+                    </a:graphicData>
+                  </a:graphic>
+                </wp:inline>
+              </w:drawing>
             </w:r>
           </w:p>
         </w:tc>
@@ -245,7 +431,38 @@
           </w:tcPr>
           <w:p>
             <w:r>
-              <w:t>frame_0000.jpg</w:t>
+              <w:drawing>
+                <wp:inline xmlns:a="http://schemas.openxmlformats.org/drawingml/2006/main" xmlns:pic="http://schemas.openxmlformats.org/drawingml/2006/picture">
+                  <wp:extent cx="1097280" cy="617220"/>
+                  <wp:docPr id="7" name="Picture 7"/>
+                  <wp:cNvGraphicFramePr>
+                    <a:graphicFrameLocks noChangeAspect="1"/>
+                  </wp:cNvGraphicFramePr>
+                  <a:graphic>
+                    <a:graphicData uri="http://schemas.openxmlformats.org/drawingml/2006/picture">
+                      <pic:pic>
+                        <pic:nvPicPr>
+                          <pic:cNvPr id="0" name="frame_0000.jpg"/>
+                          <pic:cNvPicPr/>
+                        </pic:nvPicPr>
+                        <pic:blipFill>
+                          <a:blip r:embed="rId9"/>
+                          <a:stretch>
+                            <a:fillRect/>
+                          </a:stretch>
+                        </pic:blipFill>
+                        <pic:spPr>
+                          <a:xfrm>
+                            <a:off x="0" y="0"/>
+                            <a:ext cx="1097280" cy="617220"/>
+                          </a:xfrm>
+                          <a:prstGeom prst="rect"/>
+                        </pic:spPr>
+                      </pic:pic>
+                    </a:graphicData>
+                  </a:graphic>
+                </wp:inline>
+              </w:drawing>
             </w:r>
           </w:p>
         </w:tc>
@@ -255,7 +472,38 @@
           </w:tcPr>
           <w:p>
             <w:r>
-              <w:t>frame_0314.jpg</w:t>
+              <w:drawing>
+                <wp:inline xmlns:a="http://schemas.openxmlformats.org/drawingml/2006/main" xmlns:pic="http://schemas.openxmlformats.org/drawingml/2006/picture">
+                  <wp:extent cx="1097280" cy="617220"/>
+                  <wp:docPr id="8" name="Picture 8"/>
+                  <wp:cNvGraphicFramePr>
+                    <a:graphicFrameLocks noChangeAspect="1"/>
+                  </wp:cNvGraphicFramePr>
+                  <a:graphic>
+                    <a:graphicData uri="http://schemas.openxmlformats.org/drawingml/2006/picture">
+                      <pic:pic>
+                        <pic:nvPicPr>
+                          <pic:cNvPr id="0" name="frame_0314.jpg"/>
+                          <pic:cNvPicPr/>
+                        </pic:nvPicPr>
+                        <pic:blipFill>
+                          <a:blip r:embed="rId10"/>
+                          <a:stretch>
+                            <a:fillRect/>
+                          </a:stretch>
+                        </pic:blipFill>
+                        <pic:spPr>
+                          <a:xfrm>
+                            <a:off x="0" y="0"/>
+                            <a:ext cx="1097280" cy="617220"/>
+                          </a:xfrm>
+                          <a:prstGeom prst="rect"/>
+                        </pic:spPr>
+                      </pic:pic>
+                    </a:graphicData>
+                  </a:graphic>
+                </wp:inline>
+              </w:drawing>
             </w:r>
           </w:p>
         </w:tc>
@@ -265,7 +513,38 @@
           </w:tcPr>
           <w:p>
             <w:r>
-              <w:t>frame_0629.jpg</w:t>
+              <w:drawing>
+                <wp:inline xmlns:a="http://schemas.openxmlformats.org/drawingml/2006/main" xmlns:pic="http://schemas.openxmlformats.org/drawingml/2006/picture">
+                  <wp:extent cx="1097280" cy="617220"/>
+                  <wp:docPr id="9" name="Picture 9"/>
+                  <wp:cNvGraphicFramePr>
+                    <a:graphicFrameLocks noChangeAspect="1"/>
+                  </wp:cNvGraphicFramePr>
+                  <a:graphic>
+                    <a:graphicData uri="http://schemas.openxmlformats.org/drawingml/2006/picture">
+                      <pic:pic>
+                        <pic:nvPicPr>
+                          <pic:cNvPr id="0" name="frame_0629.jpg"/>
+                          <pic:cNvPicPr/>
+                        </pic:nvPicPr>
+                        <pic:blipFill>
+                          <a:blip r:embed="rId11"/>
+                          <a:stretch>
+                            <a:fillRect/>
+                          </a:stretch>
+                        </pic:blipFill>
+                        <pic:spPr>
+                          <a:xfrm>
+                            <a:off x="0" y="0"/>
+                            <a:ext cx="1097280" cy="617220"/>
+                          </a:xfrm>
+                          <a:prstGeom prst="rect"/>
+                        </pic:spPr>
+                      </pic:pic>
+                    </a:graphicData>
+                  </a:graphic>
+                </wp:inline>
+              </w:drawing>
             </w:r>
           </w:p>
         </w:tc>
@@ -304,7 +583,38 @@
           </w:tcPr>
           <w:p>
             <w:r>
-              <w:t>frame_0000.jpg</w:t>
+              <w:drawing>
+                <wp:inline xmlns:a="http://schemas.openxmlformats.org/drawingml/2006/main" xmlns:pic="http://schemas.openxmlformats.org/drawingml/2006/picture">
+                  <wp:extent cx="1097280" cy="617220"/>
+                  <wp:docPr id="10" name="Picture 10"/>
+                  <wp:cNvGraphicFramePr>
+                    <a:graphicFrameLocks noChangeAspect="1"/>
+                  </wp:cNvGraphicFramePr>
+                  <a:graphic>
+                    <a:graphicData uri="http://schemas.openxmlformats.org/drawingml/2006/picture">
+                      <pic:pic>
+                        <pic:nvPicPr>
+                          <pic:cNvPr id="0" name="frame_0000.jpg"/>
+                          <pic:cNvPicPr/>
+                        </pic:nvPicPr>
+                        <pic:blipFill>
+                          <a:blip r:embed="rId9"/>
+                          <a:stretch>
+                            <a:fillRect/>
+                          </a:stretch>
+                        </pic:blipFill>
+                        <pic:spPr>
+                          <a:xfrm>
+                            <a:off x="0" y="0"/>
+                            <a:ext cx="1097280" cy="617220"/>
+                          </a:xfrm>
+                          <a:prstGeom prst="rect"/>
+                        </pic:spPr>
+                      </pic:pic>
+                    </a:graphicData>
+                  </a:graphic>
+                </wp:inline>
+              </w:drawing>
             </w:r>
           </w:p>
         </w:tc>
@@ -314,7 +624,38 @@
           </w:tcPr>
           <w:p>
             <w:r>
-              <w:t>frame_0314.jpg</w:t>
+              <w:drawing>
+                <wp:inline xmlns:a="http://schemas.openxmlformats.org/drawingml/2006/main" xmlns:pic="http://schemas.openxmlformats.org/drawingml/2006/picture">
+                  <wp:extent cx="1097280" cy="617220"/>
+                  <wp:docPr id="11" name="Picture 11"/>
+                  <wp:cNvGraphicFramePr>
+                    <a:graphicFrameLocks noChangeAspect="1"/>
+                  </wp:cNvGraphicFramePr>
+                  <a:graphic>
+                    <a:graphicData uri="http://schemas.openxmlformats.org/drawingml/2006/picture">
+                      <pic:pic>
+                        <pic:nvPicPr>
+                          <pic:cNvPr id="0" name="frame_0314.jpg"/>
+                          <pic:cNvPicPr/>
+                        </pic:nvPicPr>
+                        <pic:blipFill>
+                          <a:blip r:embed="rId10"/>
+                          <a:stretch>
+                            <a:fillRect/>
+                          </a:stretch>
+                        </pic:blipFill>
+                        <pic:spPr>
+                          <a:xfrm>
+                            <a:off x="0" y="0"/>
+                            <a:ext cx="1097280" cy="617220"/>
+                          </a:xfrm>
+                          <a:prstGeom prst="rect"/>
+                        </pic:spPr>
+                      </pic:pic>
+                    </a:graphicData>
+                  </a:graphic>
+                </wp:inline>
+              </w:drawing>
             </w:r>
           </w:p>
         </w:tc>
@@ -324,7 +665,38 @@
           </w:tcPr>
           <w:p>
             <w:r>
-              <w:t>frame_0629.jpg</w:t>
+              <w:drawing>
+                <wp:inline xmlns:a="http://schemas.openxmlformats.org/drawingml/2006/main" xmlns:pic="http://schemas.openxmlformats.org/drawingml/2006/picture">
+                  <wp:extent cx="1097280" cy="617220"/>
+                  <wp:docPr id="12" name="Picture 12"/>
+                  <wp:cNvGraphicFramePr>
+                    <a:graphicFrameLocks noChangeAspect="1"/>
+                  </wp:cNvGraphicFramePr>
+                  <a:graphic>
+                    <a:graphicData uri="http://schemas.openxmlformats.org/drawingml/2006/picture">
+                      <pic:pic>
+                        <pic:nvPicPr>
+                          <pic:cNvPr id="0" name="frame_0629.jpg"/>
+                          <pic:cNvPicPr/>
+                        </pic:nvPicPr>
+                        <pic:blipFill>
+                          <a:blip r:embed="rId11"/>
+                          <a:stretch>
+                            <a:fillRect/>
+                          </a:stretch>
+                        </pic:blipFill>
+                        <pic:spPr>
+                          <a:xfrm>
+                            <a:off x="0" y="0"/>
+                            <a:ext cx="1097280" cy="617220"/>
+                          </a:xfrm>
+                          <a:prstGeom prst="rect"/>
+                        </pic:spPr>
+                      </pic:pic>
+                    </a:graphicData>
+                  </a:graphic>
+                </wp:inline>
+              </w:drawing>
             </w:r>
           </w:p>
         </w:tc>
@@ -368,7 +740,38 @@
           </w:tcPr>
           <w:p>
             <w:r>
-              <w:t>frame_0000.jpg</w:t>
+              <w:drawing>
+                <wp:inline xmlns:a="http://schemas.openxmlformats.org/drawingml/2006/main" xmlns:pic="http://schemas.openxmlformats.org/drawingml/2006/picture">
+                  <wp:extent cx="1097280" cy="617220"/>
+                  <wp:docPr id="13" name="Picture 13"/>
+                  <wp:cNvGraphicFramePr>
+                    <a:graphicFrameLocks noChangeAspect="1"/>
+                  </wp:cNvGraphicFramePr>
+                  <a:graphic>
+                    <a:graphicData uri="http://schemas.openxmlformats.org/drawingml/2006/picture">
+                      <pic:pic>
+                        <pic:nvPicPr>
+                          <pic:cNvPr id="0" name="frame_0000.jpg"/>
+                          <pic:cNvPicPr/>
+                        </pic:nvPicPr>
+                        <pic:blipFill>
+                          <a:blip r:embed="rId9"/>
+                          <a:stretch>
+                            <a:fillRect/>
+                          </a:stretch>
+                        </pic:blipFill>
+                        <pic:spPr>
+                          <a:xfrm>
+                            <a:off x="0" y="0"/>
+                            <a:ext cx="1097280" cy="617220"/>
+                          </a:xfrm>
+                          <a:prstGeom prst="rect"/>
+                        </pic:spPr>
+                      </pic:pic>
+                    </a:graphicData>
+                  </a:graphic>
+                </wp:inline>
+              </w:drawing>
             </w:r>
           </w:p>
         </w:tc>
@@ -378,7 +781,38 @@
           </w:tcPr>
           <w:p>
             <w:r>
-              <w:t>frame_0314.jpg</w:t>
+              <w:drawing>
+                <wp:inline xmlns:a="http://schemas.openxmlformats.org/drawingml/2006/main" xmlns:pic="http://schemas.openxmlformats.org/drawingml/2006/picture">
+                  <wp:extent cx="1097280" cy="617220"/>
+                  <wp:docPr id="14" name="Picture 14"/>
+                  <wp:cNvGraphicFramePr>
+                    <a:graphicFrameLocks noChangeAspect="1"/>
+                  </wp:cNvGraphicFramePr>
+                  <a:graphic>
+                    <a:graphicData uri="http://schemas.openxmlformats.org/drawingml/2006/picture">
+                      <pic:pic>
+                        <pic:nvPicPr>
+                          <pic:cNvPr id="0" name="frame_0314.jpg"/>
+                          <pic:cNvPicPr/>
+                        </pic:nvPicPr>
+                        <pic:blipFill>
+                          <a:blip r:embed="rId10"/>
+                          <a:stretch>
+                            <a:fillRect/>
+                          </a:stretch>
+                        </pic:blipFill>
+                        <pic:spPr>
+                          <a:xfrm>
+                            <a:off x="0" y="0"/>
+                            <a:ext cx="1097280" cy="617220"/>
+                          </a:xfrm>
+                          <a:prstGeom prst="rect"/>
+                        </pic:spPr>
+                      </pic:pic>
+                    </a:graphicData>
+                  </a:graphic>
+                </wp:inline>
+              </w:drawing>
             </w:r>
           </w:p>
         </w:tc>
@@ -388,7 +822,38 @@
           </w:tcPr>
           <w:p>
             <w:r>
-              <w:t>frame_0629.jpg</w:t>
+              <w:drawing>
+                <wp:inline xmlns:a="http://schemas.openxmlformats.org/drawingml/2006/main" xmlns:pic="http://schemas.openxmlformats.org/drawingml/2006/picture">
+                  <wp:extent cx="1097280" cy="617220"/>
+                  <wp:docPr id="15" name="Picture 15"/>
+                  <wp:cNvGraphicFramePr>
+                    <a:graphicFrameLocks noChangeAspect="1"/>
+                  </wp:cNvGraphicFramePr>
+                  <a:graphic>
+                    <a:graphicData uri="http://schemas.openxmlformats.org/drawingml/2006/picture">
+                      <pic:pic>
+                        <pic:nvPicPr>
+                          <pic:cNvPr id="0" name="frame_0629.jpg"/>
+                          <pic:cNvPicPr/>
+                        </pic:nvPicPr>
+                        <pic:blipFill>
+                          <a:blip r:embed="rId11"/>
+                          <a:stretch>
+                            <a:fillRect/>
+                          </a:stretch>
+                        </pic:blipFill>
+                        <pic:spPr>
+                          <a:xfrm>
+                            <a:off x="0" y="0"/>
+                            <a:ext cx="1097280" cy="617220"/>
+                          </a:xfrm>
+                          <a:prstGeom prst="rect"/>
+                        </pic:spPr>
+                      </pic:pic>
+                    </a:graphicData>
+                  </a:graphic>
+                </wp:inline>
+              </w:drawing>
             </w:r>
           </w:p>
         </w:tc>
@@ -427,7 +892,38 @@
           </w:tcPr>
           <w:p>
             <w:r>
-              <w:t>frame_0000.jpg</w:t>
+              <w:drawing>
+                <wp:inline xmlns:a="http://schemas.openxmlformats.org/drawingml/2006/main" xmlns:pic="http://schemas.openxmlformats.org/drawingml/2006/picture">
+                  <wp:extent cx="1097280" cy="617220"/>
+                  <wp:docPr id="16" name="Picture 16"/>
+                  <wp:cNvGraphicFramePr>
+                    <a:graphicFrameLocks noChangeAspect="1"/>
+                  </wp:cNvGraphicFramePr>
+                  <a:graphic>
+                    <a:graphicData uri="http://schemas.openxmlformats.org/drawingml/2006/picture">
+                      <pic:pic>
+                        <pic:nvPicPr>
+                          <pic:cNvPr id="0" name="frame_0000.jpg"/>
+                          <pic:cNvPicPr/>
+                        </pic:nvPicPr>
+                        <pic:blipFill>
+                          <a:blip r:embed="rId9"/>
+                          <a:stretch>
+                            <a:fillRect/>
+                          </a:stretch>
+                        </pic:blipFill>
+                        <pic:spPr>
+                          <a:xfrm>
+                            <a:off x="0" y="0"/>
+                            <a:ext cx="1097280" cy="617220"/>
+                          </a:xfrm>
+                          <a:prstGeom prst="rect"/>
+                        </pic:spPr>
+                      </pic:pic>
+                    </a:graphicData>
+                  </a:graphic>
+                </wp:inline>
+              </w:drawing>
             </w:r>
           </w:p>
         </w:tc>
@@ -437,7 +933,38 @@
           </w:tcPr>
           <w:p>
             <w:r>
-              <w:t>frame_0314.jpg</w:t>
+              <w:drawing>
+                <wp:inline xmlns:a="http://schemas.openxmlformats.org/drawingml/2006/main" xmlns:pic="http://schemas.openxmlformats.org/drawingml/2006/picture">
+                  <wp:extent cx="1097280" cy="617220"/>
+                  <wp:docPr id="17" name="Picture 17"/>
+                  <wp:cNvGraphicFramePr>
+                    <a:graphicFrameLocks noChangeAspect="1"/>
+                  </wp:cNvGraphicFramePr>
+                  <a:graphic>
+                    <a:graphicData uri="http://schemas.openxmlformats.org/drawingml/2006/picture">
+                      <pic:pic>
+                        <pic:nvPicPr>
+                          <pic:cNvPr id="0" name="frame_0314.jpg"/>
+                          <pic:cNvPicPr/>
+                        </pic:nvPicPr>
+                        <pic:blipFill>
+                          <a:blip r:embed="rId10"/>
+                          <a:stretch>
+                            <a:fillRect/>
+                          </a:stretch>
+                        </pic:blipFill>
+                        <pic:spPr>
+                          <a:xfrm>
+                            <a:off x="0" y="0"/>
+                            <a:ext cx="1097280" cy="617220"/>
+                          </a:xfrm>
+                          <a:prstGeom prst="rect"/>
+                        </pic:spPr>
+                      </pic:pic>
+                    </a:graphicData>
+                  </a:graphic>
+                </wp:inline>
+              </w:drawing>
             </w:r>
           </w:p>
         </w:tc>
@@ -447,7 +974,38 @@
           </w:tcPr>
           <w:p>
             <w:r>
-              <w:t>frame_0629.jpg</w:t>
+              <w:drawing>
+                <wp:inline xmlns:a="http://schemas.openxmlformats.org/drawingml/2006/main" xmlns:pic="http://schemas.openxmlformats.org/drawingml/2006/picture">
+                  <wp:extent cx="1097280" cy="617220"/>
+                  <wp:docPr id="18" name="Picture 18"/>
+                  <wp:cNvGraphicFramePr>
+                    <a:graphicFrameLocks noChangeAspect="1"/>
+                  </wp:cNvGraphicFramePr>
+                  <a:graphic>
+                    <a:graphicData uri="http://schemas.openxmlformats.org/drawingml/2006/picture">
+                      <pic:pic>
+                        <pic:nvPicPr>
+                          <pic:cNvPr id="0" name="frame_0629.jpg"/>
+                          <pic:cNvPicPr/>
+                        </pic:nvPicPr>
+                        <pic:blipFill>
+                          <a:blip r:embed="rId11"/>
+                          <a:stretch>
+                            <a:fillRect/>
+                          </a:stretch>
+                        </pic:blipFill>
+                        <pic:spPr>
+                          <a:xfrm>
+                            <a:off x="0" y="0"/>
+                            <a:ext cx="1097280" cy="617220"/>
+                          </a:xfrm>
+                          <a:prstGeom prst="rect"/>
+                        </pic:spPr>
+                      </pic:pic>
+                    </a:graphicData>
+                  </a:graphic>
+                </wp:inline>
+              </w:drawing>
             </w:r>
           </w:p>
         </w:tc>
@@ -486,7 +1044,38 @@
           </w:tcPr>
           <w:p>
             <w:r>
-              <w:t>frame_0000.jpg</w:t>
+              <w:drawing>
+                <wp:inline xmlns:a="http://schemas.openxmlformats.org/drawingml/2006/main" xmlns:pic="http://schemas.openxmlformats.org/drawingml/2006/picture">
+                  <wp:extent cx="1097280" cy="617220"/>
+                  <wp:docPr id="19" name="Picture 19"/>
+                  <wp:cNvGraphicFramePr>
+                    <a:graphicFrameLocks noChangeAspect="1"/>
+                  </wp:cNvGraphicFramePr>
+                  <a:graphic>
+                    <a:graphicData uri="http://schemas.openxmlformats.org/drawingml/2006/picture">
+                      <pic:pic>
+                        <pic:nvPicPr>
+                          <pic:cNvPr id="0" name="frame_0000.jpg"/>
+                          <pic:cNvPicPr/>
+                        </pic:nvPicPr>
+                        <pic:blipFill>
+                          <a:blip r:embed="rId9"/>
+                          <a:stretch>
+                            <a:fillRect/>
+                          </a:stretch>
+                        </pic:blipFill>
+                        <pic:spPr>
+                          <a:xfrm>
+                            <a:off x="0" y="0"/>
+                            <a:ext cx="1097280" cy="617220"/>
+                          </a:xfrm>
+                          <a:prstGeom prst="rect"/>
+                        </pic:spPr>
+                      </pic:pic>
+                    </a:graphicData>
+                  </a:graphic>
+                </wp:inline>
+              </w:drawing>
             </w:r>
           </w:p>
         </w:tc>
@@ -496,7 +1085,38 @@
           </w:tcPr>
           <w:p>
             <w:r>
-              <w:t>frame_0314.jpg</w:t>
+              <w:drawing>
+                <wp:inline xmlns:a="http://schemas.openxmlformats.org/drawingml/2006/main" xmlns:pic="http://schemas.openxmlformats.org/drawingml/2006/picture">
+                  <wp:extent cx="1097280" cy="617220"/>
+                  <wp:docPr id="20" name="Picture 20"/>
+                  <wp:cNvGraphicFramePr>
+                    <a:graphicFrameLocks noChangeAspect="1"/>
+                  </wp:cNvGraphicFramePr>
+                  <a:graphic>
+                    <a:graphicData uri="http://schemas.openxmlformats.org/drawingml/2006/picture">
+                      <pic:pic>
+                        <pic:nvPicPr>
+                          <pic:cNvPr id="0" name="frame_0314.jpg"/>
+                          <pic:cNvPicPr/>
+                        </pic:nvPicPr>
+                        <pic:blipFill>
+                          <a:blip r:embed="rId10"/>
+                          <a:stretch>
+                            <a:fillRect/>
+                          </a:stretch>
+                        </pic:blipFill>
+                        <pic:spPr>
+                          <a:xfrm>
+                            <a:off x="0" y="0"/>
+                            <a:ext cx="1097280" cy="617220"/>
+                          </a:xfrm>
+                          <a:prstGeom prst="rect"/>
+                        </pic:spPr>
+                      </pic:pic>
+                    </a:graphicData>
+                  </a:graphic>
+                </wp:inline>
+              </w:drawing>
             </w:r>
           </w:p>
         </w:tc>
@@ -506,7 +1126,38 @@
           </w:tcPr>
           <w:p>
             <w:r>
-              <w:t>frame_0629.jpg</w:t>
+              <w:drawing>
+                <wp:inline xmlns:a="http://schemas.openxmlformats.org/drawingml/2006/main" xmlns:pic="http://schemas.openxmlformats.org/drawingml/2006/picture">
+                  <wp:extent cx="1097280" cy="617220"/>
+                  <wp:docPr id="21" name="Picture 21"/>
+                  <wp:cNvGraphicFramePr>
+                    <a:graphicFrameLocks noChangeAspect="1"/>
+                  </wp:cNvGraphicFramePr>
+                  <a:graphic>
+                    <a:graphicData uri="http://schemas.openxmlformats.org/drawingml/2006/picture">
+                      <pic:pic>
+                        <pic:nvPicPr>
+                          <pic:cNvPr id="0" name="frame_0629.jpg"/>
+                          <pic:cNvPicPr/>
+                        </pic:nvPicPr>
+                        <pic:blipFill>
+                          <a:blip r:embed="rId11"/>
+                          <a:stretch>
+                            <a:fillRect/>
+                          </a:stretch>
+                        </pic:blipFill>
+                        <pic:spPr>
+                          <a:xfrm>
+                            <a:off x="0" y="0"/>
+                            <a:ext cx="1097280" cy="617220"/>
+                          </a:xfrm>
+                          <a:prstGeom prst="rect"/>
+                        </pic:spPr>
+                      </pic:pic>
+                    </a:graphicData>
+                  </a:graphic>
+                </wp:inline>
+              </w:drawing>
             </w:r>
           </w:p>
         </w:tc>
@@ -545,7 +1196,38 @@
           </w:tcPr>
           <w:p>
             <w:r>
-              <w:t>frame_0000.jpg</w:t>
+              <w:drawing>
+                <wp:inline xmlns:a="http://schemas.openxmlformats.org/drawingml/2006/main" xmlns:pic="http://schemas.openxmlformats.org/drawingml/2006/picture">
+                  <wp:extent cx="1097280" cy="617220"/>
+                  <wp:docPr id="22" name="Picture 22"/>
+                  <wp:cNvGraphicFramePr>
+                    <a:graphicFrameLocks noChangeAspect="1"/>
+                  </wp:cNvGraphicFramePr>
+                  <a:graphic>
+                    <a:graphicData uri="http://schemas.openxmlformats.org/drawingml/2006/picture">
+                      <pic:pic>
+                        <pic:nvPicPr>
+                          <pic:cNvPr id="0" name="frame_0000.jpg"/>
+                          <pic:cNvPicPr/>
+                        </pic:nvPicPr>
+                        <pic:blipFill>
+                          <a:blip r:embed="rId9"/>
+                          <a:stretch>
+                            <a:fillRect/>
+                          </a:stretch>
+                        </pic:blipFill>
+                        <pic:spPr>
+                          <a:xfrm>
+                            <a:off x="0" y="0"/>
+                            <a:ext cx="1097280" cy="617220"/>
+                          </a:xfrm>
+                          <a:prstGeom prst="rect"/>
+                        </pic:spPr>
+                      </pic:pic>
+                    </a:graphicData>
+                  </a:graphic>
+                </wp:inline>
+              </w:drawing>
             </w:r>
           </w:p>
         </w:tc>
@@ -555,7 +1237,38 @@
           </w:tcPr>
           <w:p>
             <w:r>
-              <w:t>frame_0314.jpg</w:t>
+              <w:drawing>
+                <wp:inline xmlns:a="http://schemas.openxmlformats.org/drawingml/2006/main" xmlns:pic="http://schemas.openxmlformats.org/drawingml/2006/picture">
+                  <wp:extent cx="1097280" cy="617220"/>
+                  <wp:docPr id="23" name="Picture 23"/>
+                  <wp:cNvGraphicFramePr>
+                    <a:graphicFrameLocks noChangeAspect="1"/>
+                  </wp:cNvGraphicFramePr>
+                  <a:graphic>
+                    <a:graphicData uri="http://schemas.openxmlformats.org/drawingml/2006/picture">
+                      <pic:pic>
+                        <pic:nvPicPr>
+                          <pic:cNvPr id="0" name="frame_0314.jpg"/>
+                          <pic:cNvPicPr/>
+                        </pic:nvPicPr>
+                        <pic:blipFill>
+                          <a:blip r:embed="rId10"/>
+                          <a:stretch>
+                            <a:fillRect/>
+                          </a:stretch>
+                        </pic:blipFill>
+                        <pic:spPr>
+                          <a:xfrm>
+                            <a:off x="0" y="0"/>
+                            <a:ext cx="1097280" cy="617220"/>
+                          </a:xfrm>
+                          <a:prstGeom prst="rect"/>
+                        </pic:spPr>
+                      </pic:pic>
+                    </a:graphicData>
+                  </a:graphic>
+                </wp:inline>
+              </w:drawing>
             </w:r>
           </w:p>
         </w:tc>
@@ -565,7 +1278,38 @@
           </w:tcPr>
           <w:p>
             <w:r>
-              <w:t>frame_0629.jpg</w:t>
+              <w:drawing>
+                <wp:inline xmlns:a="http://schemas.openxmlformats.org/drawingml/2006/main" xmlns:pic="http://schemas.openxmlformats.org/drawingml/2006/picture">
+                  <wp:extent cx="1097280" cy="617220"/>
+                  <wp:docPr id="24" name="Picture 24"/>
+                  <wp:cNvGraphicFramePr>
+                    <a:graphicFrameLocks noChangeAspect="1"/>
+                  </wp:cNvGraphicFramePr>
+                  <a:graphic>
+                    <a:graphicData uri="http://schemas.openxmlformats.org/drawingml/2006/picture">
+                      <pic:pic>
+                        <pic:nvPicPr>
+                          <pic:cNvPr id="0" name="frame_0629.jpg"/>
+                          <pic:cNvPicPr/>
+                        </pic:nvPicPr>
+                        <pic:blipFill>
+                          <a:blip r:embed="rId11"/>
+                          <a:stretch>
+                            <a:fillRect/>
+                          </a:stretch>
+                        </pic:blipFill>
+                        <pic:spPr>
+                          <a:xfrm>
+                            <a:off x="0" y="0"/>
+                            <a:ext cx="1097280" cy="617220"/>
+                          </a:xfrm>
+                          <a:prstGeom prst="rect"/>
+                        </pic:spPr>
+                      </pic:pic>
+                    </a:graphicData>
+                  </a:graphic>
+                </wp:inline>
+              </w:drawing>
             </w:r>
           </w:p>
         </w:tc>
@@ -619,7 +1363,38 @@
           </w:tcPr>
           <w:p>
             <w:r>
-              <w:t>frame_0000.jpg</w:t>
+              <w:drawing>
+                <wp:inline xmlns:a="http://schemas.openxmlformats.org/drawingml/2006/main" xmlns:pic="http://schemas.openxmlformats.org/drawingml/2006/picture">
+                  <wp:extent cx="1097280" cy="617220"/>
+                  <wp:docPr id="25" name="Picture 25"/>
+                  <wp:cNvGraphicFramePr>
+                    <a:graphicFrameLocks noChangeAspect="1"/>
+                  </wp:cNvGraphicFramePr>
+                  <a:graphic>
+                    <a:graphicData uri="http://schemas.openxmlformats.org/drawingml/2006/picture">
+                      <pic:pic>
+                        <pic:nvPicPr>
+                          <pic:cNvPr id="0" name="frame_0000.jpg"/>
+                          <pic:cNvPicPr/>
+                        </pic:nvPicPr>
+                        <pic:blipFill>
+                          <a:blip r:embed="rId9"/>
+                          <a:stretch>
+                            <a:fillRect/>
+                          </a:stretch>
+                        </pic:blipFill>
+                        <pic:spPr>
+                          <a:xfrm>
+                            <a:off x="0" y="0"/>
+                            <a:ext cx="1097280" cy="617220"/>
+                          </a:xfrm>
+                          <a:prstGeom prst="rect"/>
+                        </pic:spPr>
+                      </pic:pic>
+                    </a:graphicData>
+                  </a:graphic>
+                </wp:inline>
+              </w:drawing>
             </w:r>
           </w:p>
         </w:tc>
@@ -629,7 +1404,38 @@
           </w:tcPr>
           <w:p>
             <w:r>
-              <w:t>frame_0314.jpg</w:t>
+              <w:drawing>
+                <wp:inline xmlns:a="http://schemas.openxmlformats.org/drawingml/2006/main" xmlns:pic="http://schemas.openxmlformats.org/drawingml/2006/picture">
+                  <wp:extent cx="1097280" cy="617220"/>
+                  <wp:docPr id="26" name="Picture 26"/>
+                  <wp:cNvGraphicFramePr>
+                    <a:graphicFrameLocks noChangeAspect="1"/>
+                  </wp:cNvGraphicFramePr>
+                  <a:graphic>
+                    <a:graphicData uri="http://schemas.openxmlformats.org/drawingml/2006/picture">
+                      <pic:pic>
+                        <pic:nvPicPr>
+                          <pic:cNvPr id="0" name="frame_0314.jpg"/>
+                          <pic:cNvPicPr/>
+                        </pic:nvPicPr>
+                        <pic:blipFill>
+                          <a:blip r:embed="rId10"/>
+                          <a:stretch>
+                            <a:fillRect/>
+                          </a:stretch>
+                        </pic:blipFill>
+                        <pic:spPr>
+                          <a:xfrm>
+                            <a:off x="0" y="0"/>
+                            <a:ext cx="1097280" cy="617220"/>
+                          </a:xfrm>
+                          <a:prstGeom prst="rect"/>
+                        </pic:spPr>
+                      </pic:pic>
+                    </a:graphicData>
+                  </a:graphic>
+                </wp:inline>
+              </w:drawing>
             </w:r>
           </w:p>
         </w:tc>
@@ -639,7 +1445,38 @@
           </w:tcPr>
           <w:p>
             <w:r>
-              <w:t>frame_0629.jpg</w:t>
+              <w:drawing>
+                <wp:inline xmlns:a="http://schemas.openxmlformats.org/drawingml/2006/main" xmlns:pic="http://schemas.openxmlformats.org/drawingml/2006/picture">
+                  <wp:extent cx="1097280" cy="617220"/>
+                  <wp:docPr id="27" name="Picture 27"/>
+                  <wp:cNvGraphicFramePr>
+                    <a:graphicFrameLocks noChangeAspect="1"/>
+                  </wp:cNvGraphicFramePr>
+                  <a:graphic>
+                    <a:graphicData uri="http://schemas.openxmlformats.org/drawingml/2006/picture">
+                      <pic:pic>
+                        <pic:nvPicPr>
+                          <pic:cNvPr id="0" name="frame_0629.jpg"/>
+                          <pic:cNvPicPr/>
+                        </pic:nvPicPr>
+                        <pic:blipFill>
+                          <a:blip r:embed="rId11"/>
+                          <a:stretch>
+                            <a:fillRect/>
+                          </a:stretch>
+                        </pic:blipFill>
+                        <pic:spPr>
+                          <a:xfrm>
+                            <a:off x="0" y="0"/>
+                            <a:ext cx="1097280" cy="617220"/>
+                          </a:xfrm>
+                          <a:prstGeom prst="rect"/>
+                        </pic:spPr>
+                      </pic:pic>
+                    </a:graphicData>
+                  </a:graphic>
+                </wp:inline>
+              </w:drawing>
             </w:r>
           </w:p>
         </w:tc>
@@ -678,7 +1515,38 @@
           </w:tcPr>
           <w:p>
             <w:r>
-              <w:t>frame_0000.jpg</w:t>
+              <w:drawing>
+                <wp:inline xmlns:a="http://schemas.openxmlformats.org/drawingml/2006/main" xmlns:pic="http://schemas.openxmlformats.org/drawingml/2006/picture">
+                  <wp:extent cx="1097280" cy="617220"/>
+                  <wp:docPr id="28" name="Picture 28"/>
+                  <wp:cNvGraphicFramePr>
+                    <a:graphicFrameLocks noChangeAspect="1"/>
+                  </wp:cNvGraphicFramePr>
+                  <a:graphic>
+                    <a:graphicData uri="http://schemas.openxmlformats.org/drawingml/2006/picture">
+                      <pic:pic>
+                        <pic:nvPicPr>
+                          <pic:cNvPr id="0" name="frame_0000.jpg"/>
+                          <pic:cNvPicPr/>
+                        </pic:nvPicPr>
+                        <pic:blipFill>
+                          <a:blip r:embed="rId9"/>
+                          <a:stretch>
+                            <a:fillRect/>
+                          </a:stretch>
+                        </pic:blipFill>
+                        <pic:spPr>
+                          <a:xfrm>
+                            <a:off x="0" y="0"/>
+                            <a:ext cx="1097280" cy="617220"/>
+                          </a:xfrm>
+                          <a:prstGeom prst="rect"/>
+                        </pic:spPr>
+                      </pic:pic>
+                    </a:graphicData>
+                  </a:graphic>
+                </wp:inline>
+              </w:drawing>
             </w:r>
           </w:p>
         </w:tc>
@@ -688,7 +1556,38 @@
           </w:tcPr>
           <w:p>
             <w:r>
-              <w:t>frame_0314.jpg</w:t>
+              <w:drawing>
+                <wp:inline xmlns:a="http://schemas.openxmlformats.org/drawingml/2006/main" xmlns:pic="http://schemas.openxmlformats.org/drawingml/2006/picture">
+                  <wp:extent cx="1097280" cy="617220"/>
+                  <wp:docPr id="29" name="Picture 29"/>
+                  <wp:cNvGraphicFramePr>
+                    <a:graphicFrameLocks noChangeAspect="1"/>
+                  </wp:cNvGraphicFramePr>
+                  <a:graphic>
+                    <a:graphicData uri="http://schemas.openxmlformats.org/drawingml/2006/picture">
+                      <pic:pic>
+                        <pic:nvPicPr>
+                          <pic:cNvPr id="0" name="frame_0314.jpg"/>
+                          <pic:cNvPicPr/>
+                        </pic:nvPicPr>
+                        <pic:blipFill>
+                          <a:blip r:embed="rId10"/>
+                          <a:stretch>
+                            <a:fillRect/>
+                          </a:stretch>
+                        </pic:blipFill>
+                        <pic:spPr>
+                          <a:xfrm>
+                            <a:off x="0" y="0"/>
+                            <a:ext cx="1097280" cy="617220"/>
+                          </a:xfrm>
+                          <a:prstGeom prst="rect"/>
+                        </pic:spPr>
+                      </pic:pic>
+                    </a:graphicData>
+                  </a:graphic>
+                </wp:inline>
+              </w:drawing>
             </w:r>
           </w:p>
         </w:tc>
@@ -698,7 +1597,38 @@
           </w:tcPr>
           <w:p>
             <w:r>
-              <w:t>frame_0629.jpg</w:t>
+              <w:drawing>
+                <wp:inline xmlns:a="http://schemas.openxmlformats.org/drawingml/2006/main" xmlns:pic="http://schemas.openxmlformats.org/drawingml/2006/picture">
+                  <wp:extent cx="1097280" cy="617220"/>
+                  <wp:docPr id="30" name="Picture 30"/>
+                  <wp:cNvGraphicFramePr>
+                    <a:graphicFrameLocks noChangeAspect="1"/>
+                  </wp:cNvGraphicFramePr>
+                  <a:graphic>
+                    <a:graphicData uri="http://schemas.openxmlformats.org/drawingml/2006/picture">
+                      <pic:pic>
+                        <pic:nvPicPr>
+                          <pic:cNvPr id="0" name="frame_0629.jpg"/>
+                          <pic:cNvPicPr/>
+                        </pic:nvPicPr>
+                        <pic:blipFill>
+                          <a:blip r:embed="rId11"/>
+                          <a:stretch>
+                            <a:fillRect/>
+                          </a:stretch>
+                        </pic:blipFill>
+                        <pic:spPr>
+                          <a:xfrm>
+                            <a:off x="0" y="0"/>
+                            <a:ext cx="1097280" cy="617220"/>
+                          </a:xfrm>
+                          <a:prstGeom prst="rect"/>
+                        </pic:spPr>
+                      </pic:pic>
+                    </a:graphicData>
+                  </a:graphic>
+                </wp:inline>
+              </w:drawing>
             </w:r>
           </w:p>
         </w:tc>
@@ -737,7 +1667,38 @@
           </w:tcPr>
           <w:p>
             <w:r>
-              <w:t>frame_0000.jpg</w:t>
+              <w:drawing>
+                <wp:inline xmlns:a="http://schemas.openxmlformats.org/drawingml/2006/main" xmlns:pic="http://schemas.openxmlformats.org/drawingml/2006/picture">
+                  <wp:extent cx="1097280" cy="617220"/>
+                  <wp:docPr id="31" name="Picture 31"/>
+                  <wp:cNvGraphicFramePr>
+                    <a:graphicFrameLocks noChangeAspect="1"/>
+                  </wp:cNvGraphicFramePr>
+                  <a:graphic>
+                    <a:graphicData uri="http://schemas.openxmlformats.org/drawingml/2006/picture">
+                      <pic:pic>
+                        <pic:nvPicPr>
+                          <pic:cNvPr id="0" name="frame_0000.jpg"/>
+                          <pic:cNvPicPr/>
+                        </pic:nvPicPr>
+                        <pic:blipFill>
+                          <a:blip r:embed="rId9"/>
+                          <a:stretch>
+                            <a:fillRect/>
+                          </a:stretch>
+                        </pic:blipFill>
+                        <pic:spPr>
+                          <a:xfrm>
+                            <a:off x="0" y="0"/>
+                            <a:ext cx="1097280" cy="617220"/>
+                          </a:xfrm>
+                          <a:prstGeom prst="rect"/>
+                        </pic:spPr>
+                      </pic:pic>
+                    </a:graphicData>
+                  </a:graphic>
+                </wp:inline>
+              </w:drawing>
             </w:r>
           </w:p>
         </w:tc>
@@ -747,7 +1708,38 @@
           </w:tcPr>
           <w:p>
             <w:r>
-              <w:t>frame_0314.jpg</w:t>
+              <w:drawing>
+                <wp:inline xmlns:a="http://schemas.openxmlformats.org/drawingml/2006/main" xmlns:pic="http://schemas.openxmlformats.org/drawingml/2006/picture">
+                  <wp:extent cx="1097280" cy="617220"/>
+                  <wp:docPr id="32" name="Picture 32"/>
+                  <wp:cNvGraphicFramePr>
+                    <a:graphicFrameLocks noChangeAspect="1"/>
+                  </wp:cNvGraphicFramePr>
+                  <a:graphic>
+                    <a:graphicData uri="http://schemas.openxmlformats.org/drawingml/2006/picture">
+                      <pic:pic>
+                        <pic:nvPicPr>
+                          <pic:cNvPr id="0" name="frame_0314.jpg"/>
+                          <pic:cNvPicPr/>
+                        </pic:nvPicPr>
+                        <pic:blipFill>
+                          <a:blip r:embed="rId10"/>
+                          <a:stretch>
+                            <a:fillRect/>
+                          </a:stretch>
+                        </pic:blipFill>
+                        <pic:spPr>
+                          <a:xfrm>
+                            <a:off x="0" y="0"/>
+                            <a:ext cx="1097280" cy="617220"/>
+                          </a:xfrm>
+                          <a:prstGeom prst="rect"/>
+                        </pic:spPr>
+                      </pic:pic>
+                    </a:graphicData>
+                  </a:graphic>
+                </wp:inline>
+              </w:drawing>
             </w:r>
           </w:p>
         </w:tc>
@@ -757,7 +1749,38 @@
           </w:tcPr>
           <w:p>
             <w:r>
-              <w:t>frame_0629.jpg</w:t>
+              <w:drawing>
+                <wp:inline xmlns:a="http://schemas.openxmlformats.org/drawingml/2006/main" xmlns:pic="http://schemas.openxmlformats.org/drawingml/2006/picture">
+                  <wp:extent cx="1097280" cy="617220"/>
+                  <wp:docPr id="33" name="Picture 33"/>
+                  <wp:cNvGraphicFramePr>
+                    <a:graphicFrameLocks noChangeAspect="1"/>
+                  </wp:cNvGraphicFramePr>
+                  <a:graphic>
+                    <a:graphicData uri="http://schemas.openxmlformats.org/drawingml/2006/picture">
+                      <pic:pic>
+                        <pic:nvPicPr>
+                          <pic:cNvPr id="0" name="frame_0629.jpg"/>
+                          <pic:cNvPicPr/>
+                        </pic:nvPicPr>
+                        <pic:blipFill>
+                          <a:blip r:embed="rId11"/>
+                          <a:stretch>
+                            <a:fillRect/>
+                          </a:stretch>
+                        </pic:blipFill>
+                        <pic:spPr>
+                          <a:xfrm>
+                            <a:off x="0" y="0"/>
+                            <a:ext cx="1097280" cy="617220"/>
+                          </a:xfrm>
+                          <a:prstGeom prst="rect"/>
+                        </pic:spPr>
+                      </pic:pic>
+                    </a:graphicData>
+                  </a:graphic>
+                </wp:inline>
+              </w:drawing>
             </w:r>
           </w:p>
         </w:tc>
@@ -796,7 +1819,38 @@
           </w:tcPr>
           <w:p>
             <w:r>
-              <w:t>frame_0000.jpg</w:t>
+              <w:drawing>
+                <wp:inline xmlns:a="http://schemas.openxmlformats.org/drawingml/2006/main" xmlns:pic="http://schemas.openxmlformats.org/drawingml/2006/picture">
+                  <wp:extent cx="1097280" cy="617220"/>
+                  <wp:docPr id="34" name="Picture 34"/>
+                  <wp:cNvGraphicFramePr>
+                    <a:graphicFrameLocks noChangeAspect="1"/>
+                  </wp:cNvGraphicFramePr>
+                  <a:graphic>
+                    <a:graphicData uri="http://schemas.openxmlformats.org/drawingml/2006/picture">
+                      <pic:pic>
+                        <pic:nvPicPr>
+                          <pic:cNvPr id="0" name="frame_0000.jpg"/>
+                          <pic:cNvPicPr/>
+                        </pic:nvPicPr>
+                        <pic:blipFill>
+                          <a:blip r:embed="rId9"/>
+                          <a:stretch>
+                            <a:fillRect/>
+                          </a:stretch>
+                        </pic:blipFill>
+                        <pic:spPr>
+                          <a:xfrm>
+                            <a:off x="0" y="0"/>
+                            <a:ext cx="1097280" cy="617220"/>
+                          </a:xfrm>
+                          <a:prstGeom prst="rect"/>
+                        </pic:spPr>
+                      </pic:pic>
+                    </a:graphicData>
+                  </a:graphic>
+                </wp:inline>
+              </w:drawing>
             </w:r>
           </w:p>
         </w:tc>
@@ -806,7 +1860,38 @@
           </w:tcPr>
           <w:p>
             <w:r>
-              <w:t>frame_0314.jpg</w:t>
+              <w:drawing>
+                <wp:inline xmlns:a="http://schemas.openxmlformats.org/drawingml/2006/main" xmlns:pic="http://schemas.openxmlformats.org/drawingml/2006/picture">
+                  <wp:extent cx="1097280" cy="617220"/>
+                  <wp:docPr id="35" name="Picture 35"/>
+                  <wp:cNvGraphicFramePr>
+                    <a:graphicFrameLocks noChangeAspect="1"/>
+                  </wp:cNvGraphicFramePr>
+                  <a:graphic>
+                    <a:graphicData uri="http://schemas.openxmlformats.org/drawingml/2006/picture">
+                      <pic:pic>
+                        <pic:nvPicPr>
+                          <pic:cNvPr id="0" name="frame_0314.jpg"/>
+                          <pic:cNvPicPr/>
+                        </pic:nvPicPr>
+                        <pic:blipFill>
+                          <a:blip r:embed="rId10"/>
+                          <a:stretch>
+                            <a:fillRect/>
+                          </a:stretch>
+                        </pic:blipFill>
+                        <pic:spPr>
+                          <a:xfrm>
+                            <a:off x="0" y="0"/>
+                            <a:ext cx="1097280" cy="617220"/>
+                          </a:xfrm>
+                          <a:prstGeom prst="rect"/>
+                        </pic:spPr>
+                      </pic:pic>
+                    </a:graphicData>
+                  </a:graphic>
+                </wp:inline>
+              </w:drawing>
             </w:r>
           </w:p>
         </w:tc>
@@ -816,7 +1901,38 @@
           </w:tcPr>
           <w:p>
             <w:r>
-              <w:t>frame_0629.jpg</w:t>
+              <w:drawing>
+                <wp:inline xmlns:a="http://schemas.openxmlformats.org/drawingml/2006/main" xmlns:pic="http://schemas.openxmlformats.org/drawingml/2006/picture">
+                  <wp:extent cx="1097280" cy="617220"/>
+                  <wp:docPr id="36" name="Picture 36"/>
+                  <wp:cNvGraphicFramePr>
+                    <a:graphicFrameLocks noChangeAspect="1"/>
+                  </wp:cNvGraphicFramePr>
+                  <a:graphic>
+                    <a:graphicData uri="http://schemas.openxmlformats.org/drawingml/2006/picture">
+                      <pic:pic>
+                        <pic:nvPicPr>
+                          <pic:cNvPr id="0" name="frame_0629.jpg"/>
+                          <pic:cNvPicPr/>
+                        </pic:nvPicPr>
+                        <pic:blipFill>
+                          <a:blip r:embed="rId11"/>
+                          <a:stretch>
+                            <a:fillRect/>
+                          </a:stretch>
+                        </pic:blipFill>
+                        <pic:spPr>
+                          <a:xfrm>
+                            <a:off x="0" y="0"/>
+                            <a:ext cx="1097280" cy="617220"/>
+                          </a:xfrm>
+                          <a:prstGeom prst="rect"/>
+                        </pic:spPr>
+                      </pic:pic>
+                    </a:graphicData>
+                  </a:graphic>
+                </wp:inline>
+              </w:drawing>
             </w:r>
           </w:p>
         </w:tc>
@@ -860,7 +1976,38 @@
           </w:tcPr>
           <w:p>
             <w:r>
-              <w:t>frame_0000.jpg</w:t>
+              <w:drawing>
+                <wp:inline xmlns:a="http://schemas.openxmlformats.org/drawingml/2006/main" xmlns:pic="http://schemas.openxmlformats.org/drawingml/2006/picture">
+                  <wp:extent cx="1097280" cy="617220"/>
+                  <wp:docPr id="37" name="Picture 37"/>
+                  <wp:cNvGraphicFramePr>
+                    <a:graphicFrameLocks noChangeAspect="1"/>
+                  </wp:cNvGraphicFramePr>
+                  <a:graphic>
+                    <a:graphicData uri="http://schemas.openxmlformats.org/drawingml/2006/picture">
+                      <pic:pic>
+                        <pic:nvPicPr>
+                          <pic:cNvPr id="0" name="frame_0000.jpg"/>
+                          <pic:cNvPicPr/>
+                        </pic:nvPicPr>
+                        <pic:blipFill>
+                          <a:blip r:embed="rId9"/>
+                          <a:stretch>
+                            <a:fillRect/>
+                          </a:stretch>
+                        </pic:blipFill>
+                        <pic:spPr>
+                          <a:xfrm>
+                            <a:off x="0" y="0"/>
+                            <a:ext cx="1097280" cy="617220"/>
+                          </a:xfrm>
+                          <a:prstGeom prst="rect"/>
+                        </pic:spPr>
+                      </pic:pic>
+                    </a:graphicData>
+                  </a:graphic>
+                </wp:inline>
+              </w:drawing>
             </w:r>
           </w:p>
         </w:tc>
@@ -870,7 +2017,38 @@
           </w:tcPr>
           <w:p>
             <w:r>
-              <w:t>frame_0314.jpg</w:t>
+              <w:drawing>
+                <wp:inline xmlns:a="http://schemas.openxmlformats.org/drawingml/2006/main" xmlns:pic="http://schemas.openxmlformats.org/drawingml/2006/picture">
+                  <wp:extent cx="1097280" cy="617220"/>
+                  <wp:docPr id="38" name="Picture 38"/>
+                  <wp:cNvGraphicFramePr>
+                    <a:graphicFrameLocks noChangeAspect="1"/>
+                  </wp:cNvGraphicFramePr>
+                  <a:graphic>
+                    <a:graphicData uri="http://schemas.openxmlformats.org/drawingml/2006/picture">
+                      <pic:pic>
+                        <pic:nvPicPr>
+                          <pic:cNvPr id="0" name="frame_0314.jpg"/>
+                          <pic:cNvPicPr/>
+                        </pic:nvPicPr>
+                        <pic:blipFill>
+                          <a:blip r:embed="rId10"/>
+                          <a:stretch>
+                            <a:fillRect/>
+                          </a:stretch>
+                        </pic:blipFill>
+                        <pic:spPr>
+                          <a:xfrm>
+                            <a:off x="0" y="0"/>
+                            <a:ext cx="1097280" cy="617220"/>
+                          </a:xfrm>
+                          <a:prstGeom prst="rect"/>
+                        </pic:spPr>
+                      </pic:pic>
+                    </a:graphicData>
+                  </a:graphic>
+                </wp:inline>
+              </w:drawing>
             </w:r>
           </w:p>
         </w:tc>
@@ -880,7 +2058,38 @@
           </w:tcPr>
           <w:p>
             <w:r>
-              <w:t>frame_0629.jpg</w:t>
+              <w:drawing>
+                <wp:inline xmlns:a="http://schemas.openxmlformats.org/drawingml/2006/main" xmlns:pic="http://schemas.openxmlformats.org/drawingml/2006/picture">
+                  <wp:extent cx="1097280" cy="617220"/>
+                  <wp:docPr id="39" name="Picture 39"/>
+                  <wp:cNvGraphicFramePr>
+                    <a:graphicFrameLocks noChangeAspect="1"/>
+                  </wp:cNvGraphicFramePr>
+                  <a:graphic>
+                    <a:graphicData uri="http://schemas.openxmlformats.org/drawingml/2006/picture">
+                      <pic:pic>
+                        <pic:nvPicPr>
+                          <pic:cNvPr id="0" name="frame_0629.jpg"/>
+                          <pic:cNvPicPr/>
+                        </pic:nvPicPr>
+                        <pic:blipFill>
+                          <a:blip r:embed="rId11"/>
+                          <a:stretch>
+                            <a:fillRect/>
+                          </a:stretch>
+                        </pic:blipFill>
+                        <pic:spPr>
+                          <a:xfrm>
+                            <a:off x="0" y="0"/>
+                            <a:ext cx="1097280" cy="617220"/>
+                          </a:xfrm>
+                          <a:prstGeom prst="rect"/>
+                        </pic:spPr>
+                      </pic:pic>
+                    </a:graphicData>
+                  </a:graphic>
+                </wp:inline>
+              </w:drawing>
             </w:r>
           </w:p>
         </w:tc>
@@ -919,7 +2128,38 @@
           </w:tcPr>
           <w:p>
             <w:r>
-              <w:t>frame_0000.jpg</w:t>
+              <w:drawing>
+                <wp:inline xmlns:a="http://schemas.openxmlformats.org/drawingml/2006/main" xmlns:pic="http://schemas.openxmlformats.org/drawingml/2006/picture">
+                  <wp:extent cx="1097280" cy="617220"/>
+                  <wp:docPr id="40" name="Picture 40"/>
+                  <wp:cNvGraphicFramePr>
+                    <a:graphicFrameLocks noChangeAspect="1"/>
+                  </wp:cNvGraphicFramePr>
+                  <a:graphic>
+                    <a:graphicData uri="http://schemas.openxmlformats.org/drawingml/2006/picture">
+                      <pic:pic>
+                        <pic:nvPicPr>
+                          <pic:cNvPr id="0" name="frame_0000.jpg"/>
+                          <pic:cNvPicPr/>
+                        </pic:nvPicPr>
+                        <pic:blipFill>
+                          <a:blip r:embed="rId9"/>
+                          <a:stretch>
+                            <a:fillRect/>
+                          </a:stretch>
+                        </pic:blipFill>
+                        <pic:spPr>
+                          <a:xfrm>
+                            <a:off x="0" y="0"/>
+                            <a:ext cx="1097280" cy="617220"/>
+                          </a:xfrm>
+                          <a:prstGeom prst="rect"/>
+                        </pic:spPr>
+                      </pic:pic>
+                    </a:graphicData>
+                  </a:graphic>
+                </wp:inline>
+              </w:drawing>
             </w:r>
           </w:p>
         </w:tc>
@@ -929,7 +2169,38 @@
           </w:tcPr>
           <w:p>
             <w:r>
-              <w:t>frame_0314.jpg</w:t>
+              <w:drawing>
+                <wp:inline xmlns:a="http://schemas.openxmlformats.org/drawingml/2006/main" xmlns:pic="http://schemas.openxmlformats.org/drawingml/2006/picture">
+                  <wp:extent cx="1097280" cy="617220"/>
+                  <wp:docPr id="41" name="Picture 41"/>
+                  <wp:cNvGraphicFramePr>
+                    <a:graphicFrameLocks noChangeAspect="1"/>
+                  </wp:cNvGraphicFramePr>
+                  <a:graphic>
+                    <a:graphicData uri="http://schemas.openxmlformats.org/drawingml/2006/picture">
+                      <pic:pic>
+                        <pic:nvPicPr>
+                          <pic:cNvPr id="0" name="frame_0314.jpg"/>
+                          <pic:cNvPicPr/>
+                        </pic:nvPicPr>
+                        <pic:blipFill>
+                          <a:blip r:embed="rId10"/>
+                          <a:stretch>
+                            <a:fillRect/>
+                          </a:stretch>
+                        </pic:blipFill>
+                        <pic:spPr>
+                          <a:xfrm>
+                            <a:off x="0" y="0"/>
+                            <a:ext cx="1097280" cy="617220"/>
+                          </a:xfrm>
+                          <a:prstGeom prst="rect"/>
+                        </pic:spPr>
+                      </pic:pic>
+                    </a:graphicData>
+                  </a:graphic>
+                </wp:inline>
+              </w:drawing>
             </w:r>
           </w:p>
         </w:tc>
@@ -939,7 +2210,38 @@
           </w:tcPr>
           <w:p>
             <w:r>
-              <w:t>frame_0629.jpg</w:t>
+              <w:drawing>
+                <wp:inline xmlns:a="http://schemas.openxmlformats.org/drawingml/2006/main" xmlns:pic="http://schemas.openxmlformats.org/drawingml/2006/picture">
+                  <wp:extent cx="1097280" cy="617220"/>
+                  <wp:docPr id="42" name="Picture 42"/>
+                  <wp:cNvGraphicFramePr>
+                    <a:graphicFrameLocks noChangeAspect="1"/>
+                  </wp:cNvGraphicFramePr>
+                  <a:graphic>
+                    <a:graphicData uri="http://schemas.openxmlformats.org/drawingml/2006/picture">
+                      <pic:pic>
+                        <pic:nvPicPr>
+                          <pic:cNvPr id="0" name="frame_0629.jpg"/>
+                          <pic:cNvPicPr/>
+                        </pic:nvPicPr>
+                        <pic:blipFill>
+                          <a:blip r:embed="rId11"/>
+                          <a:stretch>
+                            <a:fillRect/>
+                          </a:stretch>
+                        </pic:blipFill>
+                        <pic:spPr>
+                          <a:xfrm>
+                            <a:off x="0" y="0"/>
+                            <a:ext cx="1097280" cy="617220"/>
+                          </a:xfrm>
+                          <a:prstGeom prst="rect"/>
+                        </pic:spPr>
+                      </pic:pic>
+                    </a:graphicData>
+                  </a:graphic>
+                </wp:inline>
+              </w:drawing>
             </w:r>
           </w:p>
         </w:tc>
@@ -978,7 +2280,38 @@
           </w:tcPr>
           <w:p>
             <w:r>
-              <w:t>frame_0000.jpg</w:t>
+              <w:drawing>
+                <wp:inline xmlns:a="http://schemas.openxmlformats.org/drawingml/2006/main" xmlns:pic="http://schemas.openxmlformats.org/drawingml/2006/picture">
+                  <wp:extent cx="1097280" cy="617220"/>
+                  <wp:docPr id="43" name="Picture 43"/>
+                  <wp:cNvGraphicFramePr>
+                    <a:graphicFrameLocks noChangeAspect="1"/>
+                  </wp:cNvGraphicFramePr>
+                  <a:graphic>
+                    <a:graphicData uri="http://schemas.openxmlformats.org/drawingml/2006/picture">
+                      <pic:pic>
+                        <pic:nvPicPr>
+                          <pic:cNvPr id="0" name="frame_0000.jpg"/>
+                          <pic:cNvPicPr/>
+                        </pic:nvPicPr>
+                        <pic:blipFill>
+                          <a:blip r:embed="rId9"/>
+                          <a:stretch>
+                            <a:fillRect/>
+                          </a:stretch>
+                        </pic:blipFill>
+                        <pic:spPr>
+                          <a:xfrm>
+                            <a:off x="0" y="0"/>
+                            <a:ext cx="1097280" cy="617220"/>
+                          </a:xfrm>
+                          <a:prstGeom prst="rect"/>
+                        </pic:spPr>
+                      </pic:pic>
+                    </a:graphicData>
+                  </a:graphic>
+                </wp:inline>
+              </w:drawing>
             </w:r>
           </w:p>
         </w:tc>
@@ -988,7 +2321,38 @@
           </w:tcPr>
           <w:p>
             <w:r>
-              <w:t>frame_0314.jpg</w:t>
+              <w:drawing>
+                <wp:inline xmlns:a="http://schemas.openxmlformats.org/drawingml/2006/main" xmlns:pic="http://schemas.openxmlformats.org/drawingml/2006/picture">
+                  <wp:extent cx="1097280" cy="617220"/>
+                  <wp:docPr id="44" name="Picture 44"/>
+                  <wp:cNvGraphicFramePr>
+                    <a:graphicFrameLocks noChangeAspect="1"/>
+                  </wp:cNvGraphicFramePr>
+                  <a:graphic>
+                    <a:graphicData uri="http://schemas.openxmlformats.org/drawingml/2006/picture">
+                      <pic:pic>
+                        <pic:nvPicPr>
+                          <pic:cNvPr id="0" name="frame_0314.jpg"/>
+                          <pic:cNvPicPr/>
+                        </pic:nvPicPr>
+                        <pic:blipFill>
+                          <a:blip r:embed="rId10"/>
+                          <a:stretch>
+                            <a:fillRect/>
+                          </a:stretch>
+                        </pic:blipFill>
+                        <pic:spPr>
+                          <a:xfrm>
+                            <a:off x="0" y="0"/>
+                            <a:ext cx="1097280" cy="617220"/>
+                          </a:xfrm>
+                          <a:prstGeom prst="rect"/>
+                        </pic:spPr>
+                      </pic:pic>
+                    </a:graphicData>
+                  </a:graphic>
+                </wp:inline>
+              </w:drawing>
             </w:r>
           </w:p>
         </w:tc>
@@ -998,7 +2362,38 @@
           </w:tcPr>
           <w:p>
             <w:r>
-              <w:t>frame_0629.jpg</w:t>
+              <w:drawing>
+                <wp:inline xmlns:a="http://schemas.openxmlformats.org/drawingml/2006/main" xmlns:pic="http://schemas.openxmlformats.org/drawingml/2006/picture">
+                  <wp:extent cx="1097280" cy="617220"/>
+                  <wp:docPr id="45" name="Picture 45"/>
+                  <wp:cNvGraphicFramePr>
+                    <a:graphicFrameLocks noChangeAspect="1"/>
+                  </wp:cNvGraphicFramePr>
+                  <a:graphic>
+                    <a:graphicData uri="http://schemas.openxmlformats.org/drawingml/2006/picture">
+                      <pic:pic>
+                        <pic:nvPicPr>
+                          <pic:cNvPr id="0" name="frame_0629.jpg"/>
+                          <pic:cNvPicPr/>
+                        </pic:nvPicPr>
+                        <pic:blipFill>
+                          <a:blip r:embed="rId11"/>
+                          <a:stretch>
+                            <a:fillRect/>
+                          </a:stretch>
+                        </pic:blipFill>
+                        <pic:spPr>
+                          <a:xfrm>
+                            <a:off x="0" y="0"/>
+                            <a:ext cx="1097280" cy="617220"/>
+                          </a:xfrm>
+                          <a:prstGeom prst="rect"/>
+                        </pic:spPr>
+                      </pic:pic>
+                    </a:graphicData>
+                  </a:graphic>
+                </wp:inline>
+              </w:drawing>
             </w:r>
           </w:p>
         </w:tc>
@@ -1037,7 +2432,38 @@
           </w:tcPr>
           <w:p>
             <w:r>
-              <w:t>frame_0000.jpg</w:t>
+              <w:drawing>
+                <wp:inline xmlns:a="http://schemas.openxmlformats.org/drawingml/2006/main" xmlns:pic="http://schemas.openxmlformats.org/drawingml/2006/picture">
+                  <wp:extent cx="1097280" cy="617220"/>
+                  <wp:docPr id="46" name="Picture 46"/>
+                  <wp:cNvGraphicFramePr>
+                    <a:graphicFrameLocks noChangeAspect="1"/>
+                  </wp:cNvGraphicFramePr>
+                  <a:graphic>
+                    <a:graphicData uri="http://schemas.openxmlformats.org/drawingml/2006/picture">
+                      <pic:pic>
+                        <pic:nvPicPr>
+                          <pic:cNvPr id="0" name="frame_0000.jpg"/>
+                          <pic:cNvPicPr/>
+                        </pic:nvPicPr>
+                        <pic:blipFill>
+                          <a:blip r:embed="rId9"/>
+                          <a:stretch>
+                            <a:fillRect/>
+                          </a:stretch>
+                        </pic:blipFill>
+                        <pic:spPr>
+                          <a:xfrm>
+                            <a:off x="0" y="0"/>
+                            <a:ext cx="1097280" cy="617220"/>
+                          </a:xfrm>
+                          <a:prstGeom prst="rect"/>
+                        </pic:spPr>
+                      </pic:pic>
+                    </a:graphicData>
+                  </a:graphic>
+                </wp:inline>
+              </w:drawing>
             </w:r>
           </w:p>
         </w:tc>
@@ -1047,7 +2473,38 @@
           </w:tcPr>
           <w:p>
             <w:r>
-              <w:t>frame_0314.jpg</w:t>
+              <w:drawing>
+                <wp:inline xmlns:a="http://schemas.openxmlformats.org/drawingml/2006/main" xmlns:pic="http://schemas.openxmlformats.org/drawingml/2006/picture">
+                  <wp:extent cx="1097280" cy="617220"/>
+                  <wp:docPr id="47" name="Picture 47"/>
+                  <wp:cNvGraphicFramePr>
+                    <a:graphicFrameLocks noChangeAspect="1"/>
+                  </wp:cNvGraphicFramePr>
+                  <a:graphic>
+                    <a:graphicData uri="http://schemas.openxmlformats.org/drawingml/2006/picture">
+                      <pic:pic>
+                        <pic:nvPicPr>
+                          <pic:cNvPr id="0" name="frame_0314.jpg"/>
+                          <pic:cNvPicPr/>
+                        </pic:nvPicPr>
+                        <pic:blipFill>
+                          <a:blip r:embed="rId10"/>
+                          <a:stretch>
+                            <a:fillRect/>
+                          </a:stretch>
+                        </pic:blipFill>
+                        <pic:spPr>
+                          <a:xfrm>
+                            <a:off x="0" y="0"/>
+                            <a:ext cx="1097280" cy="617220"/>
+                          </a:xfrm>
+                          <a:prstGeom prst="rect"/>
+                        </pic:spPr>
+                      </pic:pic>
+                    </a:graphicData>
+                  </a:graphic>
+                </wp:inline>
+              </w:drawing>
             </w:r>
           </w:p>
         </w:tc>
@@ -1057,7 +2514,38 @@
           </w:tcPr>
           <w:p>
             <w:r>
-              <w:t>frame_0629.jpg</w:t>
+              <w:drawing>
+                <wp:inline xmlns:a="http://schemas.openxmlformats.org/drawingml/2006/main" xmlns:pic="http://schemas.openxmlformats.org/drawingml/2006/picture">
+                  <wp:extent cx="1097280" cy="617220"/>
+                  <wp:docPr id="48" name="Picture 48"/>
+                  <wp:cNvGraphicFramePr>
+                    <a:graphicFrameLocks noChangeAspect="1"/>
+                  </wp:cNvGraphicFramePr>
+                  <a:graphic>
+                    <a:graphicData uri="http://schemas.openxmlformats.org/drawingml/2006/picture">
+                      <pic:pic>
+                        <pic:nvPicPr>
+                          <pic:cNvPr id="0" name="frame_0629.jpg"/>
+                          <pic:cNvPicPr/>
+                        </pic:nvPicPr>
+                        <pic:blipFill>
+                          <a:blip r:embed="rId11"/>
+                          <a:stretch>
+                            <a:fillRect/>
+                          </a:stretch>
+                        </pic:blipFill>
+                        <pic:spPr>
+                          <a:xfrm>
+                            <a:off x="0" y="0"/>
+                            <a:ext cx="1097280" cy="617220"/>
+                          </a:xfrm>
+                          <a:prstGeom prst="rect"/>
+                        </pic:spPr>
+                      </pic:pic>
+                    </a:graphicData>
+                  </a:graphic>
+                </wp:inline>
+              </w:drawing>
             </w:r>
           </w:p>
         </w:tc>
@@ -1111,7 +2599,38 @@
           </w:tcPr>
           <w:p>
             <w:r>
-              <w:t>frame_0000.jpg</w:t>
+              <w:drawing>
+                <wp:inline xmlns:a="http://schemas.openxmlformats.org/drawingml/2006/main" xmlns:pic="http://schemas.openxmlformats.org/drawingml/2006/picture">
+                  <wp:extent cx="1097280" cy="617220"/>
+                  <wp:docPr id="49" name="Picture 49"/>
+                  <wp:cNvGraphicFramePr>
+                    <a:graphicFrameLocks noChangeAspect="1"/>
+                  </wp:cNvGraphicFramePr>
+                  <a:graphic>
+                    <a:graphicData uri="http://schemas.openxmlformats.org/drawingml/2006/picture">
+                      <pic:pic>
+                        <pic:nvPicPr>
+                          <pic:cNvPr id="0" name="frame_0000.jpg"/>
+                          <pic:cNvPicPr/>
+                        </pic:nvPicPr>
+                        <pic:blipFill>
+                          <a:blip r:embed="rId9"/>
+                          <a:stretch>
+                            <a:fillRect/>
+                          </a:stretch>
+                        </pic:blipFill>
+                        <pic:spPr>
+                          <a:xfrm>
+                            <a:off x="0" y="0"/>
+                            <a:ext cx="1097280" cy="617220"/>
+                          </a:xfrm>
+                          <a:prstGeom prst="rect"/>
+                        </pic:spPr>
+                      </pic:pic>
+                    </a:graphicData>
+                  </a:graphic>
+                </wp:inline>
+              </w:drawing>
             </w:r>
           </w:p>
         </w:tc>
@@ -1121,7 +2640,38 @@
           </w:tcPr>
           <w:p>
             <w:r>
-              <w:t>frame_0314.jpg</w:t>
+              <w:drawing>
+                <wp:inline xmlns:a="http://schemas.openxmlformats.org/drawingml/2006/main" xmlns:pic="http://schemas.openxmlformats.org/drawingml/2006/picture">
+                  <wp:extent cx="1097280" cy="617220"/>
+                  <wp:docPr id="50" name="Picture 50"/>
+                  <wp:cNvGraphicFramePr>
+                    <a:graphicFrameLocks noChangeAspect="1"/>
+                  </wp:cNvGraphicFramePr>
+                  <a:graphic>
+                    <a:graphicData uri="http://schemas.openxmlformats.org/drawingml/2006/picture">
+                      <pic:pic>
+                        <pic:nvPicPr>
+                          <pic:cNvPr id="0" name="frame_0314.jpg"/>
+                          <pic:cNvPicPr/>
+                        </pic:nvPicPr>
+                        <pic:blipFill>
+                          <a:blip r:embed="rId10"/>
+                          <a:stretch>
+                            <a:fillRect/>
+                          </a:stretch>
+                        </pic:blipFill>
+                        <pic:spPr>
+                          <a:xfrm>
+                            <a:off x="0" y="0"/>
+                            <a:ext cx="1097280" cy="617220"/>
+                          </a:xfrm>
+                          <a:prstGeom prst="rect"/>
+                        </pic:spPr>
+                      </pic:pic>
+                    </a:graphicData>
+                  </a:graphic>
+                </wp:inline>
+              </w:drawing>
             </w:r>
           </w:p>
         </w:tc>
@@ -1131,7 +2681,38 @@
           </w:tcPr>
           <w:p>
             <w:r>
-              <w:t>frame_0629.jpg</w:t>
+              <w:drawing>
+                <wp:inline xmlns:a="http://schemas.openxmlformats.org/drawingml/2006/main" xmlns:pic="http://schemas.openxmlformats.org/drawingml/2006/picture">
+                  <wp:extent cx="1097280" cy="617220"/>
+                  <wp:docPr id="51" name="Picture 51"/>
+                  <wp:cNvGraphicFramePr>
+                    <a:graphicFrameLocks noChangeAspect="1"/>
+                  </wp:cNvGraphicFramePr>
+                  <a:graphic>
+                    <a:graphicData uri="http://schemas.openxmlformats.org/drawingml/2006/picture">
+                      <pic:pic>
+                        <pic:nvPicPr>
+                          <pic:cNvPr id="0" name="frame_0629.jpg"/>
+                          <pic:cNvPicPr/>
+                        </pic:nvPicPr>
+                        <pic:blipFill>
+                          <a:blip r:embed="rId11"/>
+                          <a:stretch>
+                            <a:fillRect/>
+                          </a:stretch>
+                        </pic:blipFill>
+                        <pic:spPr>
+                          <a:xfrm>
+                            <a:off x="0" y="0"/>
+                            <a:ext cx="1097280" cy="617220"/>
+                          </a:xfrm>
+                          <a:prstGeom prst="rect"/>
+                        </pic:spPr>
+                      </pic:pic>
+                    </a:graphicData>
+                  </a:graphic>
+                </wp:inline>
+              </w:drawing>
             </w:r>
           </w:p>
         </w:tc>
@@ -1170,7 +2751,38 @@
           </w:tcPr>
           <w:p>
             <w:r>
-              <w:t>frame_0000.jpg</w:t>
+              <w:drawing>
+                <wp:inline xmlns:a="http://schemas.openxmlformats.org/drawingml/2006/main" xmlns:pic="http://schemas.openxmlformats.org/drawingml/2006/picture">
+                  <wp:extent cx="1097280" cy="617220"/>
+                  <wp:docPr id="52" name="Picture 52"/>
+                  <wp:cNvGraphicFramePr>
+                    <a:graphicFrameLocks noChangeAspect="1"/>
+                  </wp:cNvGraphicFramePr>
+                  <a:graphic>
+                    <a:graphicData uri="http://schemas.openxmlformats.org/drawingml/2006/picture">
+                      <pic:pic>
+                        <pic:nvPicPr>
+                          <pic:cNvPr id="0" name="frame_0000.jpg"/>
+                          <pic:cNvPicPr/>
+                        </pic:nvPicPr>
+                        <pic:blipFill>
+                          <a:blip r:embed="rId9"/>
+                          <a:stretch>
+                            <a:fillRect/>
+                          </a:stretch>
+                        </pic:blipFill>
+                        <pic:spPr>
+                          <a:xfrm>
+                            <a:off x="0" y="0"/>
+                            <a:ext cx="1097280" cy="617220"/>
+                          </a:xfrm>
+                          <a:prstGeom prst="rect"/>
+                        </pic:spPr>
+                      </pic:pic>
+                    </a:graphicData>
+                  </a:graphic>
+                </wp:inline>
+              </w:drawing>
             </w:r>
           </w:p>
         </w:tc>
@@ -1180,7 +2792,38 @@
           </w:tcPr>
           <w:p>
             <w:r>
-              <w:t>frame_0314.jpg</w:t>
+              <w:drawing>
+                <wp:inline xmlns:a="http://schemas.openxmlformats.org/drawingml/2006/main" xmlns:pic="http://schemas.openxmlformats.org/drawingml/2006/picture">
+                  <wp:extent cx="1097280" cy="617220"/>
+                  <wp:docPr id="53" name="Picture 53"/>
+                  <wp:cNvGraphicFramePr>
+                    <a:graphicFrameLocks noChangeAspect="1"/>
+                  </wp:cNvGraphicFramePr>
+                  <a:graphic>
+                    <a:graphicData uri="http://schemas.openxmlformats.org/drawingml/2006/picture">
+                      <pic:pic>
+                        <pic:nvPicPr>
+                          <pic:cNvPr id="0" name="frame_0314.jpg"/>
+                          <pic:cNvPicPr/>
+                        </pic:nvPicPr>
+                        <pic:blipFill>
+                          <a:blip r:embed="rId10"/>
+                          <a:stretch>
+                            <a:fillRect/>
+                          </a:stretch>
+                        </pic:blipFill>
+                        <pic:spPr>
+                          <a:xfrm>
+                            <a:off x="0" y="0"/>
+                            <a:ext cx="1097280" cy="617220"/>
+                          </a:xfrm>
+                          <a:prstGeom prst="rect"/>
+                        </pic:spPr>
+                      </pic:pic>
+                    </a:graphicData>
+                  </a:graphic>
+                </wp:inline>
+              </w:drawing>
             </w:r>
           </w:p>
         </w:tc>
@@ -1190,7 +2833,38 @@
           </w:tcPr>
           <w:p>
             <w:r>
-              <w:t>frame_0629.jpg</w:t>
+              <w:drawing>
+                <wp:inline xmlns:a="http://schemas.openxmlformats.org/drawingml/2006/main" xmlns:pic="http://schemas.openxmlformats.org/drawingml/2006/picture">
+                  <wp:extent cx="1097280" cy="617220"/>
+                  <wp:docPr id="54" name="Picture 54"/>
+                  <wp:cNvGraphicFramePr>
+                    <a:graphicFrameLocks noChangeAspect="1"/>
+                  </wp:cNvGraphicFramePr>
+                  <a:graphic>
+                    <a:graphicData uri="http://schemas.openxmlformats.org/drawingml/2006/picture">
+                      <pic:pic>
+                        <pic:nvPicPr>
+                          <pic:cNvPr id="0" name="frame_0629.jpg"/>
+                          <pic:cNvPicPr/>
+                        </pic:nvPicPr>
+                        <pic:blipFill>
+                          <a:blip r:embed="rId11"/>
+                          <a:stretch>
+                            <a:fillRect/>
+                          </a:stretch>
+                        </pic:blipFill>
+                        <pic:spPr>
+                          <a:xfrm>
+                            <a:off x="0" y="0"/>
+                            <a:ext cx="1097280" cy="617220"/>
+                          </a:xfrm>
+                          <a:prstGeom prst="rect"/>
+                        </pic:spPr>
+                      </pic:pic>
+                    </a:graphicData>
+                  </a:graphic>
+                </wp:inline>
+              </w:drawing>
             </w:r>
           </w:p>
         </w:tc>
@@ -1229,7 +2903,38 @@
           </w:tcPr>
           <w:p>
             <w:r>
-              <w:t>frame_0000.jpg</w:t>
+              <w:drawing>
+                <wp:inline xmlns:a="http://schemas.openxmlformats.org/drawingml/2006/main" xmlns:pic="http://schemas.openxmlformats.org/drawingml/2006/picture">
+                  <wp:extent cx="1097280" cy="617220"/>
+                  <wp:docPr id="55" name="Picture 55"/>
+                  <wp:cNvGraphicFramePr>
+                    <a:graphicFrameLocks noChangeAspect="1"/>
+                  </wp:cNvGraphicFramePr>
+                  <a:graphic>
+                    <a:graphicData uri="http://schemas.openxmlformats.org/drawingml/2006/picture">
+                      <pic:pic>
+                        <pic:nvPicPr>
+                          <pic:cNvPr id="0" name="frame_0000.jpg"/>
+                          <pic:cNvPicPr/>
+                        </pic:nvPicPr>
+                        <pic:blipFill>
+                          <a:blip r:embed="rId9"/>
+                          <a:stretch>
+                            <a:fillRect/>
+                          </a:stretch>
+                        </pic:blipFill>
+                        <pic:spPr>
+                          <a:xfrm>
+                            <a:off x="0" y="0"/>
+                            <a:ext cx="1097280" cy="617220"/>
+                          </a:xfrm>
+                          <a:prstGeom prst="rect"/>
+                        </pic:spPr>
+                      </pic:pic>
+                    </a:graphicData>
+                  </a:graphic>
+                </wp:inline>
+              </w:drawing>
             </w:r>
           </w:p>
         </w:tc>
@@ -1239,7 +2944,38 @@
           </w:tcPr>
           <w:p>
             <w:r>
-              <w:t>frame_0314.jpg</w:t>
+              <w:drawing>
+                <wp:inline xmlns:a="http://schemas.openxmlformats.org/drawingml/2006/main" xmlns:pic="http://schemas.openxmlformats.org/drawingml/2006/picture">
+                  <wp:extent cx="1097280" cy="617220"/>
+                  <wp:docPr id="56" name="Picture 56"/>
+                  <wp:cNvGraphicFramePr>
+                    <a:graphicFrameLocks noChangeAspect="1"/>
+                  </wp:cNvGraphicFramePr>
+                  <a:graphic>
+                    <a:graphicData uri="http://schemas.openxmlformats.org/drawingml/2006/picture">
+                      <pic:pic>
+                        <pic:nvPicPr>
+                          <pic:cNvPr id="0" name="frame_0314.jpg"/>
+                          <pic:cNvPicPr/>
+                        </pic:nvPicPr>
+                        <pic:blipFill>
+                          <a:blip r:embed="rId10"/>
+                          <a:stretch>
+                            <a:fillRect/>
+                          </a:stretch>
+                        </pic:blipFill>
+                        <pic:spPr>
+                          <a:xfrm>
+                            <a:off x="0" y="0"/>
+                            <a:ext cx="1097280" cy="617220"/>
+                          </a:xfrm>
+                          <a:prstGeom prst="rect"/>
+                        </pic:spPr>
+                      </pic:pic>
+                    </a:graphicData>
+                  </a:graphic>
+                </wp:inline>
+              </w:drawing>
             </w:r>
           </w:p>
         </w:tc>
@@ -1249,7 +2985,38 @@
           </w:tcPr>
           <w:p>
             <w:r>
-              <w:t>frame_0629.jpg</w:t>
+              <w:drawing>
+                <wp:inline xmlns:a="http://schemas.openxmlformats.org/drawingml/2006/main" xmlns:pic="http://schemas.openxmlformats.org/drawingml/2006/picture">
+                  <wp:extent cx="1097280" cy="617220"/>
+                  <wp:docPr id="57" name="Picture 57"/>
+                  <wp:cNvGraphicFramePr>
+                    <a:graphicFrameLocks noChangeAspect="1"/>
+                  </wp:cNvGraphicFramePr>
+                  <a:graphic>
+                    <a:graphicData uri="http://schemas.openxmlformats.org/drawingml/2006/picture">
+                      <pic:pic>
+                        <pic:nvPicPr>
+                          <pic:cNvPr id="0" name="frame_0629.jpg"/>
+                          <pic:cNvPicPr/>
+                        </pic:nvPicPr>
+                        <pic:blipFill>
+                          <a:blip r:embed="rId11"/>
+                          <a:stretch>
+                            <a:fillRect/>
+                          </a:stretch>
+                        </pic:blipFill>
+                        <pic:spPr>
+                          <a:xfrm>
+                            <a:off x="0" y="0"/>
+                            <a:ext cx="1097280" cy="617220"/>
+                          </a:xfrm>
+                          <a:prstGeom prst="rect"/>
+                        </pic:spPr>
+                      </pic:pic>
+                    </a:graphicData>
+                  </a:graphic>
+                </wp:inline>
+              </w:drawing>
             </w:r>
           </w:p>
         </w:tc>
@@ -1288,7 +3055,38 @@
           </w:tcPr>
           <w:p>
             <w:r>
-              <w:t>frame_0000.jpg</w:t>
+              <w:drawing>
+                <wp:inline xmlns:a="http://schemas.openxmlformats.org/drawingml/2006/main" xmlns:pic="http://schemas.openxmlformats.org/drawingml/2006/picture">
+                  <wp:extent cx="1097280" cy="617220"/>
+                  <wp:docPr id="58" name="Picture 58"/>
+                  <wp:cNvGraphicFramePr>
+                    <a:graphicFrameLocks noChangeAspect="1"/>
+                  </wp:cNvGraphicFramePr>
+                  <a:graphic>
+                    <a:graphicData uri="http://schemas.openxmlformats.org/drawingml/2006/picture">
+                      <pic:pic>
+                        <pic:nvPicPr>
+                          <pic:cNvPr id="0" name="frame_0000.jpg"/>
+                          <pic:cNvPicPr/>
+                        </pic:nvPicPr>
+                        <pic:blipFill>
+                          <a:blip r:embed="rId9"/>
+                          <a:stretch>
+                            <a:fillRect/>
+                          </a:stretch>
+                        </pic:blipFill>
+                        <pic:spPr>
+                          <a:xfrm>
+                            <a:off x="0" y="0"/>
+                            <a:ext cx="1097280" cy="617220"/>
+                          </a:xfrm>
+                          <a:prstGeom prst="rect"/>
+                        </pic:spPr>
+                      </pic:pic>
+                    </a:graphicData>
+                  </a:graphic>
+                </wp:inline>
+              </w:drawing>
             </w:r>
           </w:p>
         </w:tc>
@@ -1298,7 +3096,38 @@
           </w:tcPr>
           <w:p>
             <w:r>
-              <w:t>frame_0314.jpg</w:t>
+              <w:drawing>
+                <wp:inline xmlns:a="http://schemas.openxmlformats.org/drawingml/2006/main" xmlns:pic="http://schemas.openxmlformats.org/drawingml/2006/picture">
+                  <wp:extent cx="1097280" cy="617220"/>
+                  <wp:docPr id="59" name="Picture 59"/>
+                  <wp:cNvGraphicFramePr>
+                    <a:graphicFrameLocks noChangeAspect="1"/>
+                  </wp:cNvGraphicFramePr>
+                  <a:graphic>
+                    <a:graphicData uri="http://schemas.openxmlformats.org/drawingml/2006/picture">
+                      <pic:pic>
+                        <pic:nvPicPr>
+                          <pic:cNvPr id="0" name="frame_0314.jpg"/>
+                          <pic:cNvPicPr/>
+                        </pic:nvPicPr>
+                        <pic:blipFill>
+                          <a:blip r:embed="rId10"/>
+                          <a:stretch>
+                            <a:fillRect/>
+                          </a:stretch>
+                        </pic:blipFill>
+                        <pic:spPr>
+                          <a:xfrm>
+                            <a:off x="0" y="0"/>
+                            <a:ext cx="1097280" cy="617220"/>
+                          </a:xfrm>
+                          <a:prstGeom prst="rect"/>
+                        </pic:spPr>
+                      </pic:pic>
+                    </a:graphicData>
+                  </a:graphic>
+                </wp:inline>
+              </w:drawing>
             </w:r>
           </w:p>
         </w:tc>
@@ -1308,7 +3137,38 @@
           </w:tcPr>
           <w:p>
             <w:r>
-              <w:t>frame_0629.jpg</w:t>
+              <w:drawing>
+                <wp:inline xmlns:a="http://schemas.openxmlformats.org/drawingml/2006/main" xmlns:pic="http://schemas.openxmlformats.org/drawingml/2006/picture">
+                  <wp:extent cx="1097280" cy="617220"/>
+                  <wp:docPr id="60" name="Picture 60"/>
+                  <wp:cNvGraphicFramePr>
+                    <a:graphicFrameLocks noChangeAspect="1"/>
+                  </wp:cNvGraphicFramePr>
+                  <a:graphic>
+                    <a:graphicData uri="http://schemas.openxmlformats.org/drawingml/2006/picture">
+                      <pic:pic>
+                        <pic:nvPicPr>
+                          <pic:cNvPr id="0" name="frame_0629.jpg"/>
+                          <pic:cNvPicPr/>
+                        </pic:nvPicPr>
+                        <pic:blipFill>
+                          <a:blip r:embed="rId11"/>
+                          <a:stretch>
+                            <a:fillRect/>
+                          </a:stretch>
+                        </pic:blipFill>
+                        <pic:spPr>
+                          <a:xfrm>
+                            <a:off x="0" y="0"/>
+                            <a:ext cx="1097280" cy="617220"/>
+                          </a:xfrm>
+                          <a:prstGeom prst="rect"/>
+                        </pic:spPr>
+                      </pic:pic>
+                    </a:graphicData>
+                  </a:graphic>
+                </wp:inline>
+              </w:drawing>
             </w:r>
           </w:p>
         </w:tc>
@@ -1358,7 +3218,38 @@
           </w:tcPr>
           <w:p>
             <w:r>
-              <w:t>frame_0000.jpg</w:t>
+              <w:drawing>
+                <wp:inline xmlns:a="http://schemas.openxmlformats.org/drawingml/2006/main" xmlns:pic="http://schemas.openxmlformats.org/drawingml/2006/picture">
+                  <wp:extent cx="1097280" cy="617220"/>
+                  <wp:docPr id="61" name="Picture 61"/>
+                  <wp:cNvGraphicFramePr>
+                    <a:graphicFrameLocks noChangeAspect="1"/>
+                  </wp:cNvGraphicFramePr>
+                  <a:graphic>
+                    <a:graphicData uri="http://schemas.openxmlformats.org/drawingml/2006/picture">
+                      <pic:pic>
+                        <pic:nvPicPr>
+                          <pic:cNvPr id="0" name="frame_0000.jpg"/>
+                          <pic:cNvPicPr/>
+                        </pic:nvPicPr>
+                        <pic:blipFill>
+                          <a:blip r:embed="rId9"/>
+                          <a:stretch>
+                            <a:fillRect/>
+                          </a:stretch>
+                        </pic:blipFill>
+                        <pic:spPr>
+                          <a:xfrm>
+                            <a:off x="0" y="0"/>
+                            <a:ext cx="1097280" cy="617220"/>
+                          </a:xfrm>
+                          <a:prstGeom prst="rect"/>
+                        </pic:spPr>
+                      </pic:pic>
+                    </a:graphicData>
+                  </a:graphic>
+                </wp:inline>
+              </w:drawing>
             </w:r>
           </w:p>
         </w:tc>
@@ -1368,7 +3259,38 @@
           </w:tcPr>
           <w:p>
             <w:r>
-              <w:t>frame_0314.jpg</w:t>
+              <w:drawing>
+                <wp:inline xmlns:a="http://schemas.openxmlformats.org/drawingml/2006/main" xmlns:pic="http://schemas.openxmlformats.org/drawingml/2006/picture">
+                  <wp:extent cx="1097280" cy="617220"/>
+                  <wp:docPr id="62" name="Picture 62"/>
+                  <wp:cNvGraphicFramePr>
+                    <a:graphicFrameLocks noChangeAspect="1"/>
+                  </wp:cNvGraphicFramePr>
+                  <a:graphic>
+                    <a:graphicData uri="http://schemas.openxmlformats.org/drawingml/2006/picture">
+                      <pic:pic>
+                        <pic:nvPicPr>
+                          <pic:cNvPr id="0" name="frame_0314.jpg"/>
+                          <pic:cNvPicPr/>
+                        </pic:nvPicPr>
+                        <pic:blipFill>
+                          <a:blip r:embed="rId10"/>
+                          <a:stretch>
+                            <a:fillRect/>
+                          </a:stretch>
+                        </pic:blipFill>
+                        <pic:spPr>
+                          <a:xfrm>
+                            <a:off x="0" y="0"/>
+                            <a:ext cx="1097280" cy="617220"/>
+                          </a:xfrm>
+                          <a:prstGeom prst="rect"/>
+                        </pic:spPr>
+                      </pic:pic>
+                    </a:graphicData>
+                  </a:graphic>
+                </wp:inline>
+              </w:drawing>
             </w:r>
           </w:p>
         </w:tc>
@@ -1378,7 +3300,38 @@
           </w:tcPr>
           <w:p>
             <w:r>
-              <w:t>frame_0629.jpg</w:t>
+              <w:drawing>
+                <wp:inline xmlns:a="http://schemas.openxmlformats.org/drawingml/2006/main" xmlns:pic="http://schemas.openxmlformats.org/drawingml/2006/picture">
+                  <wp:extent cx="1097280" cy="617220"/>
+                  <wp:docPr id="63" name="Picture 63"/>
+                  <wp:cNvGraphicFramePr>
+                    <a:graphicFrameLocks noChangeAspect="1"/>
+                  </wp:cNvGraphicFramePr>
+                  <a:graphic>
+                    <a:graphicData uri="http://schemas.openxmlformats.org/drawingml/2006/picture">
+                      <pic:pic>
+                        <pic:nvPicPr>
+                          <pic:cNvPr id="0" name="frame_0629.jpg"/>
+                          <pic:cNvPicPr/>
+                        </pic:nvPicPr>
+                        <pic:blipFill>
+                          <a:blip r:embed="rId11"/>
+                          <a:stretch>
+                            <a:fillRect/>
+                          </a:stretch>
+                        </pic:blipFill>
+                        <pic:spPr>
+                          <a:xfrm>
+                            <a:off x="0" y="0"/>
+                            <a:ext cx="1097280" cy="617220"/>
+                          </a:xfrm>
+                          <a:prstGeom prst="rect"/>
+                        </pic:spPr>
+                      </pic:pic>
+                    </a:graphicData>
+                  </a:graphic>
+                </wp:inline>
+              </w:drawing>
             </w:r>
           </w:p>
         </w:tc>
@@ -1423,7 +3376,38 @@
           </w:tcPr>
           <w:p>
             <w:r>
-              <w:t>frame_0000.jpg</w:t>
+              <w:drawing>
+                <wp:inline xmlns:a="http://schemas.openxmlformats.org/drawingml/2006/main" xmlns:pic="http://schemas.openxmlformats.org/drawingml/2006/picture">
+                  <wp:extent cx="1097280" cy="617220"/>
+                  <wp:docPr id="64" name="Picture 64"/>
+                  <wp:cNvGraphicFramePr>
+                    <a:graphicFrameLocks noChangeAspect="1"/>
+                  </wp:cNvGraphicFramePr>
+                  <a:graphic>
+                    <a:graphicData uri="http://schemas.openxmlformats.org/drawingml/2006/picture">
+                      <pic:pic>
+                        <pic:nvPicPr>
+                          <pic:cNvPr id="0" name="frame_0000.jpg"/>
+                          <pic:cNvPicPr/>
+                        </pic:nvPicPr>
+                        <pic:blipFill>
+                          <a:blip r:embed="rId9"/>
+                          <a:stretch>
+                            <a:fillRect/>
+                          </a:stretch>
+                        </pic:blipFill>
+                        <pic:spPr>
+                          <a:xfrm>
+                            <a:off x="0" y="0"/>
+                            <a:ext cx="1097280" cy="617220"/>
+                          </a:xfrm>
+                          <a:prstGeom prst="rect"/>
+                        </pic:spPr>
+                      </pic:pic>
+                    </a:graphicData>
+                  </a:graphic>
+                </wp:inline>
+              </w:drawing>
             </w:r>
           </w:p>
         </w:tc>
@@ -1433,7 +3417,38 @@
           </w:tcPr>
           <w:p>
             <w:r>
-              <w:t>frame_0314.jpg</w:t>
+              <w:drawing>
+                <wp:inline xmlns:a="http://schemas.openxmlformats.org/drawingml/2006/main" xmlns:pic="http://schemas.openxmlformats.org/drawingml/2006/picture">
+                  <wp:extent cx="1097280" cy="617220"/>
+                  <wp:docPr id="65" name="Picture 65"/>
+                  <wp:cNvGraphicFramePr>
+                    <a:graphicFrameLocks noChangeAspect="1"/>
+                  </wp:cNvGraphicFramePr>
+                  <a:graphic>
+                    <a:graphicData uri="http://schemas.openxmlformats.org/drawingml/2006/picture">
+                      <pic:pic>
+                        <pic:nvPicPr>
+                          <pic:cNvPr id="0" name="frame_0314.jpg"/>
+                          <pic:cNvPicPr/>
+                        </pic:nvPicPr>
+                        <pic:blipFill>
+                          <a:blip r:embed="rId10"/>
+                          <a:stretch>
+                            <a:fillRect/>
+                          </a:stretch>
+                        </pic:blipFill>
+                        <pic:spPr>
+                          <a:xfrm>
+                            <a:off x="0" y="0"/>
+                            <a:ext cx="1097280" cy="617220"/>
+                          </a:xfrm>
+                          <a:prstGeom prst="rect"/>
+                        </pic:spPr>
+                      </pic:pic>
+                    </a:graphicData>
+                  </a:graphic>
+                </wp:inline>
+              </w:drawing>
             </w:r>
           </w:p>
         </w:tc>
@@ -1443,7 +3458,38 @@
           </w:tcPr>
           <w:p>
             <w:r>
-              <w:t>frame_0629.jpg</w:t>
+              <w:drawing>
+                <wp:inline xmlns:a="http://schemas.openxmlformats.org/drawingml/2006/main" xmlns:pic="http://schemas.openxmlformats.org/drawingml/2006/picture">
+                  <wp:extent cx="1097280" cy="617220"/>
+                  <wp:docPr id="66" name="Picture 66"/>
+                  <wp:cNvGraphicFramePr>
+                    <a:graphicFrameLocks noChangeAspect="1"/>
+                  </wp:cNvGraphicFramePr>
+                  <a:graphic>
+                    <a:graphicData uri="http://schemas.openxmlformats.org/drawingml/2006/picture">
+                      <pic:pic>
+                        <pic:nvPicPr>
+                          <pic:cNvPr id="0" name="frame_0629.jpg"/>
+                          <pic:cNvPicPr/>
+                        </pic:nvPicPr>
+                        <pic:blipFill>
+                          <a:blip r:embed="rId11"/>
+                          <a:stretch>
+                            <a:fillRect/>
+                          </a:stretch>
+                        </pic:blipFill>
+                        <pic:spPr>
+                          <a:xfrm>
+                            <a:off x="0" y="0"/>
+                            <a:ext cx="1097280" cy="617220"/>
+                          </a:xfrm>
+                          <a:prstGeom prst="rect"/>
+                        </pic:spPr>
+                      </pic:pic>
+                    </a:graphicData>
+                  </a:graphic>
+                </wp:inline>
+              </w:drawing>
             </w:r>
           </w:p>
         </w:tc>
@@ -1482,7 +3528,38 @@
           </w:tcPr>
           <w:p>
             <w:r>
-              <w:t>frame_0000.jpg</w:t>
+              <w:drawing>
+                <wp:inline xmlns:a="http://schemas.openxmlformats.org/drawingml/2006/main" xmlns:pic="http://schemas.openxmlformats.org/drawingml/2006/picture">
+                  <wp:extent cx="1097280" cy="617220"/>
+                  <wp:docPr id="67" name="Picture 67"/>
+                  <wp:cNvGraphicFramePr>
+                    <a:graphicFrameLocks noChangeAspect="1"/>
+                  </wp:cNvGraphicFramePr>
+                  <a:graphic>
+                    <a:graphicData uri="http://schemas.openxmlformats.org/drawingml/2006/picture">
+                      <pic:pic>
+                        <pic:nvPicPr>
+                          <pic:cNvPr id="0" name="frame_0000.jpg"/>
+                          <pic:cNvPicPr/>
+                        </pic:nvPicPr>
+                        <pic:blipFill>
+                          <a:blip r:embed="rId9"/>
+                          <a:stretch>
+                            <a:fillRect/>
+                          </a:stretch>
+                        </pic:blipFill>
+                        <pic:spPr>
+                          <a:xfrm>
+                            <a:off x="0" y="0"/>
+                            <a:ext cx="1097280" cy="617220"/>
+                          </a:xfrm>
+                          <a:prstGeom prst="rect"/>
+                        </pic:spPr>
+                      </pic:pic>
+                    </a:graphicData>
+                  </a:graphic>
+                </wp:inline>
+              </w:drawing>
             </w:r>
           </w:p>
         </w:tc>
@@ -1492,7 +3569,38 @@
           </w:tcPr>
           <w:p>
             <w:r>
-              <w:t>frame_0314.jpg</w:t>
+              <w:drawing>
+                <wp:inline xmlns:a="http://schemas.openxmlformats.org/drawingml/2006/main" xmlns:pic="http://schemas.openxmlformats.org/drawingml/2006/picture">
+                  <wp:extent cx="1097280" cy="617220"/>
+                  <wp:docPr id="68" name="Picture 68"/>
+                  <wp:cNvGraphicFramePr>
+                    <a:graphicFrameLocks noChangeAspect="1"/>
+                  </wp:cNvGraphicFramePr>
+                  <a:graphic>
+                    <a:graphicData uri="http://schemas.openxmlformats.org/drawingml/2006/picture">
+                      <pic:pic>
+                        <pic:nvPicPr>
+                          <pic:cNvPr id="0" name="frame_0314.jpg"/>
+                          <pic:cNvPicPr/>
+                        </pic:nvPicPr>
+                        <pic:blipFill>
+                          <a:blip r:embed="rId10"/>
+                          <a:stretch>
+                            <a:fillRect/>
+                          </a:stretch>
+                        </pic:blipFill>
+                        <pic:spPr>
+                          <a:xfrm>
+                            <a:off x="0" y="0"/>
+                            <a:ext cx="1097280" cy="617220"/>
+                          </a:xfrm>
+                          <a:prstGeom prst="rect"/>
+                        </pic:spPr>
+                      </pic:pic>
+                    </a:graphicData>
+                  </a:graphic>
+                </wp:inline>
+              </w:drawing>
             </w:r>
           </w:p>
         </w:tc>
@@ -1502,7 +3610,38 @@
           </w:tcPr>
           <w:p>
             <w:r>
-              <w:t>frame_0629.jpg</w:t>
+              <w:drawing>
+                <wp:inline xmlns:a="http://schemas.openxmlformats.org/drawingml/2006/main" xmlns:pic="http://schemas.openxmlformats.org/drawingml/2006/picture">
+                  <wp:extent cx="1097280" cy="617220"/>
+                  <wp:docPr id="69" name="Picture 69"/>
+                  <wp:cNvGraphicFramePr>
+                    <a:graphicFrameLocks noChangeAspect="1"/>
+                  </wp:cNvGraphicFramePr>
+                  <a:graphic>
+                    <a:graphicData uri="http://schemas.openxmlformats.org/drawingml/2006/picture">
+                      <pic:pic>
+                        <pic:nvPicPr>
+                          <pic:cNvPr id="0" name="frame_0629.jpg"/>
+                          <pic:cNvPicPr/>
+                        </pic:nvPicPr>
+                        <pic:blipFill>
+                          <a:blip r:embed="rId11"/>
+                          <a:stretch>
+                            <a:fillRect/>
+                          </a:stretch>
+                        </pic:blipFill>
+                        <pic:spPr>
+                          <a:xfrm>
+                            <a:off x="0" y="0"/>
+                            <a:ext cx="1097280" cy="617220"/>
+                          </a:xfrm>
+                          <a:prstGeom prst="rect"/>
+                        </pic:spPr>
+                      </pic:pic>
+                    </a:graphicData>
+                  </a:graphic>
+                </wp:inline>
+              </w:drawing>
             </w:r>
           </w:p>
         </w:tc>
@@ -1541,7 +3680,38 @@
           </w:tcPr>
           <w:p>
             <w:r>
-              <w:t>frame_0000.jpg</w:t>
+              <w:drawing>
+                <wp:inline xmlns:a="http://schemas.openxmlformats.org/drawingml/2006/main" xmlns:pic="http://schemas.openxmlformats.org/drawingml/2006/picture">
+                  <wp:extent cx="1097280" cy="617220"/>
+                  <wp:docPr id="70" name="Picture 70"/>
+                  <wp:cNvGraphicFramePr>
+                    <a:graphicFrameLocks noChangeAspect="1"/>
+                  </wp:cNvGraphicFramePr>
+                  <a:graphic>
+                    <a:graphicData uri="http://schemas.openxmlformats.org/drawingml/2006/picture">
+                      <pic:pic>
+                        <pic:nvPicPr>
+                          <pic:cNvPr id="0" name="frame_0000.jpg"/>
+                          <pic:cNvPicPr/>
+                        </pic:nvPicPr>
+                        <pic:blipFill>
+                          <a:blip r:embed="rId9"/>
+                          <a:stretch>
+                            <a:fillRect/>
+                          </a:stretch>
+                        </pic:blipFill>
+                        <pic:spPr>
+                          <a:xfrm>
+                            <a:off x="0" y="0"/>
+                            <a:ext cx="1097280" cy="617220"/>
+                          </a:xfrm>
+                          <a:prstGeom prst="rect"/>
+                        </pic:spPr>
+                      </pic:pic>
+                    </a:graphicData>
+                  </a:graphic>
+                </wp:inline>
+              </w:drawing>
             </w:r>
           </w:p>
         </w:tc>
@@ -1551,7 +3721,38 @@
           </w:tcPr>
           <w:p>
             <w:r>
-              <w:t>frame_0314.jpg</w:t>
+              <w:drawing>
+                <wp:inline xmlns:a="http://schemas.openxmlformats.org/drawingml/2006/main" xmlns:pic="http://schemas.openxmlformats.org/drawingml/2006/picture">
+                  <wp:extent cx="1097280" cy="617220"/>
+                  <wp:docPr id="71" name="Picture 71"/>
+                  <wp:cNvGraphicFramePr>
+                    <a:graphicFrameLocks noChangeAspect="1"/>
+                  </wp:cNvGraphicFramePr>
+                  <a:graphic>
+                    <a:graphicData uri="http://schemas.openxmlformats.org/drawingml/2006/picture">
+                      <pic:pic>
+                        <pic:nvPicPr>
+                          <pic:cNvPr id="0" name="frame_0314.jpg"/>
+                          <pic:cNvPicPr/>
+                        </pic:nvPicPr>
+                        <pic:blipFill>
+                          <a:blip r:embed="rId10"/>
+                          <a:stretch>
+                            <a:fillRect/>
+                          </a:stretch>
+                        </pic:blipFill>
+                        <pic:spPr>
+                          <a:xfrm>
+                            <a:off x="0" y="0"/>
+                            <a:ext cx="1097280" cy="617220"/>
+                          </a:xfrm>
+                          <a:prstGeom prst="rect"/>
+                        </pic:spPr>
+                      </pic:pic>
+                    </a:graphicData>
+                  </a:graphic>
+                </wp:inline>
+              </w:drawing>
             </w:r>
           </w:p>
         </w:tc>
@@ -1561,7 +3762,38 @@
           </w:tcPr>
           <w:p>
             <w:r>
-              <w:t>frame_0629.jpg</w:t>
+              <w:drawing>
+                <wp:inline xmlns:a="http://schemas.openxmlformats.org/drawingml/2006/main" xmlns:pic="http://schemas.openxmlformats.org/drawingml/2006/picture">
+                  <wp:extent cx="1097280" cy="617220"/>
+                  <wp:docPr id="72" name="Picture 72"/>
+                  <wp:cNvGraphicFramePr>
+                    <a:graphicFrameLocks noChangeAspect="1"/>
+                  </wp:cNvGraphicFramePr>
+                  <a:graphic>
+                    <a:graphicData uri="http://schemas.openxmlformats.org/drawingml/2006/picture">
+                      <pic:pic>
+                        <pic:nvPicPr>
+                          <pic:cNvPr id="0" name="frame_0629.jpg"/>
+                          <pic:cNvPicPr/>
+                        </pic:nvPicPr>
+                        <pic:blipFill>
+                          <a:blip r:embed="rId11"/>
+                          <a:stretch>
+                            <a:fillRect/>
+                          </a:stretch>
+                        </pic:blipFill>
+                        <pic:spPr>
+                          <a:xfrm>
+                            <a:off x="0" y="0"/>
+                            <a:ext cx="1097280" cy="617220"/>
+                          </a:xfrm>
+                          <a:prstGeom prst="rect"/>
+                        </pic:spPr>
+                      </pic:pic>
+                    </a:graphicData>
+                  </a:graphic>
+                </wp:inline>
+              </w:drawing>
             </w:r>
           </w:p>
         </w:tc>
@@ -1615,7 +3847,38 @@
           </w:tcPr>
           <w:p>
             <w:r>
-              <w:t>frame_0000.jpg</w:t>
+              <w:drawing>
+                <wp:inline xmlns:a="http://schemas.openxmlformats.org/drawingml/2006/main" xmlns:pic="http://schemas.openxmlformats.org/drawingml/2006/picture">
+                  <wp:extent cx="1097280" cy="617220"/>
+                  <wp:docPr id="73" name="Picture 73"/>
+                  <wp:cNvGraphicFramePr>
+                    <a:graphicFrameLocks noChangeAspect="1"/>
+                  </wp:cNvGraphicFramePr>
+                  <a:graphic>
+                    <a:graphicData uri="http://schemas.openxmlformats.org/drawingml/2006/picture">
+                      <pic:pic>
+                        <pic:nvPicPr>
+                          <pic:cNvPr id="0" name="frame_0000.jpg"/>
+                          <pic:cNvPicPr/>
+                        </pic:nvPicPr>
+                        <pic:blipFill>
+                          <a:blip r:embed="rId9"/>
+                          <a:stretch>
+                            <a:fillRect/>
+                          </a:stretch>
+                        </pic:blipFill>
+                        <pic:spPr>
+                          <a:xfrm>
+                            <a:off x="0" y="0"/>
+                            <a:ext cx="1097280" cy="617220"/>
+                          </a:xfrm>
+                          <a:prstGeom prst="rect"/>
+                        </pic:spPr>
+                      </pic:pic>
+                    </a:graphicData>
+                  </a:graphic>
+                </wp:inline>
+              </w:drawing>
             </w:r>
           </w:p>
         </w:tc>
@@ -1625,7 +3888,38 @@
           </w:tcPr>
           <w:p>
             <w:r>
-              <w:t>frame_0314.jpg</w:t>
+              <w:drawing>
+                <wp:inline xmlns:a="http://schemas.openxmlformats.org/drawingml/2006/main" xmlns:pic="http://schemas.openxmlformats.org/drawingml/2006/picture">
+                  <wp:extent cx="1097280" cy="617220"/>
+                  <wp:docPr id="74" name="Picture 74"/>
+                  <wp:cNvGraphicFramePr>
+                    <a:graphicFrameLocks noChangeAspect="1"/>
+                  </wp:cNvGraphicFramePr>
+                  <a:graphic>
+                    <a:graphicData uri="http://schemas.openxmlformats.org/drawingml/2006/picture">
+                      <pic:pic>
+                        <pic:nvPicPr>
+                          <pic:cNvPr id="0" name="frame_0314.jpg"/>
+                          <pic:cNvPicPr/>
+                        </pic:nvPicPr>
+                        <pic:blipFill>
+                          <a:blip r:embed="rId10"/>
+                          <a:stretch>
+                            <a:fillRect/>
+                          </a:stretch>
+                        </pic:blipFill>
+                        <pic:spPr>
+                          <a:xfrm>
+                            <a:off x="0" y="0"/>
+                            <a:ext cx="1097280" cy="617220"/>
+                          </a:xfrm>
+                          <a:prstGeom prst="rect"/>
+                        </pic:spPr>
+                      </pic:pic>
+                    </a:graphicData>
+                  </a:graphic>
+                </wp:inline>
+              </w:drawing>
             </w:r>
           </w:p>
         </w:tc>
@@ -1635,7 +3929,38 @@
           </w:tcPr>
           <w:p>
             <w:r>
-              <w:t>frame_0629.jpg</w:t>
+              <w:drawing>
+                <wp:inline xmlns:a="http://schemas.openxmlformats.org/drawingml/2006/main" xmlns:pic="http://schemas.openxmlformats.org/drawingml/2006/picture">
+                  <wp:extent cx="1097280" cy="617220"/>
+                  <wp:docPr id="75" name="Picture 75"/>
+                  <wp:cNvGraphicFramePr>
+                    <a:graphicFrameLocks noChangeAspect="1"/>
+                  </wp:cNvGraphicFramePr>
+                  <a:graphic>
+                    <a:graphicData uri="http://schemas.openxmlformats.org/drawingml/2006/picture">
+                      <pic:pic>
+                        <pic:nvPicPr>
+                          <pic:cNvPr id="0" name="frame_0629.jpg"/>
+                          <pic:cNvPicPr/>
+                        </pic:nvPicPr>
+                        <pic:blipFill>
+                          <a:blip r:embed="rId11"/>
+                          <a:stretch>
+                            <a:fillRect/>
+                          </a:stretch>
+                        </pic:blipFill>
+                        <pic:spPr>
+                          <a:xfrm>
+                            <a:off x="0" y="0"/>
+                            <a:ext cx="1097280" cy="617220"/>
+                          </a:xfrm>
+                          <a:prstGeom prst="rect"/>
+                        </pic:spPr>
+                      </pic:pic>
+                    </a:graphicData>
+                  </a:graphic>
+                </wp:inline>
+              </w:drawing>
             </w:r>
           </w:p>
         </w:tc>
@@ -1674,7 +3999,38 @@
           </w:tcPr>
           <w:p>
             <w:r>
-              <w:t>frame_0000.jpg</w:t>
+              <w:drawing>
+                <wp:inline xmlns:a="http://schemas.openxmlformats.org/drawingml/2006/main" xmlns:pic="http://schemas.openxmlformats.org/drawingml/2006/picture">
+                  <wp:extent cx="1097280" cy="617220"/>
+                  <wp:docPr id="76" name="Picture 76"/>
+                  <wp:cNvGraphicFramePr>
+                    <a:graphicFrameLocks noChangeAspect="1"/>
+                  </wp:cNvGraphicFramePr>
+                  <a:graphic>
+                    <a:graphicData uri="http://schemas.openxmlformats.org/drawingml/2006/picture">
+                      <pic:pic>
+                        <pic:nvPicPr>
+                          <pic:cNvPr id="0" name="frame_0000.jpg"/>
+                          <pic:cNvPicPr/>
+                        </pic:nvPicPr>
+                        <pic:blipFill>
+                          <a:blip r:embed="rId9"/>
+                          <a:stretch>
+                            <a:fillRect/>
+                          </a:stretch>
+                        </pic:blipFill>
+                        <pic:spPr>
+                          <a:xfrm>
+                            <a:off x="0" y="0"/>
+                            <a:ext cx="1097280" cy="617220"/>
+                          </a:xfrm>
+                          <a:prstGeom prst="rect"/>
+                        </pic:spPr>
+                      </pic:pic>
+                    </a:graphicData>
+                  </a:graphic>
+                </wp:inline>
+              </w:drawing>
             </w:r>
           </w:p>
         </w:tc>
@@ -1684,7 +4040,38 @@
           </w:tcPr>
           <w:p>
             <w:r>
-              <w:t>frame_0314.jpg</w:t>
+              <w:drawing>
+                <wp:inline xmlns:a="http://schemas.openxmlformats.org/drawingml/2006/main" xmlns:pic="http://schemas.openxmlformats.org/drawingml/2006/picture">
+                  <wp:extent cx="1097280" cy="617220"/>
+                  <wp:docPr id="77" name="Picture 77"/>
+                  <wp:cNvGraphicFramePr>
+                    <a:graphicFrameLocks noChangeAspect="1"/>
+                  </wp:cNvGraphicFramePr>
+                  <a:graphic>
+                    <a:graphicData uri="http://schemas.openxmlformats.org/drawingml/2006/picture">
+                      <pic:pic>
+                        <pic:nvPicPr>
+                          <pic:cNvPr id="0" name="frame_0314.jpg"/>
+                          <pic:cNvPicPr/>
+                        </pic:nvPicPr>
+                        <pic:blipFill>
+                          <a:blip r:embed="rId10"/>
+                          <a:stretch>
+                            <a:fillRect/>
+                          </a:stretch>
+                        </pic:blipFill>
+                        <pic:spPr>
+                          <a:xfrm>
+                            <a:off x="0" y="0"/>
+                            <a:ext cx="1097280" cy="617220"/>
+                          </a:xfrm>
+                          <a:prstGeom prst="rect"/>
+                        </pic:spPr>
+                      </pic:pic>
+                    </a:graphicData>
+                  </a:graphic>
+                </wp:inline>
+              </w:drawing>
             </w:r>
           </w:p>
         </w:tc>
@@ -1694,7 +4081,38 @@
           </w:tcPr>
           <w:p>
             <w:r>
-              <w:t>frame_0629.jpg</w:t>
+              <w:drawing>
+                <wp:inline xmlns:a="http://schemas.openxmlformats.org/drawingml/2006/main" xmlns:pic="http://schemas.openxmlformats.org/drawingml/2006/picture">
+                  <wp:extent cx="1097280" cy="617220"/>
+                  <wp:docPr id="78" name="Picture 78"/>
+                  <wp:cNvGraphicFramePr>
+                    <a:graphicFrameLocks noChangeAspect="1"/>
+                  </wp:cNvGraphicFramePr>
+                  <a:graphic>
+                    <a:graphicData uri="http://schemas.openxmlformats.org/drawingml/2006/picture">
+                      <pic:pic>
+                        <pic:nvPicPr>
+                          <pic:cNvPr id="0" name="frame_0629.jpg"/>
+                          <pic:cNvPicPr/>
+                        </pic:nvPicPr>
+                        <pic:blipFill>
+                          <a:blip r:embed="rId11"/>
+                          <a:stretch>
+                            <a:fillRect/>
+                          </a:stretch>
+                        </pic:blipFill>
+                        <pic:spPr>
+                          <a:xfrm>
+                            <a:off x="0" y="0"/>
+                            <a:ext cx="1097280" cy="617220"/>
+                          </a:xfrm>
+                          <a:prstGeom prst="rect"/>
+                        </pic:spPr>
+                      </pic:pic>
+                    </a:graphicData>
+                  </a:graphic>
+                </wp:inline>
+              </w:drawing>
             </w:r>
           </w:p>
         </w:tc>
@@ -1733,7 +4151,38 @@
           </w:tcPr>
           <w:p>
             <w:r>
-              <w:t>frame_0000.jpg</w:t>
+              <w:drawing>
+                <wp:inline xmlns:a="http://schemas.openxmlformats.org/drawingml/2006/main" xmlns:pic="http://schemas.openxmlformats.org/drawingml/2006/picture">
+                  <wp:extent cx="1097280" cy="617220"/>
+                  <wp:docPr id="79" name="Picture 79"/>
+                  <wp:cNvGraphicFramePr>
+                    <a:graphicFrameLocks noChangeAspect="1"/>
+                  </wp:cNvGraphicFramePr>
+                  <a:graphic>
+                    <a:graphicData uri="http://schemas.openxmlformats.org/drawingml/2006/picture">
+                      <pic:pic>
+                        <pic:nvPicPr>
+                          <pic:cNvPr id="0" name="frame_0000.jpg"/>
+                          <pic:cNvPicPr/>
+                        </pic:nvPicPr>
+                        <pic:blipFill>
+                          <a:blip r:embed="rId9"/>
+                          <a:stretch>
+                            <a:fillRect/>
+                          </a:stretch>
+                        </pic:blipFill>
+                        <pic:spPr>
+                          <a:xfrm>
+                            <a:off x="0" y="0"/>
+                            <a:ext cx="1097280" cy="617220"/>
+                          </a:xfrm>
+                          <a:prstGeom prst="rect"/>
+                        </pic:spPr>
+                      </pic:pic>
+                    </a:graphicData>
+                  </a:graphic>
+                </wp:inline>
+              </w:drawing>
             </w:r>
           </w:p>
         </w:tc>
@@ -1743,7 +4192,38 @@
           </w:tcPr>
           <w:p>
             <w:r>
-              <w:t>frame_0314.jpg</w:t>
+              <w:drawing>
+                <wp:inline xmlns:a="http://schemas.openxmlformats.org/drawingml/2006/main" xmlns:pic="http://schemas.openxmlformats.org/drawingml/2006/picture">
+                  <wp:extent cx="1097280" cy="617220"/>
+                  <wp:docPr id="80" name="Picture 80"/>
+                  <wp:cNvGraphicFramePr>
+                    <a:graphicFrameLocks noChangeAspect="1"/>
+                  </wp:cNvGraphicFramePr>
+                  <a:graphic>
+                    <a:graphicData uri="http://schemas.openxmlformats.org/drawingml/2006/picture">
+                      <pic:pic>
+                        <pic:nvPicPr>
+                          <pic:cNvPr id="0" name="frame_0314.jpg"/>
+                          <pic:cNvPicPr/>
+                        </pic:nvPicPr>
+                        <pic:blipFill>
+                          <a:blip r:embed="rId10"/>
+                          <a:stretch>
+                            <a:fillRect/>
+                          </a:stretch>
+                        </pic:blipFill>
+                        <pic:spPr>
+                          <a:xfrm>
+                            <a:off x="0" y="0"/>
+                            <a:ext cx="1097280" cy="617220"/>
+                          </a:xfrm>
+                          <a:prstGeom prst="rect"/>
+                        </pic:spPr>
+                      </pic:pic>
+                    </a:graphicData>
+                  </a:graphic>
+                </wp:inline>
+              </w:drawing>
             </w:r>
           </w:p>
         </w:tc>
@@ -1753,7 +4233,38 @@
           </w:tcPr>
           <w:p>
             <w:r>
-              <w:t>frame_0629.jpg</w:t>
+              <w:drawing>
+                <wp:inline xmlns:a="http://schemas.openxmlformats.org/drawingml/2006/main" xmlns:pic="http://schemas.openxmlformats.org/drawingml/2006/picture">
+                  <wp:extent cx="1097280" cy="617220"/>
+                  <wp:docPr id="81" name="Picture 81"/>
+                  <wp:cNvGraphicFramePr>
+                    <a:graphicFrameLocks noChangeAspect="1"/>
+                  </wp:cNvGraphicFramePr>
+                  <a:graphic>
+                    <a:graphicData uri="http://schemas.openxmlformats.org/drawingml/2006/picture">
+                      <pic:pic>
+                        <pic:nvPicPr>
+                          <pic:cNvPr id="0" name="frame_0629.jpg"/>
+                          <pic:cNvPicPr/>
+                        </pic:nvPicPr>
+                        <pic:blipFill>
+                          <a:blip r:embed="rId11"/>
+                          <a:stretch>
+                            <a:fillRect/>
+                          </a:stretch>
+                        </pic:blipFill>
+                        <pic:spPr>
+                          <a:xfrm>
+                            <a:off x="0" y="0"/>
+                            <a:ext cx="1097280" cy="617220"/>
+                          </a:xfrm>
+                          <a:prstGeom prst="rect"/>
+                        </pic:spPr>
+                      </pic:pic>
+                    </a:graphicData>
+                  </a:graphic>
+                </wp:inline>
+              </w:drawing>
             </w:r>
           </w:p>
         </w:tc>
@@ -1792,7 +4303,38 @@
           </w:tcPr>
           <w:p>
             <w:r>
-              <w:t>frame_0000.jpg</w:t>
+              <w:drawing>
+                <wp:inline xmlns:a="http://schemas.openxmlformats.org/drawingml/2006/main" xmlns:pic="http://schemas.openxmlformats.org/drawingml/2006/picture">
+                  <wp:extent cx="1097280" cy="617220"/>
+                  <wp:docPr id="82" name="Picture 82"/>
+                  <wp:cNvGraphicFramePr>
+                    <a:graphicFrameLocks noChangeAspect="1"/>
+                  </wp:cNvGraphicFramePr>
+                  <a:graphic>
+                    <a:graphicData uri="http://schemas.openxmlformats.org/drawingml/2006/picture">
+                      <pic:pic>
+                        <pic:nvPicPr>
+                          <pic:cNvPr id="0" name="frame_0000.jpg"/>
+                          <pic:cNvPicPr/>
+                        </pic:nvPicPr>
+                        <pic:blipFill>
+                          <a:blip r:embed="rId9"/>
+                          <a:stretch>
+                            <a:fillRect/>
+                          </a:stretch>
+                        </pic:blipFill>
+                        <pic:spPr>
+                          <a:xfrm>
+                            <a:off x="0" y="0"/>
+                            <a:ext cx="1097280" cy="617220"/>
+                          </a:xfrm>
+                          <a:prstGeom prst="rect"/>
+                        </pic:spPr>
+                      </pic:pic>
+                    </a:graphicData>
+                  </a:graphic>
+                </wp:inline>
+              </w:drawing>
             </w:r>
           </w:p>
         </w:tc>
@@ -1802,7 +4344,38 @@
           </w:tcPr>
           <w:p>
             <w:r>
-              <w:t>frame_0314.jpg</w:t>
+              <w:drawing>
+                <wp:inline xmlns:a="http://schemas.openxmlformats.org/drawingml/2006/main" xmlns:pic="http://schemas.openxmlformats.org/drawingml/2006/picture">
+                  <wp:extent cx="1097280" cy="617220"/>
+                  <wp:docPr id="83" name="Picture 83"/>
+                  <wp:cNvGraphicFramePr>
+                    <a:graphicFrameLocks noChangeAspect="1"/>
+                  </wp:cNvGraphicFramePr>
+                  <a:graphic>
+                    <a:graphicData uri="http://schemas.openxmlformats.org/drawingml/2006/picture">
+                      <pic:pic>
+                        <pic:nvPicPr>
+                          <pic:cNvPr id="0" name="frame_0314.jpg"/>
+                          <pic:cNvPicPr/>
+                        </pic:nvPicPr>
+                        <pic:blipFill>
+                          <a:blip r:embed="rId10"/>
+                          <a:stretch>
+                            <a:fillRect/>
+                          </a:stretch>
+                        </pic:blipFill>
+                        <pic:spPr>
+                          <a:xfrm>
+                            <a:off x="0" y="0"/>
+                            <a:ext cx="1097280" cy="617220"/>
+                          </a:xfrm>
+                          <a:prstGeom prst="rect"/>
+                        </pic:spPr>
+                      </pic:pic>
+                    </a:graphicData>
+                  </a:graphic>
+                </wp:inline>
+              </w:drawing>
             </w:r>
           </w:p>
         </w:tc>
@@ -1812,7 +4385,38 @@
           </w:tcPr>
           <w:p>
             <w:r>
-              <w:t>frame_0629.jpg</w:t>
+              <w:drawing>
+                <wp:inline xmlns:a="http://schemas.openxmlformats.org/drawingml/2006/main" xmlns:pic="http://schemas.openxmlformats.org/drawingml/2006/picture">
+                  <wp:extent cx="1097280" cy="617220"/>
+                  <wp:docPr id="84" name="Picture 84"/>
+                  <wp:cNvGraphicFramePr>
+                    <a:graphicFrameLocks noChangeAspect="1"/>
+                  </wp:cNvGraphicFramePr>
+                  <a:graphic>
+                    <a:graphicData uri="http://schemas.openxmlformats.org/drawingml/2006/picture">
+                      <pic:pic>
+                        <pic:nvPicPr>
+                          <pic:cNvPr id="0" name="frame_0629.jpg"/>
+                          <pic:cNvPicPr/>
+                        </pic:nvPicPr>
+                        <pic:blipFill>
+                          <a:blip r:embed="rId11"/>
+                          <a:stretch>
+                            <a:fillRect/>
+                          </a:stretch>
+                        </pic:blipFill>
+                        <pic:spPr>
+                          <a:xfrm>
+                            <a:off x="0" y="0"/>
+                            <a:ext cx="1097280" cy="617220"/>
+                          </a:xfrm>
+                          <a:prstGeom prst="rect"/>
+                        </pic:spPr>
+                      </pic:pic>
+                    </a:graphicData>
+                  </a:graphic>
+                </wp:inline>
+              </w:drawing>
             </w:r>
           </w:p>
         </w:tc>
@@ -1856,7 +4460,38 @@
           </w:tcPr>
           <w:p>
             <w:r>
-              <w:t>frame_0000.jpg</w:t>
+              <w:drawing>
+                <wp:inline xmlns:a="http://schemas.openxmlformats.org/drawingml/2006/main" xmlns:pic="http://schemas.openxmlformats.org/drawingml/2006/picture">
+                  <wp:extent cx="1097280" cy="617220"/>
+                  <wp:docPr id="85" name="Picture 85"/>
+                  <wp:cNvGraphicFramePr>
+                    <a:graphicFrameLocks noChangeAspect="1"/>
+                  </wp:cNvGraphicFramePr>
+                  <a:graphic>
+                    <a:graphicData uri="http://schemas.openxmlformats.org/drawingml/2006/picture">
+                      <pic:pic>
+                        <pic:nvPicPr>
+                          <pic:cNvPr id="0" name="frame_0000.jpg"/>
+                          <pic:cNvPicPr/>
+                        </pic:nvPicPr>
+                        <pic:blipFill>
+                          <a:blip r:embed="rId9"/>
+                          <a:stretch>
+                            <a:fillRect/>
+                          </a:stretch>
+                        </pic:blipFill>
+                        <pic:spPr>
+                          <a:xfrm>
+                            <a:off x="0" y="0"/>
+                            <a:ext cx="1097280" cy="617220"/>
+                          </a:xfrm>
+                          <a:prstGeom prst="rect"/>
+                        </pic:spPr>
+                      </pic:pic>
+                    </a:graphicData>
+                  </a:graphic>
+                </wp:inline>
+              </w:drawing>
             </w:r>
           </w:p>
         </w:tc>
@@ -1866,7 +4501,38 @@
           </w:tcPr>
           <w:p>
             <w:r>
-              <w:t>frame_0314.jpg</w:t>
+              <w:drawing>
+                <wp:inline xmlns:a="http://schemas.openxmlformats.org/drawingml/2006/main" xmlns:pic="http://schemas.openxmlformats.org/drawingml/2006/picture">
+                  <wp:extent cx="1097280" cy="617220"/>
+                  <wp:docPr id="86" name="Picture 86"/>
+                  <wp:cNvGraphicFramePr>
+                    <a:graphicFrameLocks noChangeAspect="1"/>
+                  </wp:cNvGraphicFramePr>
+                  <a:graphic>
+                    <a:graphicData uri="http://schemas.openxmlformats.org/drawingml/2006/picture">
+                      <pic:pic>
+                        <pic:nvPicPr>
+                          <pic:cNvPr id="0" name="frame_0314.jpg"/>
+                          <pic:cNvPicPr/>
+                        </pic:nvPicPr>
+                        <pic:blipFill>
+                          <a:blip r:embed="rId10"/>
+                          <a:stretch>
+                            <a:fillRect/>
+                          </a:stretch>
+                        </pic:blipFill>
+                        <pic:spPr>
+                          <a:xfrm>
+                            <a:off x="0" y="0"/>
+                            <a:ext cx="1097280" cy="617220"/>
+                          </a:xfrm>
+                          <a:prstGeom prst="rect"/>
+                        </pic:spPr>
+                      </pic:pic>
+                    </a:graphicData>
+                  </a:graphic>
+                </wp:inline>
+              </w:drawing>
             </w:r>
           </w:p>
         </w:tc>
@@ -1876,7 +4542,38 @@
           </w:tcPr>
           <w:p>
             <w:r>
-              <w:t>frame_0629.jpg</w:t>
+              <w:drawing>
+                <wp:inline xmlns:a="http://schemas.openxmlformats.org/drawingml/2006/main" xmlns:pic="http://schemas.openxmlformats.org/drawingml/2006/picture">
+                  <wp:extent cx="1097280" cy="617220"/>
+                  <wp:docPr id="87" name="Picture 87"/>
+                  <wp:cNvGraphicFramePr>
+                    <a:graphicFrameLocks noChangeAspect="1"/>
+                  </wp:cNvGraphicFramePr>
+                  <a:graphic>
+                    <a:graphicData uri="http://schemas.openxmlformats.org/drawingml/2006/picture">
+                      <pic:pic>
+                        <pic:nvPicPr>
+                          <pic:cNvPr id="0" name="frame_0629.jpg"/>
+                          <pic:cNvPicPr/>
+                        </pic:nvPicPr>
+                        <pic:blipFill>
+                          <a:blip r:embed="rId11"/>
+                          <a:stretch>
+                            <a:fillRect/>
+                          </a:stretch>
+                        </pic:blipFill>
+                        <pic:spPr>
+                          <a:xfrm>
+                            <a:off x="0" y="0"/>
+                            <a:ext cx="1097280" cy="617220"/>
+                          </a:xfrm>
+                          <a:prstGeom prst="rect"/>
+                        </pic:spPr>
+                      </pic:pic>
+                    </a:graphicData>
+                  </a:graphic>
+                </wp:inline>
+              </w:drawing>
             </w:r>
           </w:p>
         </w:tc>
@@ -1915,7 +4612,38 @@
           </w:tcPr>
           <w:p>
             <w:r>
-              <w:t>frame_0000.jpg</w:t>
+              <w:drawing>
+                <wp:inline xmlns:a="http://schemas.openxmlformats.org/drawingml/2006/main" xmlns:pic="http://schemas.openxmlformats.org/drawingml/2006/picture">
+                  <wp:extent cx="1097280" cy="617220"/>
+                  <wp:docPr id="88" name="Picture 88"/>
+                  <wp:cNvGraphicFramePr>
+                    <a:graphicFrameLocks noChangeAspect="1"/>
+                  </wp:cNvGraphicFramePr>
+                  <a:graphic>
+                    <a:graphicData uri="http://schemas.openxmlformats.org/drawingml/2006/picture">
+                      <pic:pic>
+                        <pic:nvPicPr>
+                          <pic:cNvPr id="0" name="frame_0000.jpg"/>
+                          <pic:cNvPicPr/>
+                        </pic:nvPicPr>
+                        <pic:blipFill>
+                          <a:blip r:embed="rId9"/>
+                          <a:stretch>
+                            <a:fillRect/>
+                          </a:stretch>
+                        </pic:blipFill>
+                        <pic:spPr>
+                          <a:xfrm>
+                            <a:off x="0" y="0"/>
+                            <a:ext cx="1097280" cy="617220"/>
+                          </a:xfrm>
+                          <a:prstGeom prst="rect"/>
+                        </pic:spPr>
+                      </pic:pic>
+                    </a:graphicData>
+                  </a:graphic>
+                </wp:inline>
+              </w:drawing>
             </w:r>
           </w:p>
         </w:tc>
@@ -1925,7 +4653,38 @@
           </w:tcPr>
           <w:p>
             <w:r>
-              <w:t>frame_0314.jpg</w:t>
+              <w:drawing>
+                <wp:inline xmlns:a="http://schemas.openxmlformats.org/drawingml/2006/main" xmlns:pic="http://schemas.openxmlformats.org/drawingml/2006/picture">
+                  <wp:extent cx="1097280" cy="617220"/>
+                  <wp:docPr id="89" name="Picture 89"/>
+                  <wp:cNvGraphicFramePr>
+                    <a:graphicFrameLocks noChangeAspect="1"/>
+                  </wp:cNvGraphicFramePr>
+                  <a:graphic>
+                    <a:graphicData uri="http://schemas.openxmlformats.org/drawingml/2006/picture">
+                      <pic:pic>
+                        <pic:nvPicPr>
+                          <pic:cNvPr id="0" name="frame_0314.jpg"/>
+                          <pic:cNvPicPr/>
+                        </pic:nvPicPr>
+                        <pic:blipFill>
+                          <a:blip r:embed="rId10"/>
+                          <a:stretch>
+                            <a:fillRect/>
+                          </a:stretch>
+                        </pic:blipFill>
+                        <pic:spPr>
+                          <a:xfrm>
+                            <a:off x="0" y="0"/>
+                            <a:ext cx="1097280" cy="617220"/>
+                          </a:xfrm>
+                          <a:prstGeom prst="rect"/>
+                        </pic:spPr>
+                      </pic:pic>
+                    </a:graphicData>
+                  </a:graphic>
+                </wp:inline>
+              </w:drawing>
             </w:r>
           </w:p>
         </w:tc>
@@ -1935,7 +4694,38 @@
           </w:tcPr>
           <w:p>
             <w:r>
-              <w:t>frame_0629.jpg</w:t>
+              <w:drawing>
+                <wp:inline xmlns:a="http://schemas.openxmlformats.org/drawingml/2006/main" xmlns:pic="http://schemas.openxmlformats.org/drawingml/2006/picture">
+                  <wp:extent cx="1097280" cy="617220"/>
+                  <wp:docPr id="90" name="Picture 90"/>
+                  <wp:cNvGraphicFramePr>
+                    <a:graphicFrameLocks noChangeAspect="1"/>
+                  </wp:cNvGraphicFramePr>
+                  <a:graphic>
+                    <a:graphicData uri="http://schemas.openxmlformats.org/drawingml/2006/picture">
+                      <pic:pic>
+                        <pic:nvPicPr>
+                          <pic:cNvPr id="0" name="frame_0629.jpg"/>
+                          <pic:cNvPicPr/>
+                        </pic:nvPicPr>
+                        <pic:blipFill>
+                          <a:blip r:embed="rId11"/>
+                          <a:stretch>
+                            <a:fillRect/>
+                          </a:stretch>
+                        </pic:blipFill>
+                        <pic:spPr>
+                          <a:xfrm>
+                            <a:off x="0" y="0"/>
+                            <a:ext cx="1097280" cy="617220"/>
+                          </a:xfrm>
+                          <a:prstGeom prst="rect"/>
+                        </pic:spPr>
+                      </pic:pic>
+                    </a:graphicData>
+                  </a:graphic>
+                </wp:inline>
+              </w:drawing>
             </w:r>
           </w:p>
         </w:tc>
@@ -1974,7 +4764,38 @@
           </w:tcPr>
           <w:p>
             <w:r>
-              <w:t>frame_0000.jpg</w:t>
+              <w:drawing>
+                <wp:inline xmlns:a="http://schemas.openxmlformats.org/drawingml/2006/main" xmlns:pic="http://schemas.openxmlformats.org/drawingml/2006/picture">
+                  <wp:extent cx="1097280" cy="617220"/>
+                  <wp:docPr id="91" name="Picture 91"/>
+                  <wp:cNvGraphicFramePr>
+                    <a:graphicFrameLocks noChangeAspect="1"/>
+                  </wp:cNvGraphicFramePr>
+                  <a:graphic>
+                    <a:graphicData uri="http://schemas.openxmlformats.org/drawingml/2006/picture">
+                      <pic:pic>
+                        <pic:nvPicPr>
+                          <pic:cNvPr id="0" name="frame_0000.jpg"/>
+                          <pic:cNvPicPr/>
+                        </pic:nvPicPr>
+                        <pic:blipFill>
+                          <a:blip r:embed="rId9"/>
+                          <a:stretch>
+                            <a:fillRect/>
+                          </a:stretch>
+                        </pic:blipFill>
+                        <pic:spPr>
+                          <a:xfrm>
+                            <a:off x="0" y="0"/>
+                            <a:ext cx="1097280" cy="617220"/>
+                          </a:xfrm>
+                          <a:prstGeom prst="rect"/>
+                        </pic:spPr>
+                      </pic:pic>
+                    </a:graphicData>
+                  </a:graphic>
+                </wp:inline>
+              </w:drawing>
             </w:r>
           </w:p>
         </w:tc>
@@ -1984,7 +4805,38 @@
           </w:tcPr>
           <w:p>
             <w:r>
-              <w:t>frame_0314.jpg</w:t>
+              <w:drawing>
+                <wp:inline xmlns:a="http://schemas.openxmlformats.org/drawingml/2006/main" xmlns:pic="http://schemas.openxmlformats.org/drawingml/2006/picture">
+                  <wp:extent cx="1097280" cy="617220"/>
+                  <wp:docPr id="92" name="Picture 92"/>
+                  <wp:cNvGraphicFramePr>
+                    <a:graphicFrameLocks noChangeAspect="1"/>
+                  </wp:cNvGraphicFramePr>
+                  <a:graphic>
+                    <a:graphicData uri="http://schemas.openxmlformats.org/drawingml/2006/picture">
+                      <pic:pic>
+                        <pic:nvPicPr>
+                          <pic:cNvPr id="0" name="frame_0314.jpg"/>
+                          <pic:cNvPicPr/>
+                        </pic:nvPicPr>
+                        <pic:blipFill>
+                          <a:blip r:embed="rId10"/>
+                          <a:stretch>
+                            <a:fillRect/>
+                          </a:stretch>
+                        </pic:blipFill>
+                        <pic:spPr>
+                          <a:xfrm>
+                            <a:off x="0" y="0"/>
+                            <a:ext cx="1097280" cy="617220"/>
+                          </a:xfrm>
+                          <a:prstGeom prst="rect"/>
+                        </pic:spPr>
+                      </pic:pic>
+                    </a:graphicData>
+                  </a:graphic>
+                </wp:inline>
+              </w:drawing>
             </w:r>
           </w:p>
         </w:tc>
@@ -1994,7 +4846,38 @@
           </w:tcPr>
           <w:p>
             <w:r>
-              <w:t>frame_0629.jpg</w:t>
+              <w:drawing>
+                <wp:inline xmlns:a="http://schemas.openxmlformats.org/drawingml/2006/main" xmlns:pic="http://schemas.openxmlformats.org/drawingml/2006/picture">
+                  <wp:extent cx="1097280" cy="617220"/>
+                  <wp:docPr id="93" name="Picture 93"/>
+                  <wp:cNvGraphicFramePr>
+                    <a:graphicFrameLocks noChangeAspect="1"/>
+                  </wp:cNvGraphicFramePr>
+                  <a:graphic>
+                    <a:graphicData uri="http://schemas.openxmlformats.org/drawingml/2006/picture">
+                      <pic:pic>
+                        <pic:nvPicPr>
+                          <pic:cNvPr id="0" name="frame_0629.jpg"/>
+                          <pic:cNvPicPr/>
+                        </pic:nvPicPr>
+                        <pic:blipFill>
+                          <a:blip r:embed="rId11"/>
+                          <a:stretch>
+                            <a:fillRect/>
+                          </a:stretch>
+                        </pic:blipFill>
+                        <pic:spPr>
+                          <a:xfrm>
+                            <a:off x="0" y="0"/>
+                            <a:ext cx="1097280" cy="617220"/>
+                          </a:xfrm>
+                          <a:prstGeom prst="rect"/>
+                        </pic:spPr>
+                      </pic:pic>
+                    </a:graphicData>
+                  </a:graphic>
+                </wp:inline>
+              </w:drawing>
             </w:r>
           </w:p>
         </w:tc>
@@ -2033,7 +4916,38 @@
           </w:tcPr>
           <w:p>
             <w:r>
-              <w:t>frame_0000.jpg</w:t>
+              <w:drawing>
+                <wp:inline xmlns:a="http://schemas.openxmlformats.org/drawingml/2006/main" xmlns:pic="http://schemas.openxmlformats.org/drawingml/2006/picture">
+                  <wp:extent cx="1097280" cy="617220"/>
+                  <wp:docPr id="94" name="Picture 94"/>
+                  <wp:cNvGraphicFramePr>
+                    <a:graphicFrameLocks noChangeAspect="1"/>
+                  </wp:cNvGraphicFramePr>
+                  <a:graphic>
+                    <a:graphicData uri="http://schemas.openxmlformats.org/drawingml/2006/picture">
+                      <pic:pic>
+                        <pic:nvPicPr>
+                          <pic:cNvPr id="0" name="frame_0000.jpg"/>
+                          <pic:cNvPicPr/>
+                        </pic:nvPicPr>
+                        <pic:blipFill>
+                          <a:blip r:embed="rId9"/>
+                          <a:stretch>
+                            <a:fillRect/>
+                          </a:stretch>
+                        </pic:blipFill>
+                        <pic:spPr>
+                          <a:xfrm>
+                            <a:off x="0" y="0"/>
+                            <a:ext cx="1097280" cy="617220"/>
+                          </a:xfrm>
+                          <a:prstGeom prst="rect"/>
+                        </pic:spPr>
+                      </pic:pic>
+                    </a:graphicData>
+                  </a:graphic>
+                </wp:inline>
+              </w:drawing>
             </w:r>
           </w:p>
         </w:tc>
@@ -2043,7 +4957,38 @@
           </w:tcPr>
           <w:p>
             <w:r>
-              <w:t>frame_0314.jpg</w:t>
+              <w:drawing>
+                <wp:inline xmlns:a="http://schemas.openxmlformats.org/drawingml/2006/main" xmlns:pic="http://schemas.openxmlformats.org/drawingml/2006/picture">
+                  <wp:extent cx="1097280" cy="617220"/>
+                  <wp:docPr id="95" name="Picture 95"/>
+                  <wp:cNvGraphicFramePr>
+                    <a:graphicFrameLocks noChangeAspect="1"/>
+                  </wp:cNvGraphicFramePr>
+                  <a:graphic>
+                    <a:graphicData uri="http://schemas.openxmlformats.org/drawingml/2006/picture">
+                      <pic:pic>
+                        <pic:nvPicPr>
+                          <pic:cNvPr id="0" name="frame_0314.jpg"/>
+                          <pic:cNvPicPr/>
+                        </pic:nvPicPr>
+                        <pic:blipFill>
+                          <a:blip r:embed="rId10"/>
+                          <a:stretch>
+                            <a:fillRect/>
+                          </a:stretch>
+                        </pic:blipFill>
+                        <pic:spPr>
+                          <a:xfrm>
+                            <a:off x="0" y="0"/>
+                            <a:ext cx="1097280" cy="617220"/>
+                          </a:xfrm>
+                          <a:prstGeom prst="rect"/>
+                        </pic:spPr>
+                      </pic:pic>
+                    </a:graphicData>
+                  </a:graphic>
+                </wp:inline>
+              </w:drawing>
             </w:r>
           </w:p>
         </w:tc>
@@ -2053,7 +4998,38 @@
           </w:tcPr>
           <w:p>
             <w:r>
-              <w:t>frame_0629.jpg</w:t>
+              <w:drawing>
+                <wp:inline xmlns:a="http://schemas.openxmlformats.org/drawingml/2006/main" xmlns:pic="http://schemas.openxmlformats.org/drawingml/2006/picture">
+                  <wp:extent cx="1097280" cy="617220"/>
+                  <wp:docPr id="96" name="Picture 96"/>
+                  <wp:cNvGraphicFramePr>
+                    <a:graphicFrameLocks noChangeAspect="1"/>
+                  </wp:cNvGraphicFramePr>
+                  <a:graphic>
+                    <a:graphicData uri="http://schemas.openxmlformats.org/drawingml/2006/picture">
+                      <pic:pic>
+                        <pic:nvPicPr>
+                          <pic:cNvPr id="0" name="frame_0629.jpg"/>
+                          <pic:cNvPicPr/>
+                        </pic:nvPicPr>
+                        <pic:blipFill>
+                          <a:blip r:embed="rId11"/>
+                          <a:stretch>
+                            <a:fillRect/>
+                          </a:stretch>
+                        </pic:blipFill>
+                        <pic:spPr>
+                          <a:xfrm>
+                            <a:off x="0" y="0"/>
+                            <a:ext cx="1097280" cy="617220"/>
+                          </a:xfrm>
+                          <a:prstGeom prst="rect"/>
+                        </pic:spPr>
+                      </pic:pic>
+                    </a:graphicData>
+                  </a:graphic>
+                </wp:inline>
+              </w:drawing>
             </w:r>
           </w:p>
         </w:tc>
@@ -2107,7 +5083,38 @@
           </w:tcPr>
           <w:p>
             <w:r>
-              <w:t>frame_0000.jpg</w:t>
+              <w:drawing>
+                <wp:inline xmlns:a="http://schemas.openxmlformats.org/drawingml/2006/main" xmlns:pic="http://schemas.openxmlformats.org/drawingml/2006/picture">
+                  <wp:extent cx="1097280" cy="617220"/>
+                  <wp:docPr id="97" name="Picture 97"/>
+                  <wp:cNvGraphicFramePr>
+                    <a:graphicFrameLocks noChangeAspect="1"/>
+                  </wp:cNvGraphicFramePr>
+                  <a:graphic>
+                    <a:graphicData uri="http://schemas.openxmlformats.org/drawingml/2006/picture">
+                      <pic:pic>
+                        <pic:nvPicPr>
+                          <pic:cNvPr id="0" name="frame_0000.jpg"/>
+                          <pic:cNvPicPr/>
+                        </pic:nvPicPr>
+                        <pic:blipFill>
+                          <a:blip r:embed="rId9"/>
+                          <a:stretch>
+                            <a:fillRect/>
+                          </a:stretch>
+                        </pic:blipFill>
+                        <pic:spPr>
+                          <a:xfrm>
+                            <a:off x="0" y="0"/>
+                            <a:ext cx="1097280" cy="617220"/>
+                          </a:xfrm>
+                          <a:prstGeom prst="rect"/>
+                        </pic:spPr>
+                      </pic:pic>
+                    </a:graphicData>
+                  </a:graphic>
+                </wp:inline>
+              </w:drawing>
             </w:r>
           </w:p>
         </w:tc>
@@ -2117,7 +5124,38 @@
           </w:tcPr>
           <w:p>
             <w:r>
-              <w:t>frame_0314.jpg</w:t>
+              <w:drawing>
+                <wp:inline xmlns:a="http://schemas.openxmlformats.org/drawingml/2006/main" xmlns:pic="http://schemas.openxmlformats.org/drawingml/2006/picture">
+                  <wp:extent cx="1097280" cy="617220"/>
+                  <wp:docPr id="98" name="Picture 98"/>
+                  <wp:cNvGraphicFramePr>
+                    <a:graphicFrameLocks noChangeAspect="1"/>
+                  </wp:cNvGraphicFramePr>
+                  <a:graphic>
+                    <a:graphicData uri="http://schemas.openxmlformats.org/drawingml/2006/picture">
+                      <pic:pic>
+                        <pic:nvPicPr>
+                          <pic:cNvPr id="0" name="frame_0314.jpg"/>
+                          <pic:cNvPicPr/>
+                        </pic:nvPicPr>
+                        <pic:blipFill>
+                          <a:blip r:embed="rId10"/>
+                          <a:stretch>
+                            <a:fillRect/>
+                          </a:stretch>
+                        </pic:blipFill>
+                        <pic:spPr>
+                          <a:xfrm>
+                            <a:off x="0" y="0"/>
+                            <a:ext cx="1097280" cy="617220"/>
+                          </a:xfrm>
+                          <a:prstGeom prst="rect"/>
+                        </pic:spPr>
+                      </pic:pic>
+                    </a:graphicData>
+                  </a:graphic>
+                </wp:inline>
+              </w:drawing>
             </w:r>
           </w:p>
         </w:tc>
@@ -2127,7 +5165,38 @@
           </w:tcPr>
           <w:p>
             <w:r>
-              <w:t>frame_0629.jpg</w:t>
+              <w:drawing>
+                <wp:inline xmlns:a="http://schemas.openxmlformats.org/drawingml/2006/main" xmlns:pic="http://schemas.openxmlformats.org/drawingml/2006/picture">
+                  <wp:extent cx="1097280" cy="617220"/>
+                  <wp:docPr id="99" name="Picture 99"/>
+                  <wp:cNvGraphicFramePr>
+                    <a:graphicFrameLocks noChangeAspect="1"/>
+                  </wp:cNvGraphicFramePr>
+                  <a:graphic>
+                    <a:graphicData uri="http://schemas.openxmlformats.org/drawingml/2006/picture">
+                      <pic:pic>
+                        <pic:nvPicPr>
+                          <pic:cNvPr id="0" name="frame_0629.jpg"/>
+                          <pic:cNvPicPr/>
+                        </pic:nvPicPr>
+                        <pic:blipFill>
+                          <a:blip r:embed="rId11"/>
+                          <a:stretch>
+                            <a:fillRect/>
+                          </a:stretch>
+                        </pic:blipFill>
+                        <pic:spPr>
+                          <a:xfrm>
+                            <a:off x="0" y="0"/>
+                            <a:ext cx="1097280" cy="617220"/>
+                          </a:xfrm>
+                          <a:prstGeom prst="rect"/>
+                        </pic:spPr>
+                      </pic:pic>
+                    </a:graphicData>
+                  </a:graphic>
+                </wp:inline>
+              </w:drawing>
             </w:r>
           </w:p>
         </w:tc>
@@ -2166,7 +5235,38 @@
           </w:tcPr>
           <w:p>
             <w:r>
-              <w:t>frame_0000.jpg</w:t>
+              <w:drawing>
+                <wp:inline xmlns:a="http://schemas.openxmlformats.org/drawingml/2006/main" xmlns:pic="http://schemas.openxmlformats.org/drawingml/2006/picture">
+                  <wp:extent cx="1097280" cy="617220"/>
+                  <wp:docPr id="100" name="Picture 100"/>
+                  <wp:cNvGraphicFramePr>
+                    <a:graphicFrameLocks noChangeAspect="1"/>
+                  </wp:cNvGraphicFramePr>
+                  <a:graphic>
+                    <a:graphicData uri="http://schemas.openxmlformats.org/drawingml/2006/picture">
+                      <pic:pic>
+                        <pic:nvPicPr>
+                          <pic:cNvPr id="0" name="frame_0000.jpg"/>
+                          <pic:cNvPicPr/>
+                        </pic:nvPicPr>
+                        <pic:blipFill>
+                          <a:blip r:embed="rId9"/>
+                          <a:stretch>
+                            <a:fillRect/>
+                          </a:stretch>
+                        </pic:blipFill>
+                        <pic:spPr>
+                          <a:xfrm>
+                            <a:off x="0" y="0"/>
+                            <a:ext cx="1097280" cy="617220"/>
+                          </a:xfrm>
+                          <a:prstGeom prst="rect"/>
+                        </pic:spPr>
+                      </pic:pic>
+                    </a:graphicData>
+                  </a:graphic>
+                </wp:inline>
+              </w:drawing>
             </w:r>
           </w:p>
         </w:tc>
@@ -2176,7 +5276,38 @@
           </w:tcPr>
           <w:p>
             <w:r>
-              <w:t>frame_0314.jpg</w:t>
+              <w:drawing>
+                <wp:inline xmlns:a="http://schemas.openxmlformats.org/drawingml/2006/main" xmlns:pic="http://schemas.openxmlformats.org/drawingml/2006/picture">
+                  <wp:extent cx="1097280" cy="617220"/>
+                  <wp:docPr id="101" name="Picture 101"/>
+                  <wp:cNvGraphicFramePr>
+                    <a:graphicFrameLocks noChangeAspect="1"/>
+                  </wp:cNvGraphicFramePr>
+                  <a:graphic>
+                    <a:graphicData uri="http://schemas.openxmlformats.org/drawingml/2006/picture">
+                      <pic:pic>
+                        <pic:nvPicPr>
+                          <pic:cNvPr id="0" name="frame_0314.jpg"/>
+                          <pic:cNvPicPr/>
+                        </pic:nvPicPr>
+                        <pic:blipFill>
+                          <a:blip r:embed="rId10"/>
+                          <a:stretch>
+                            <a:fillRect/>
+                          </a:stretch>
+                        </pic:blipFill>
+                        <pic:spPr>
+                          <a:xfrm>
+                            <a:off x="0" y="0"/>
+                            <a:ext cx="1097280" cy="617220"/>
+                          </a:xfrm>
+                          <a:prstGeom prst="rect"/>
+                        </pic:spPr>
+                      </pic:pic>
+                    </a:graphicData>
+                  </a:graphic>
+                </wp:inline>
+              </w:drawing>
             </w:r>
           </w:p>
         </w:tc>
@@ -2186,7 +5317,38 @@
           </w:tcPr>
           <w:p>
             <w:r>
-              <w:t>frame_0629.jpg</w:t>
+              <w:drawing>
+                <wp:inline xmlns:a="http://schemas.openxmlformats.org/drawingml/2006/main" xmlns:pic="http://schemas.openxmlformats.org/drawingml/2006/picture">
+                  <wp:extent cx="1097280" cy="617220"/>
+                  <wp:docPr id="102" name="Picture 102"/>
+                  <wp:cNvGraphicFramePr>
+                    <a:graphicFrameLocks noChangeAspect="1"/>
+                  </wp:cNvGraphicFramePr>
+                  <a:graphic>
+                    <a:graphicData uri="http://schemas.openxmlformats.org/drawingml/2006/picture">
+                      <pic:pic>
+                        <pic:nvPicPr>
+                          <pic:cNvPr id="0" name="frame_0629.jpg"/>
+                          <pic:cNvPicPr/>
+                        </pic:nvPicPr>
+                        <pic:blipFill>
+                          <a:blip r:embed="rId11"/>
+                          <a:stretch>
+                            <a:fillRect/>
+                          </a:stretch>
+                        </pic:blipFill>
+                        <pic:spPr>
+                          <a:xfrm>
+                            <a:off x="0" y="0"/>
+                            <a:ext cx="1097280" cy="617220"/>
+                          </a:xfrm>
+                          <a:prstGeom prst="rect"/>
+                        </pic:spPr>
+                      </pic:pic>
+                    </a:graphicData>
+                  </a:graphic>
+                </wp:inline>
+              </w:drawing>
             </w:r>
           </w:p>
         </w:tc>
@@ -2225,7 +5387,38 @@
           </w:tcPr>
           <w:p>
             <w:r>
-              <w:t>frame_0000.jpg</w:t>
+              <w:drawing>
+                <wp:inline xmlns:a="http://schemas.openxmlformats.org/drawingml/2006/main" xmlns:pic="http://schemas.openxmlformats.org/drawingml/2006/picture">
+                  <wp:extent cx="1097280" cy="617220"/>
+                  <wp:docPr id="103" name="Picture 103"/>
+                  <wp:cNvGraphicFramePr>
+                    <a:graphicFrameLocks noChangeAspect="1"/>
+                  </wp:cNvGraphicFramePr>
+                  <a:graphic>
+                    <a:graphicData uri="http://schemas.openxmlformats.org/drawingml/2006/picture">
+                      <pic:pic>
+                        <pic:nvPicPr>
+                          <pic:cNvPr id="0" name="frame_0000.jpg"/>
+                          <pic:cNvPicPr/>
+                        </pic:nvPicPr>
+                        <pic:blipFill>
+                          <a:blip r:embed="rId9"/>
+                          <a:stretch>
+                            <a:fillRect/>
+                          </a:stretch>
+                        </pic:blipFill>
+                        <pic:spPr>
+                          <a:xfrm>
+                            <a:off x="0" y="0"/>
+                            <a:ext cx="1097280" cy="617220"/>
+                          </a:xfrm>
+                          <a:prstGeom prst="rect"/>
+                        </pic:spPr>
+                      </pic:pic>
+                    </a:graphicData>
+                  </a:graphic>
+                </wp:inline>
+              </w:drawing>
             </w:r>
           </w:p>
         </w:tc>
@@ -2235,7 +5428,38 @@
           </w:tcPr>
           <w:p>
             <w:r>
-              <w:t>frame_0314.jpg</w:t>
+              <w:drawing>
+                <wp:inline xmlns:a="http://schemas.openxmlformats.org/drawingml/2006/main" xmlns:pic="http://schemas.openxmlformats.org/drawingml/2006/picture">
+                  <wp:extent cx="1097280" cy="617220"/>
+                  <wp:docPr id="104" name="Picture 104"/>
+                  <wp:cNvGraphicFramePr>
+                    <a:graphicFrameLocks noChangeAspect="1"/>
+                  </wp:cNvGraphicFramePr>
+                  <a:graphic>
+                    <a:graphicData uri="http://schemas.openxmlformats.org/drawingml/2006/picture">
+                      <pic:pic>
+                        <pic:nvPicPr>
+                          <pic:cNvPr id="0" name="frame_0314.jpg"/>
+                          <pic:cNvPicPr/>
+                        </pic:nvPicPr>
+                        <pic:blipFill>
+                          <a:blip r:embed="rId10"/>
+                          <a:stretch>
+                            <a:fillRect/>
+                          </a:stretch>
+                        </pic:blipFill>
+                        <pic:spPr>
+                          <a:xfrm>
+                            <a:off x="0" y="0"/>
+                            <a:ext cx="1097280" cy="617220"/>
+                          </a:xfrm>
+                          <a:prstGeom prst="rect"/>
+                        </pic:spPr>
+                      </pic:pic>
+                    </a:graphicData>
+                  </a:graphic>
+                </wp:inline>
+              </w:drawing>
             </w:r>
           </w:p>
         </w:tc>
@@ -2245,7 +5469,38 @@
           </w:tcPr>
           <w:p>
             <w:r>
-              <w:t>frame_0629.jpg</w:t>
+              <w:drawing>
+                <wp:inline xmlns:a="http://schemas.openxmlformats.org/drawingml/2006/main" xmlns:pic="http://schemas.openxmlformats.org/drawingml/2006/picture">
+                  <wp:extent cx="1097280" cy="617220"/>
+                  <wp:docPr id="105" name="Picture 105"/>
+                  <wp:cNvGraphicFramePr>
+                    <a:graphicFrameLocks noChangeAspect="1"/>
+                  </wp:cNvGraphicFramePr>
+                  <a:graphic>
+                    <a:graphicData uri="http://schemas.openxmlformats.org/drawingml/2006/picture">
+                      <pic:pic>
+                        <pic:nvPicPr>
+                          <pic:cNvPr id="0" name="frame_0629.jpg"/>
+                          <pic:cNvPicPr/>
+                        </pic:nvPicPr>
+                        <pic:blipFill>
+                          <a:blip r:embed="rId11"/>
+                          <a:stretch>
+                            <a:fillRect/>
+                          </a:stretch>
+                        </pic:blipFill>
+                        <pic:spPr>
+                          <a:xfrm>
+                            <a:off x="0" y="0"/>
+                            <a:ext cx="1097280" cy="617220"/>
+                          </a:xfrm>
+                          <a:prstGeom prst="rect"/>
+                        </pic:spPr>
+                      </pic:pic>
+                    </a:graphicData>
+                  </a:graphic>
+                </wp:inline>
+              </w:drawing>
             </w:r>
           </w:p>
         </w:tc>
@@ -2284,7 +5539,38 @@
           </w:tcPr>
           <w:p>
             <w:r>
-              <w:t>frame_0000.jpg</w:t>
+              <w:drawing>
+                <wp:inline xmlns:a="http://schemas.openxmlformats.org/drawingml/2006/main" xmlns:pic="http://schemas.openxmlformats.org/drawingml/2006/picture">
+                  <wp:extent cx="1097280" cy="617220"/>
+                  <wp:docPr id="106" name="Picture 106"/>
+                  <wp:cNvGraphicFramePr>
+                    <a:graphicFrameLocks noChangeAspect="1"/>
+                  </wp:cNvGraphicFramePr>
+                  <a:graphic>
+                    <a:graphicData uri="http://schemas.openxmlformats.org/drawingml/2006/picture">
+                      <pic:pic>
+                        <pic:nvPicPr>
+                          <pic:cNvPr id="0" name="frame_0000.jpg"/>
+                          <pic:cNvPicPr/>
+                        </pic:nvPicPr>
+                        <pic:blipFill>
+                          <a:blip r:embed="rId9"/>
+                          <a:stretch>
+                            <a:fillRect/>
+                          </a:stretch>
+                        </pic:blipFill>
+                        <pic:spPr>
+                          <a:xfrm>
+                            <a:off x="0" y="0"/>
+                            <a:ext cx="1097280" cy="617220"/>
+                          </a:xfrm>
+                          <a:prstGeom prst="rect"/>
+                        </pic:spPr>
+                      </pic:pic>
+                    </a:graphicData>
+                  </a:graphic>
+                </wp:inline>
+              </w:drawing>
             </w:r>
           </w:p>
         </w:tc>
@@ -2294,7 +5580,38 @@
           </w:tcPr>
           <w:p>
             <w:r>
-              <w:t>frame_0314.jpg</w:t>
+              <w:drawing>
+                <wp:inline xmlns:a="http://schemas.openxmlformats.org/drawingml/2006/main" xmlns:pic="http://schemas.openxmlformats.org/drawingml/2006/picture">
+                  <wp:extent cx="1097280" cy="617220"/>
+                  <wp:docPr id="107" name="Picture 107"/>
+                  <wp:cNvGraphicFramePr>
+                    <a:graphicFrameLocks noChangeAspect="1"/>
+                  </wp:cNvGraphicFramePr>
+                  <a:graphic>
+                    <a:graphicData uri="http://schemas.openxmlformats.org/drawingml/2006/picture">
+                      <pic:pic>
+                        <pic:nvPicPr>
+                          <pic:cNvPr id="0" name="frame_0314.jpg"/>
+                          <pic:cNvPicPr/>
+                        </pic:nvPicPr>
+                        <pic:blipFill>
+                          <a:blip r:embed="rId10"/>
+                          <a:stretch>
+                            <a:fillRect/>
+                          </a:stretch>
+                        </pic:blipFill>
+                        <pic:spPr>
+                          <a:xfrm>
+                            <a:off x="0" y="0"/>
+                            <a:ext cx="1097280" cy="617220"/>
+                          </a:xfrm>
+                          <a:prstGeom prst="rect"/>
+                        </pic:spPr>
+                      </pic:pic>
+                    </a:graphicData>
+                  </a:graphic>
+                </wp:inline>
+              </w:drawing>
             </w:r>
           </w:p>
         </w:tc>
@@ -2304,7 +5621,38 @@
           </w:tcPr>
           <w:p>
             <w:r>
-              <w:t>frame_0629.jpg</w:t>
+              <w:drawing>
+                <wp:inline xmlns:a="http://schemas.openxmlformats.org/drawingml/2006/main" xmlns:pic="http://schemas.openxmlformats.org/drawingml/2006/picture">
+                  <wp:extent cx="1097280" cy="617220"/>
+                  <wp:docPr id="108" name="Picture 108"/>
+                  <wp:cNvGraphicFramePr>
+                    <a:graphicFrameLocks noChangeAspect="1"/>
+                  </wp:cNvGraphicFramePr>
+                  <a:graphic>
+                    <a:graphicData uri="http://schemas.openxmlformats.org/drawingml/2006/picture">
+                      <pic:pic>
+                        <pic:nvPicPr>
+                          <pic:cNvPr id="0" name="frame_0629.jpg"/>
+                          <pic:cNvPicPr/>
+                        </pic:nvPicPr>
+                        <pic:blipFill>
+                          <a:blip r:embed="rId11"/>
+                          <a:stretch>
+                            <a:fillRect/>
+                          </a:stretch>
+                        </pic:blipFill>
+                        <pic:spPr>
+                          <a:xfrm>
+                            <a:off x="0" y="0"/>
+                            <a:ext cx="1097280" cy="617220"/>
+                          </a:xfrm>
+                          <a:prstGeom prst="rect"/>
+                        </pic:spPr>
+                      </pic:pic>
+                    </a:graphicData>
+                  </a:graphic>
+                </wp:inline>
+              </w:drawing>
             </w:r>
           </w:p>
         </w:tc>
@@ -2348,7 +5696,38 @@
           </w:tcPr>
           <w:p>
             <w:r>
-              <w:t>frame_0000.jpg</w:t>
+              <w:drawing>
+                <wp:inline xmlns:a="http://schemas.openxmlformats.org/drawingml/2006/main" xmlns:pic="http://schemas.openxmlformats.org/drawingml/2006/picture">
+                  <wp:extent cx="1097280" cy="617220"/>
+                  <wp:docPr id="109" name="Picture 109"/>
+                  <wp:cNvGraphicFramePr>
+                    <a:graphicFrameLocks noChangeAspect="1"/>
+                  </wp:cNvGraphicFramePr>
+                  <a:graphic>
+                    <a:graphicData uri="http://schemas.openxmlformats.org/drawingml/2006/picture">
+                      <pic:pic>
+                        <pic:nvPicPr>
+                          <pic:cNvPr id="0" name="frame_0000.jpg"/>
+                          <pic:cNvPicPr/>
+                        </pic:nvPicPr>
+                        <pic:blipFill>
+                          <a:blip r:embed="rId9"/>
+                          <a:stretch>
+                            <a:fillRect/>
+                          </a:stretch>
+                        </pic:blipFill>
+                        <pic:spPr>
+                          <a:xfrm>
+                            <a:off x="0" y="0"/>
+                            <a:ext cx="1097280" cy="617220"/>
+                          </a:xfrm>
+                          <a:prstGeom prst="rect"/>
+                        </pic:spPr>
+                      </pic:pic>
+                    </a:graphicData>
+                  </a:graphic>
+                </wp:inline>
+              </w:drawing>
             </w:r>
           </w:p>
         </w:tc>
@@ -2358,7 +5737,38 @@
           </w:tcPr>
           <w:p>
             <w:r>
-              <w:t>frame_0314.jpg</w:t>
+              <w:drawing>
+                <wp:inline xmlns:a="http://schemas.openxmlformats.org/drawingml/2006/main" xmlns:pic="http://schemas.openxmlformats.org/drawingml/2006/picture">
+                  <wp:extent cx="1097280" cy="617220"/>
+                  <wp:docPr id="110" name="Picture 110"/>
+                  <wp:cNvGraphicFramePr>
+                    <a:graphicFrameLocks noChangeAspect="1"/>
+                  </wp:cNvGraphicFramePr>
+                  <a:graphic>
+                    <a:graphicData uri="http://schemas.openxmlformats.org/drawingml/2006/picture">
+                      <pic:pic>
+                        <pic:nvPicPr>
+                          <pic:cNvPr id="0" name="frame_0314.jpg"/>
+                          <pic:cNvPicPr/>
+                        </pic:nvPicPr>
+                        <pic:blipFill>
+                          <a:blip r:embed="rId10"/>
+                          <a:stretch>
+                            <a:fillRect/>
+                          </a:stretch>
+                        </pic:blipFill>
+                        <pic:spPr>
+                          <a:xfrm>
+                            <a:off x="0" y="0"/>
+                            <a:ext cx="1097280" cy="617220"/>
+                          </a:xfrm>
+                          <a:prstGeom prst="rect"/>
+                        </pic:spPr>
+                      </pic:pic>
+                    </a:graphicData>
+                  </a:graphic>
+                </wp:inline>
+              </w:drawing>
             </w:r>
           </w:p>
         </w:tc>
@@ -2368,7 +5778,38 @@
           </w:tcPr>
           <w:p>
             <w:r>
-              <w:t>frame_0629.jpg</w:t>
+              <w:drawing>
+                <wp:inline xmlns:a="http://schemas.openxmlformats.org/drawingml/2006/main" xmlns:pic="http://schemas.openxmlformats.org/drawingml/2006/picture">
+                  <wp:extent cx="1097280" cy="617220"/>
+                  <wp:docPr id="111" name="Picture 111"/>
+                  <wp:cNvGraphicFramePr>
+                    <a:graphicFrameLocks noChangeAspect="1"/>
+                  </wp:cNvGraphicFramePr>
+                  <a:graphic>
+                    <a:graphicData uri="http://schemas.openxmlformats.org/drawingml/2006/picture">
+                      <pic:pic>
+                        <pic:nvPicPr>
+                          <pic:cNvPr id="0" name="frame_0629.jpg"/>
+                          <pic:cNvPicPr/>
+                        </pic:nvPicPr>
+                        <pic:blipFill>
+                          <a:blip r:embed="rId11"/>
+                          <a:stretch>
+                            <a:fillRect/>
+                          </a:stretch>
+                        </pic:blipFill>
+                        <pic:spPr>
+                          <a:xfrm>
+                            <a:off x="0" y="0"/>
+                            <a:ext cx="1097280" cy="617220"/>
+                          </a:xfrm>
+                          <a:prstGeom prst="rect"/>
+                        </pic:spPr>
+                      </pic:pic>
+                    </a:graphicData>
+                  </a:graphic>
+                </wp:inline>
+              </w:drawing>
             </w:r>
           </w:p>
         </w:tc>
@@ -2407,7 +5848,38 @@
           </w:tcPr>
           <w:p>
             <w:r>
-              <w:t>frame_0000.jpg</w:t>
+              <w:drawing>
+                <wp:inline xmlns:a="http://schemas.openxmlformats.org/drawingml/2006/main" xmlns:pic="http://schemas.openxmlformats.org/drawingml/2006/picture">
+                  <wp:extent cx="1097280" cy="617220"/>
+                  <wp:docPr id="112" name="Picture 112"/>
+                  <wp:cNvGraphicFramePr>
+                    <a:graphicFrameLocks noChangeAspect="1"/>
+                  </wp:cNvGraphicFramePr>
+                  <a:graphic>
+                    <a:graphicData uri="http://schemas.openxmlformats.org/drawingml/2006/picture">
+                      <pic:pic>
+                        <pic:nvPicPr>
+                          <pic:cNvPr id="0" name="frame_0000.jpg"/>
+                          <pic:cNvPicPr/>
+                        </pic:nvPicPr>
+                        <pic:blipFill>
+                          <a:blip r:embed="rId9"/>
+                          <a:stretch>
+                            <a:fillRect/>
+                          </a:stretch>
+                        </pic:blipFill>
+                        <pic:spPr>
+                          <a:xfrm>
+                            <a:off x="0" y="0"/>
+                            <a:ext cx="1097280" cy="617220"/>
+                          </a:xfrm>
+                          <a:prstGeom prst="rect"/>
+                        </pic:spPr>
+                      </pic:pic>
+                    </a:graphicData>
+                  </a:graphic>
+                </wp:inline>
+              </w:drawing>
             </w:r>
           </w:p>
         </w:tc>
@@ -2417,7 +5889,38 @@
           </w:tcPr>
           <w:p>
             <w:r>
-              <w:t>frame_0314.jpg</w:t>
+              <w:drawing>
+                <wp:inline xmlns:a="http://schemas.openxmlformats.org/drawingml/2006/main" xmlns:pic="http://schemas.openxmlformats.org/drawingml/2006/picture">
+                  <wp:extent cx="1097280" cy="617220"/>
+                  <wp:docPr id="113" name="Picture 113"/>
+                  <wp:cNvGraphicFramePr>
+                    <a:graphicFrameLocks noChangeAspect="1"/>
+                  </wp:cNvGraphicFramePr>
+                  <a:graphic>
+                    <a:graphicData uri="http://schemas.openxmlformats.org/drawingml/2006/picture">
+                      <pic:pic>
+                        <pic:nvPicPr>
+                          <pic:cNvPr id="0" name="frame_0314.jpg"/>
+                          <pic:cNvPicPr/>
+                        </pic:nvPicPr>
+                        <pic:blipFill>
+                          <a:blip r:embed="rId10"/>
+                          <a:stretch>
+                            <a:fillRect/>
+                          </a:stretch>
+                        </pic:blipFill>
+                        <pic:spPr>
+                          <a:xfrm>
+                            <a:off x="0" y="0"/>
+                            <a:ext cx="1097280" cy="617220"/>
+                          </a:xfrm>
+                          <a:prstGeom prst="rect"/>
+                        </pic:spPr>
+                      </pic:pic>
+                    </a:graphicData>
+                  </a:graphic>
+                </wp:inline>
+              </w:drawing>
             </w:r>
           </w:p>
         </w:tc>
@@ -2427,7 +5930,38 @@
           </w:tcPr>
           <w:p>
             <w:r>
-              <w:t>frame_0629.jpg</w:t>
+              <w:drawing>
+                <wp:inline xmlns:a="http://schemas.openxmlformats.org/drawingml/2006/main" xmlns:pic="http://schemas.openxmlformats.org/drawingml/2006/picture">
+                  <wp:extent cx="1097280" cy="617220"/>
+                  <wp:docPr id="114" name="Picture 114"/>
+                  <wp:cNvGraphicFramePr>
+                    <a:graphicFrameLocks noChangeAspect="1"/>
+                  </wp:cNvGraphicFramePr>
+                  <a:graphic>
+                    <a:graphicData uri="http://schemas.openxmlformats.org/drawingml/2006/picture">
+                      <pic:pic>
+                        <pic:nvPicPr>
+                          <pic:cNvPr id="0" name="frame_0629.jpg"/>
+                          <pic:cNvPicPr/>
+                        </pic:nvPicPr>
+                        <pic:blipFill>
+                          <a:blip r:embed="rId11"/>
+                          <a:stretch>
+                            <a:fillRect/>
+                          </a:stretch>
+                        </pic:blipFill>
+                        <pic:spPr>
+                          <a:xfrm>
+                            <a:off x="0" y="0"/>
+                            <a:ext cx="1097280" cy="617220"/>
+                          </a:xfrm>
+                          <a:prstGeom prst="rect"/>
+                        </pic:spPr>
+                      </pic:pic>
+                    </a:graphicData>
+                  </a:graphic>
+                </wp:inline>
+              </w:drawing>
             </w:r>
           </w:p>
         </w:tc>
@@ -2466,7 +6000,38 @@
           </w:tcPr>
           <w:p>
             <w:r>
-              <w:t>frame_0000.jpg</w:t>
+              <w:drawing>
+                <wp:inline xmlns:a="http://schemas.openxmlformats.org/drawingml/2006/main" xmlns:pic="http://schemas.openxmlformats.org/drawingml/2006/picture">
+                  <wp:extent cx="1097280" cy="617220"/>
+                  <wp:docPr id="115" name="Picture 115"/>
+                  <wp:cNvGraphicFramePr>
+                    <a:graphicFrameLocks noChangeAspect="1"/>
+                  </wp:cNvGraphicFramePr>
+                  <a:graphic>
+                    <a:graphicData uri="http://schemas.openxmlformats.org/drawingml/2006/picture">
+                      <pic:pic>
+                        <pic:nvPicPr>
+                          <pic:cNvPr id="0" name="frame_0000.jpg"/>
+                          <pic:cNvPicPr/>
+                        </pic:nvPicPr>
+                        <pic:blipFill>
+                          <a:blip r:embed="rId9"/>
+                          <a:stretch>
+                            <a:fillRect/>
+                          </a:stretch>
+                        </pic:blipFill>
+                        <pic:spPr>
+                          <a:xfrm>
+                            <a:off x="0" y="0"/>
+                            <a:ext cx="1097280" cy="617220"/>
+                          </a:xfrm>
+                          <a:prstGeom prst="rect"/>
+                        </pic:spPr>
+                      </pic:pic>
+                    </a:graphicData>
+                  </a:graphic>
+                </wp:inline>
+              </w:drawing>
             </w:r>
           </w:p>
         </w:tc>
@@ -2476,7 +6041,38 @@
           </w:tcPr>
           <w:p>
             <w:r>
-              <w:t>frame_0314.jpg</w:t>
+              <w:drawing>
+                <wp:inline xmlns:a="http://schemas.openxmlformats.org/drawingml/2006/main" xmlns:pic="http://schemas.openxmlformats.org/drawingml/2006/picture">
+                  <wp:extent cx="1097280" cy="617220"/>
+                  <wp:docPr id="116" name="Picture 116"/>
+                  <wp:cNvGraphicFramePr>
+                    <a:graphicFrameLocks noChangeAspect="1"/>
+                  </wp:cNvGraphicFramePr>
+                  <a:graphic>
+                    <a:graphicData uri="http://schemas.openxmlformats.org/drawingml/2006/picture">
+                      <pic:pic>
+                        <pic:nvPicPr>
+                          <pic:cNvPr id="0" name="frame_0314.jpg"/>
+                          <pic:cNvPicPr/>
+                        </pic:nvPicPr>
+                        <pic:blipFill>
+                          <a:blip r:embed="rId10"/>
+                          <a:stretch>
+                            <a:fillRect/>
+                          </a:stretch>
+                        </pic:blipFill>
+                        <pic:spPr>
+                          <a:xfrm>
+                            <a:off x="0" y="0"/>
+                            <a:ext cx="1097280" cy="617220"/>
+                          </a:xfrm>
+                          <a:prstGeom prst="rect"/>
+                        </pic:spPr>
+                      </pic:pic>
+                    </a:graphicData>
+                  </a:graphic>
+                </wp:inline>
+              </w:drawing>
             </w:r>
           </w:p>
         </w:tc>
@@ -2486,7 +6082,38 @@
           </w:tcPr>
           <w:p>
             <w:r>
-              <w:t>frame_0629.jpg</w:t>
+              <w:drawing>
+                <wp:inline xmlns:a="http://schemas.openxmlformats.org/drawingml/2006/main" xmlns:pic="http://schemas.openxmlformats.org/drawingml/2006/picture">
+                  <wp:extent cx="1097280" cy="617220"/>
+                  <wp:docPr id="117" name="Picture 117"/>
+                  <wp:cNvGraphicFramePr>
+                    <a:graphicFrameLocks noChangeAspect="1"/>
+                  </wp:cNvGraphicFramePr>
+                  <a:graphic>
+                    <a:graphicData uri="http://schemas.openxmlformats.org/drawingml/2006/picture">
+                      <pic:pic>
+                        <pic:nvPicPr>
+                          <pic:cNvPr id="0" name="frame_0629.jpg"/>
+                          <pic:cNvPicPr/>
+                        </pic:nvPicPr>
+                        <pic:blipFill>
+                          <a:blip r:embed="rId11"/>
+                          <a:stretch>
+                            <a:fillRect/>
+                          </a:stretch>
+                        </pic:blipFill>
+                        <pic:spPr>
+                          <a:xfrm>
+                            <a:off x="0" y="0"/>
+                            <a:ext cx="1097280" cy="617220"/>
+                          </a:xfrm>
+                          <a:prstGeom prst="rect"/>
+                        </pic:spPr>
+                      </pic:pic>
+                    </a:graphicData>
+                  </a:graphic>
+                </wp:inline>
+              </w:drawing>
             </w:r>
           </w:p>
         </w:tc>
@@ -2525,7 +6152,38 @@
           </w:tcPr>
           <w:p>
             <w:r>
-              <w:t>frame_0000.jpg</w:t>
+              <w:drawing>
+                <wp:inline xmlns:a="http://schemas.openxmlformats.org/drawingml/2006/main" xmlns:pic="http://schemas.openxmlformats.org/drawingml/2006/picture">
+                  <wp:extent cx="1097280" cy="617220"/>
+                  <wp:docPr id="118" name="Picture 118"/>
+                  <wp:cNvGraphicFramePr>
+                    <a:graphicFrameLocks noChangeAspect="1"/>
+                  </wp:cNvGraphicFramePr>
+                  <a:graphic>
+                    <a:graphicData uri="http://schemas.openxmlformats.org/drawingml/2006/picture">
+                      <pic:pic>
+                        <pic:nvPicPr>
+                          <pic:cNvPr id="0" name="frame_0000.jpg"/>
+                          <pic:cNvPicPr/>
+                        </pic:nvPicPr>
+                        <pic:blipFill>
+                          <a:blip r:embed="rId9"/>
+                          <a:stretch>
+                            <a:fillRect/>
+                          </a:stretch>
+                        </pic:blipFill>
+                        <pic:spPr>
+                          <a:xfrm>
+                            <a:off x="0" y="0"/>
+                            <a:ext cx="1097280" cy="617220"/>
+                          </a:xfrm>
+                          <a:prstGeom prst="rect"/>
+                        </pic:spPr>
+                      </pic:pic>
+                    </a:graphicData>
+                  </a:graphic>
+                </wp:inline>
+              </w:drawing>
             </w:r>
           </w:p>
         </w:tc>
@@ -2535,7 +6193,38 @@
           </w:tcPr>
           <w:p>
             <w:r>
-              <w:t>frame_0314.jpg</w:t>
+              <w:drawing>
+                <wp:inline xmlns:a="http://schemas.openxmlformats.org/drawingml/2006/main" xmlns:pic="http://schemas.openxmlformats.org/drawingml/2006/picture">
+                  <wp:extent cx="1097280" cy="617220"/>
+                  <wp:docPr id="119" name="Picture 119"/>
+                  <wp:cNvGraphicFramePr>
+                    <a:graphicFrameLocks noChangeAspect="1"/>
+                  </wp:cNvGraphicFramePr>
+                  <a:graphic>
+                    <a:graphicData uri="http://schemas.openxmlformats.org/drawingml/2006/picture">
+                      <pic:pic>
+                        <pic:nvPicPr>
+                          <pic:cNvPr id="0" name="frame_0314.jpg"/>
+                          <pic:cNvPicPr/>
+                        </pic:nvPicPr>
+                        <pic:blipFill>
+                          <a:blip r:embed="rId10"/>
+                          <a:stretch>
+                            <a:fillRect/>
+                          </a:stretch>
+                        </pic:blipFill>
+                        <pic:spPr>
+                          <a:xfrm>
+                            <a:off x="0" y="0"/>
+                            <a:ext cx="1097280" cy="617220"/>
+                          </a:xfrm>
+                          <a:prstGeom prst="rect"/>
+                        </pic:spPr>
+                      </pic:pic>
+                    </a:graphicData>
+                  </a:graphic>
+                </wp:inline>
+              </w:drawing>
             </w:r>
           </w:p>
         </w:tc>
@@ -2545,7 +6234,38 @@
           </w:tcPr>
           <w:p>
             <w:r>
-              <w:t>frame_0629.jpg</w:t>
+              <w:drawing>
+                <wp:inline xmlns:a="http://schemas.openxmlformats.org/drawingml/2006/main" xmlns:pic="http://schemas.openxmlformats.org/drawingml/2006/picture">
+                  <wp:extent cx="1097280" cy="617220"/>
+                  <wp:docPr id="120" name="Picture 120"/>
+                  <wp:cNvGraphicFramePr>
+                    <a:graphicFrameLocks noChangeAspect="1"/>
+                  </wp:cNvGraphicFramePr>
+                  <a:graphic>
+                    <a:graphicData uri="http://schemas.openxmlformats.org/drawingml/2006/picture">
+                      <pic:pic>
+                        <pic:nvPicPr>
+                          <pic:cNvPr id="0" name="frame_0629.jpg"/>
+                          <pic:cNvPicPr/>
+                        </pic:nvPicPr>
+                        <pic:blipFill>
+                          <a:blip r:embed="rId11"/>
+                          <a:stretch>
+                            <a:fillRect/>
+                          </a:stretch>
+                        </pic:blipFill>
+                        <pic:spPr>
+                          <a:xfrm>
+                            <a:off x="0" y="0"/>
+                            <a:ext cx="1097280" cy="617220"/>
+                          </a:xfrm>
+                          <a:prstGeom prst="rect"/>
+                        </pic:spPr>
+                      </pic:pic>
+                    </a:graphicData>
+                  </a:graphic>
+                </wp:inline>
+              </w:drawing>
             </w:r>
           </w:p>
         </w:tc>
@@ -2599,7 +6319,38 @@
           </w:tcPr>
           <w:p>
             <w:r>
-              <w:t>frame_0000.jpg</w:t>
+              <w:drawing>
+                <wp:inline xmlns:a="http://schemas.openxmlformats.org/drawingml/2006/main" xmlns:pic="http://schemas.openxmlformats.org/drawingml/2006/picture">
+                  <wp:extent cx="1097280" cy="617220"/>
+                  <wp:docPr id="121" name="Picture 121"/>
+                  <wp:cNvGraphicFramePr>
+                    <a:graphicFrameLocks noChangeAspect="1"/>
+                  </wp:cNvGraphicFramePr>
+                  <a:graphic>
+                    <a:graphicData uri="http://schemas.openxmlformats.org/drawingml/2006/picture">
+                      <pic:pic>
+                        <pic:nvPicPr>
+                          <pic:cNvPr id="0" name="frame_0000.jpg"/>
+                          <pic:cNvPicPr/>
+                        </pic:nvPicPr>
+                        <pic:blipFill>
+                          <a:blip r:embed="rId9"/>
+                          <a:stretch>
+                            <a:fillRect/>
+                          </a:stretch>
+                        </pic:blipFill>
+                        <pic:spPr>
+                          <a:xfrm>
+                            <a:off x="0" y="0"/>
+                            <a:ext cx="1097280" cy="617220"/>
+                          </a:xfrm>
+                          <a:prstGeom prst="rect"/>
+                        </pic:spPr>
+                      </pic:pic>
+                    </a:graphicData>
+                  </a:graphic>
+                </wp:inline>
+              </w:drawing>
             </w:r>
           </w:p>
         </w:tc>
@@ -2609,7 +6360,38 @@
           </w:tcPr>
           <w:p>
             <w:r>
-              <w:t>frame_0314.jpg</w:t>
+              <w:drawing>
+                <wp:inline xmlns:a="http://schemas.openxmlformats.org/drawingml/2006/main" xmlns:pic="http://schemas.openxmlformats.org/drawingml/2006/picture">
+                  <wp:extent cx="1097280" cy="617220"/>
+                  <wp:docPr id="122" name="Picture 122"/>
+                  <wp:cNvGraphicFramePr>
+                    <a:graphicFrameLocks noChangeAspect="1"/>
+                  </wp:cNvGraphicFramePr>
+                  <a:graphic>
+                    <a:graphicData uri="http://schemas.openxmlformats.org/drawingml/2006/picture">
+                      <pic:pic>
+                        <pic:nvPicPr>
+                          <pic:cNvPr id="0" name="frame_0314.jpg"/>
+                          <pic:cNvPicPr/>
+                        </pic:nvPicPr>
+                        <pic:blipFill>
+                          <a:blip r:embed="rId10"/>
+                          <a:stretch>
+                            <a:fillRect/>
+                          </a:stretch>
+                        </pic:blipFill>
+                        <pic:spPr>
+                          <a:xfrm>
+                            <a:off x="0" y="0"/>
+                            <a:ext cx="1097280" cy="617220"/>
+                          </a:xfrm>
+                          <a:prstGeom prst="rect"/>
+                        </pic:spPr>
+                      </pic:pic>
+                    </a:graphicData>
+                  </a:graphic>
+                </wp:inline>
+              </w:drawing>
             </w:r>
           </w:p>
         </w:tc>
@@ -2619,7 +6401,38 @@
           </w:tcPr>
           <w:p>
             <w:r>
-              <w:t>frame_0629.jpg</w:t>
+              <w:drawing>
+                <wp:inline xmlns:a="http://schemas.openxmlformats.org/drawingml/2006/main" xmlns:pic="http://schemas.openxmlformats.org/drawingml/2006/picture">
+                  <wp:extent cx="1097280" cy="617220"/>
+                  <wp:docPr id="123" name="Picture 123"/>
+                  <wp:cNvGraphicFramePr>
+                    <a:graphicFrameLocks noChangeAspect="1"/>
+                  </wp:cNvGraphicFramePr>
+                  <a:graphic>
+                    <a:graphicData uri="http://schemas.openxmlformats.org/drawingml/2006/picture">
+                      <pic:pic>
+                        <pic:nvPicPr>
+                          <pic:cNvPr id="0" name="frame_0629.jpg"/>
+                          <pic:cNvPicPr/>
+                        </pic:nvPicPr>
+                        <pic:blipFill>
+                          <a:blip r:embed="rId11"/>
+                          <a:stretch>
+                            <a:fillRect/>
+                          </a:stretch>
+                        </pic:blipFill>
+                        <pic:spPr>
+                          <a:xfrm>
+                            <a:off x="0" y="0"/>
+                            <a:ext cx="1097280" cy="617220"/>
+                          </a:xfrm>
+                          <a:prstGeom prst="rect"/>
+                        </pic:spPr>
+                      </pic:pic>
+                    </a:graphicData>
+                  </a:graphic>
+                </wp:inline>
+              </w:drawing>
             </w:r>
           </w:p>
         </w:tc>
@@ -2664,7 +6477,38 @@
           </w:tcPr>
           <w:p>
             <w:r>
-              <w:t>frame_0000.jpg</w:t>
+              <w:drawing>
+                <wp:inline xmlns:a="http://schemas.openxmlformats.org/drawingml/2006/main" xmlns:pic="http://schemas.openxmlformats.org/drawingml/2006/picture">
+                  <wp:extent cx="1097280" cy="617220"/>
+                  <wp:docPr id="124" name="Picture 124"/>
+                  <wp:cNvGraphicFramePr>
+                    <a:graphicFrameLocks noChangeAspect="1"/>
+                  </wp:cNvGraphicFramePr>
+                  <a:graphic>
+                    <a:graphicData uri="http://schemas.openxmlformats.org/drawingml/2006/picture">
+                      <pic:pic>
+                        <pic:nvPicPr>
+                          <pic:cNvPr id="0" name="frame_0000.jpg"/>
+                          <pic:cNvPicPr/>
+                        </pic:nvPicPr>
+                        <pic:blipFill>
+                          <a:blip r:embed="rId9"/>
+                          <a:stretch>
+                            <a:fillRect/>
+                          </a:stretch>
+                        </pic:blipFill>
+                        <pic:spPr>
+                          <a:xfrm>
+                            <a:off x="0" y="0"/>
+                            <a:ext cx="1097280" cy="617220"/>
+                          </a:xfrm>
+                          <a:prstGeom prst="rect"/>
+                        </pic:spPr>
+                      </pic:pic>
+                    </a:graphicData>
+                  </a:graphic>
+                </wp:inline>
+              </w:drawing>
             </w:r>
           </w:p>
         </w:tc>
@@ -2674,7 +6518,38 @@
           </w:tcPr>
           <w:p>
             <w:r>
-              <w:t>frame_0314.jpg</w:t>
+              <w:drawing>
+                <wp:inline xmlns:a="http://schemas.openxmlformats.org/drawingml/2006/main" xmlns:pic="http://schemas.openxmlformats.org/drawingml/2006/picture">
+                  <wp:extent cx="1097280" cy="617220"/>
+                  <wp:docPr id="125" name="Picture 125"/>
+                  <wp:cNvGraphicFramePr>
+                    <a:graphicFrameLocks noChangeAspect="1"/>
+                  </wp:cNvGraphicFramePr>
+                  <a:graphic>
+                    <a:graphicData uri="http://schemas.openxmlformats.org/drawingml/2006/picture">
+                      <pic:pic>
+                        <pic:nvPicPr>
+                          <pic:cNvPr id="0" name="frame_0314.jpg"/>
+                          <pic:cNvPicPr/>
+                        </pic:nvPicPr>
+                        <pic:blipFill>
+                          <a:blip r:embed="rId10"/>
+                          <a:stretch>
+                            <a:fillRect/>
+                          </a:stretch>
+                        </pic:blipFill>
+                        <pic:spPr>
+                          <a:xfrm>
+                            <a:off x="0" y="0"/>
+                            <a:ext cx="1097280" cy="617220"/>
+                          </a:xfrm>
+                          <a:prstGeom prst="rect"/>
+                        </pic:spPr>
+                      </pic:pic>
+                    </a:graphicData>
+                  </a:graphic>
+                </wp:inline>
+              </w:drawing>
             </w:r>
           </w:p>
         </w:tc>
@@ -2684,7 +6559,38 @@
           </w:tcPr>
           <w:p>
             <w:r>
-              <w:t>frame_0629.jpg</w:t>
+              <w:drawing>
+                <wp:inline xmlns:a="http://schemas.openxmlformats.org/drawingml/2006/main" xmlns:pic="http://schemas.openxmlformats.org/drawingml/2006/picture">
+                  <wp:extent cx="1097280" cy="617220"/>
+                  <wp:docPr id="126" name="Picture 126"/>
+                  <wp:cNvGraphicFramePr>
+                    <a:graphicFrameLocks noChangeAspect="1"/>
+                  </wp:cNvGraphicFramePr>
+                  <a:graphic>
+                    <a:graphicData uri="http://schemas.openxmlformats.org/drawingml/2006/picture">
+                      <pic:pic>
+                        <pic:nvPicPr>
+                          <pic:cNvPr id="0" name="frame_0629.jpg"/>
+                          <pic:cNvPicPr/>
+                        </pic:nvPicPr>
+                        <pic:blipFill>
+                          <a:blip r:embed="rId11"/>
+                          <a:stretch>
+                            <a:fillRect/>
+                          </a:stretch>
+                        </pic:blipFill>
+                        <pic:spPr>
+                          <a:xfrm>
+                            <a:off x="0" y="0"/>
+                            <a:ext cx="1097280" cy="617220"/>
+                          </a:xfrm>
+                          <a:prstGeom prst="rect"/>
+                        </pic:spPr>
+                      </pic:pic>
+                    </a:graphicData>
+                  </a:graphic>
+                </wp:inline>
+              </w:drawing>
             </w:r>
           </w:p>
         </w:tc>
@@ -2723,7 +6629,38 @@
           </w:tcPr>
           <w:p>
             <w:r>
-              <w:t>frame_0000.jpg</w:t>
+              <w:drawing>
+                <wp:inline xmlns:a="http://schemas.openxmlformats.org/drawingml/2006/main" xmlns:pic="http://schemas.openxmlformats.org/drawingml/2006/picture">
+                  <wp:extent cx="1097280" cy="617220"/>
+                  <wp:docPr id="127" name="Picture 127"/>
+                  <wp:cNvGraphicFramePr>
+                    <a:graphicFrameLocks noChangeAspect="1"/>
+                  </wp:cNvGraphicFramePr>
+                  <a:graphic>
+                    <a:graphicData uri="http://schemas.openxmlformats.org/drawingml/2006/picture">
+                      <pic:pic>
+                        <pic:nvPicPr>
+                          <pic:cNvPr id="0" name="frame_0000.jpg"/>
+                          <pic:cNvPicPr/>
+                        </pic:nvPicPr>
+                        <pic:blipFill>
+                          <a:blip r:embed="rId9"/>
+                          <a:stretch>
+                            <a:fillRect/>
+                          </a:stretch>
+                        </pic:blipFill>
+                        <pic:spPr>
+                          <a:xfrm>
+                            <a:off x="0" y="0"/>
+                            <a:ext cx="1097280" cy="617220"/>
+                          </a:xfrm>
+                          <a:prstGeom prst="rect"/>
+                        </pic:spPr>
+                      </pic:pic>
+                    </a:graphicData>
+                  </a:graphic>
+                </wp:inline>
+              </w:drawing>
             </w:r>
           </w:p>
         </w:tc>
@@ -2733,7 +6670,38 @@
           </w:tcPr>
           <w:p>
             <w:r>
-              <w:t>frame_0314.jpg</w:t>
+              <w:drawing>
+                <wp:inline xmlns:a="http://schemas.openxmlformats.org/drawingml/2006/main" xmlns:pic="http://schemas.openxmlformats.org/drawingml/2006/picture">
+                  <wp:extent cx="1097280" cy="617220"/>
+                  <wp:docPr id="128" name="Picture 128"/>
+                  <wp:cNvGraphicFramePr>
+                    <a:graphicFrameLocks noChangeAspect="1"/>
+                  </wp:cNvGraphicFramePr>
+                  <a:graphic>
+                    <a:graphicData uri="http://schemas.openxmlformats.org/drawingml/2006/picture">
+                      <pic:pic>
+                        <pic:nvPicPr>
+                          <pic:cNvPr id="0" name="frame_0314.jpg"/>
+                          <pic:cNvPicPr/>
+                        </pic:nvPicPr>
+                        <pic:blipFill>
+                          <a:blip r:embed="rId10"/>
+                          <a:stretch>
+                            <a:fillRect/>
+                          </a:stretch>
+                        </pic:blipFill>
+                        <pic:spPr>
+                          <a:xfrm>
+                            <a:off x="0" y="0"/>
+                            <a:ext cx="1097280" cy="617220"/>
+                          </a:xfrm>
+                          <a:prstGeom prst="rect"/>
+                        </pic:spPr>
+                      </pic:pic>
+                    </a:graphicData>
+                  </a:graphic>
+                </wp:inline>
+              </w:drawing>
             </w:r>
           </w:p>
         </w:tc>
@@ -2743,7 +6711,38 @@
           </w:tcPr>
           <w:p>
             <w:r>
-              <w:t>frame_0629.jpg</w:t>
+              <w:drawing>
+                <wp:inline xmlns:a="http://schemas.openxmlformats.org/drawingml/2006/main" xmlns:pic="http://schemas.openxmlformats.org/drawingml/2006/picture">
+                  <wp:extent cx="1097280" cy="617220"/>
+                  <wp:docPr id="129" name="Picture 129"/>
+                  <wp:cNvGraphicFramePr>
+                    <a:graphicFrameLocks noChangeAspect="1"/>
+                  </wp:cNvGraphicFramePr>
+                  <a:graphic>
+                    <a:graphicData uri="http://schemas.openxmlformats.org/drawingml/2006/picture">
+                      <pic:pic>
+                        <pic:nvPicPr>
+                          <pic:cNvPr id="0" name="frame_0629.jpg"/>
+                          <pic:cNvPicPr/>
+                        </pic:nvPicPr>
+                        <pic:blipFill>
+                          <a:blip r:embed="rId11"/>
+                          <a:stretch>
+                            <a:fillRect/>
+                          </a:stretch>
+                        </pic:blipFill>
+                        <pic:spPr>
+                          <a:xfrm>
+                            <a:off x="0" y="0"/>
+                            <a:ext cx="1097280" cy="617220"/>
+                          </a:xfrm>
+                          <a:prstGeom prst="rect"/>
+                        </pic:spPr>
+                      </pic:pic>
+                    </a:graphicData>
+                  </a:graphic>
+                </wp:inline>
+              </w:drawing>
             </w:r>
           </w:p>
         </w:tc>
@@ -2782,7 +6781,38 @@
           </w:tcPr>
           <w:p>
             <w:r>
-              <w:t>frame_0000.jpg</w:t>
+              <w:drawing>
+                <wp:inline xmlns:a="http://schemas.openxmlformats.org/drawingml/2006/main" xmlns:pic="http://schemas.openxmlformats.org/drawingml/2006/picture">
+                  <wp:extent cx="1097280" cy="617220"/>
+                  <wp:docPr id="130" name="Picture 130"/>
+                  <wp:cNvGraphicFramePr>
+                    <a:graphicFrameLocks noChangeAspect="1"/>
+                  </wp:cNvGraphicFramePr>
+                  <a:graphic>
+                    <a:graphicData uri="http://schemas.openxmlformats.org/drawingml/2006/picture">
+                      <pic:pic>
+                        <pic:nvPicPr>
+                          <pic:cNvPr id="0" name="frame_0000.jpg"/>
+                          <pic:cNvPicPr/>
+                        </pic:nvPicPr>
+                        <pic:blipFill>
+                          <a:blip r:embed="rId9"/>
+                          <a:stretch>
+                            <a:fillRect/>
+                          </a:stretch>
+                        </pic:blipFill>
+                        <pic:spPr>
+                          <a:xfrm>
+                            <a:off x="0" y="0"/>
+                            <a:ext cx="1097280" cy="617220"/>
+                          </a:xfrm>
+                          <a:prstGeom prst="rect"/>
+                        </pic:spPr>
+                      </pic:pic>
+                    </a:graphicData>
+                  </a:graphic>
+                </wp:inline>
+              </w:drawing>
             </w:r>
           </w:p>
         </w:tc>
@@ -2792,7 +6822,38 @@
           </w:tcPr>
           <w:p>
             <w:r>
-              <w:t>frame_0314.jpg</w:t>
+              <w:drawing>
+                <wp:inline xmlns:a="http://schemas.openxmlformats.org/drawingml/2006/main" xmlns:pic="http://schemas.openxmlformats.org/drawingml/2006/picture">
+                  <wp:extent cx="1097280" cy="617220"/>
+                  <wp:docPr id="131" name="Picture 131"/>
+                  <wp:cNvGraphicFramePr>
+                    <a:graphicFrameLocks noChangeAspect="1"/>
+                  </wp:cNvGraphicFramePr>
+                  <a:graphic>
+                    <a:graphicData uri="http://schemas.openxmlformats.org/drawingml/2006/picture">
+                      <pic:pic>
+                        <pic:nvPicPr>
+                          <pic:cNvPr id="0" name="frame_0314.jpg"/>
+                          <pic:cNvPicPr/>
+                        </pic:nvPicPr>
+                        <pic:blipFill>
+                          <a:blip r:embed="rId10"/>
+                          <a:stretch>
+                            <a:fillRect/>
+                          </a:stretch>
+                        </pic:blipFill>
+                        <pic:spPr>
+                          <a:xfrm>
+                            <a:off x="0" y="0"/>
+                            <a:ext cx="1097280" cy="617220"/>
+                          </a:xfrm>
+                          <a:prstGeom prst="rect"/>
+                        </pic:spPr>
+                      </pic:pic>
+                    </a:graphicData>
+                  </a:graphic>
+                </wp:inline>
+              </w:drawing>
             </w:r>
           </w:p>
         </w:tc>
@@ -2802,7 +6863,38 @@
           </w:tcPr>
           <w:p>
             <w:r>
-              <w:t>frame_0629.jpg</w:t>
+              <w:drawing>
+                <wp:inline xmlns:a="http://schemas.openxmlformats.org/drawingml/2006/main" xmlns:pic="http://schemas.openxmlformats.org/drawingml/2006/picture">
+                  <wp:extent cx="1097280" cy="617220"/>
+                  <wp:docPr id="132" name="Picture 132"/>
+                  <wp:cNvGraphicFramePr>
+                    <a:graphicFrameLocks noChangeAspect="1"/>
+                  </wp:cNvGraphicFramePr>
+                  <a:graphic>
+                    <a:graphicData uri="http://schemas.openxmlformats.org/drawingml/2006/picture">
+                      <pic:pic>
+                        <pic:nvPicPr>
+                          <pic:cNvPr id="0" name="frame_0629.jpg"/>
+                          <pic:cNvPicPr/>
+                        </pic:nvPicPr>
+                        <pic:blipFill>
+                          <a:blip r:embed="rId11"/>
+                          <a:stretch>
+                            <a:fillRect/>
+                          </a:stretch>
+                        </pic:blipFill>
+                        <pic:spPr>
+                          <a:xfrm>
+                            <a:off x="0" y="0"/>
+                            <a:ext cx="1097280" cy="617220"/>
+                          </a:xfrm>
+                          <a:prstGeom prst="rect"/>
+                        </pic:spPr>
+                      </pic:pic>
+                    </a:graphicData>
+                  </a:graphic>
+                </wp:inline>
+              </w:drawing>
             </w:r>
           </w:p>
         </w:tc>
@@ -2846,7 +6938,38 @@
           </w:tcPr>
           <w:p>
             <w:r>
-              <w:t>frame_0000.jpg</w:t>
+              <w:drawing>
+                <wp:inline xmlns:a="http://schemas.openxmlformats.org/drawingml/2006/main" xmlns:pic="http://schemas.openxmlformats.org/drawingml/2006/picture">
+                  <wp:extent cx="1097280" cy="617220"/>
+                  <wp:docPr id="133" name="Picture 133"/>
+                  <wp:cNvGraphicFramePr>
+                    <a:graphicFrameLocks noChangeAspect="1"/>
+                  </wp:cNvGraphicFramePr>
+                  <a:graphic>
+                    <a:graphicData uri="http://schemas.openxmlformats.org/drawingml/2006/picture">
+                      <pic:pic>
+                        <pic:nvPicPr>
+                          <pic:cNvPr id="0" name="frame_0000.jpg"/>
+                          <pic:cNvPicPr/>
+                        </pic:nvPicPr>
+                        <pic:blipFill>
+                          <a:blip r:embed="rId9"/>
+                          <a:stretch>
+                            <a:fillRect/>
+                          </a:stretch>
+                        </pic:blipFill>
+                        <pic:spPr>
+                          <a:xfrm>
+                            <a:off x="0" y="0"/>
+                            <a:ext cx="1097280" cy="617220"/>
+                          </a:xfrm>
+                          <a:prstGeom prst="rect"/>
+                        </pic:spPr>
+                      </pic:pic>
+                    </a:graphicData>
+                  </a:graphic>
+                </wp:inline>
+              </w:drawing>
             </w:r>
           </w:p>
         </w:tc>
@@ -2856,7 +6979,38 @@
           </w:tcPr>
           <w:p>
             <w:r>
-              <w:t>frame_0314.jpg</w:t>
+              <w:drawing>
+                <wp:inline xmlns:a="http://schemas.openxmlformats.org/drawingml/2006/main" xmlns:pic="http://schemas.openxmlformats.org/drawingml/2006/picture">
+                  <wp:extent cx="1097280" cy="617220"/>
+                  <wp:docPr id="134" name="Picture 134"/>
+                  <wp:cNvGraphicFramePr>
+                    <a:graphicFrameLocks noChangeAspect="1"/>
+                  </wp:cNvGraphicFramePr>
+                  <a:graphic>
+                    <a:graphicData uri="http://schemas.openxmlformats.org/drawingml/2006/picture">
+                      <pic:pic>
+                        <pic:nvPicPr>
+                          <pic:cNvPr id="0" name="frame_0314.jpg"/>
+                          <pic:cNvPicPr/>
+                        </pic:nvPicPr>
+                        <pic:blipFill>
+                          <a:blip r:embed="rId10"/>
+                          <a:stretch>
+                            <a:fillRect/>
+                          </a:stretch>
+                        </pic:blipFill>
+                        <pic:spPr>
+                          <a:xfrm>
+                            <a:off x="0" y="0"/>
+                            <a:ext cx="1097280" cy="617220"/>
+                          </a:xfrm>
+                          <a:prstGeom prst="rect"/>
+                        </pic:spPr>
+                      </pic:pic>
+                    </a:graphicData>
+                  </a:graphic>
+                </wp:inline>
+              </w:drawing>
             </w:r>
           </w:p>
         </w:tc>
@@ -2866,7 +7020,38 @@
           </w:tcPr>
           <w:p>
             <w:r>
-              <w:t>frame_0629.jpg</w:t>
+              <w:drawing>
+                <wp:inline xmlns:a="http://schemas.openxmlformats.org/drawingml/2006/main" xmlns:pic="http://schemas.openxmlformats.org/drawingml/2006/picture">
+                  <wp:extent cx="1097280" cy="617220"/>
+                  <wp:docPr id="135" name="Picture 135"/>
+                  <wp:cNvGraphicFramePr>
+                    <a:graphicFrameLocks noChangeAspect="1"/>
+                  </wp:cNvGraphicFramePr>
+                  <a:graphic>
+                    <a:graphicData uri="http://schemas.openxmlformats.org/drawingml/2006/picture">
+                      <pic:pic>
+                        <pic:nvPicPr>
+                          <pic:cNvPr id="0" name="frame_0629.jpg"/>
+                          <pic:cNvPicPr/>
+                        </pic:nvPicPr>
+                        <pic:blipFill>
+                          <a:blip r:embed="rId11"/>
+                          <a:stretch>
+                            <a:fillRect/>
+                          </a:stretch>
+                        </pic:blipFill>
+                        <pic:spPr>
+                          <a:xfrm>
+                            <a:off x="0" y="0"/>
+                            <a:ext cx="1097280" cy="617220"/>
+                          </a:xfrm>
+                          <a:prstGeom prst="rect"/>
+                        </pic:spPr>
+                      </pic:pic>
+                    </a:graphicData>
+                  </a:graphic>
+                </wp:inline>
+              </w:drawing>
             </w:r>
           </w:p>
         </w:tc>
@@ -2905,7 +7090,38 @@
           </w:tcPr>
           <w:p>
             <w:r>
-              <w:t>frame_0000.jpg</w:t>
+              <w:drawing>
+                <wp:inline xmlns:a="http://schemas.openxmlformats.org/drawingml/2006/main" xmlns:pic="http://schemas.openxmlformats.org/drawingml/2006/picture">
+                  <wp:extent cx="1097280" cy="617220"/>
+                  <wp:docPr id="136" name="Picture 136"/>
+                  <wp:cNvGraphicFramePr>
+                    <a:graphicFrameLocks noChangeAspect="1"/>
+                  </wp:cNvGraphicFramePr>
+                  <a:graphic>
+                    <a:graphicData uri="http://schemas.openxmlformats.org/drawingml/2006/picture">
+                      <pic:pic>
+                        <pic:nvPicPr>
+                          <pic:cNvPr id="0" name="frame_0000.jpg"/>
+                          <pic:cNvPicPr/>
+                        </pic:nvPicPr>
+                        <pic:blipFill>
+                          <a:blip r:embed="rId9"/>
+                          <a:stretch>
+                            <a:fillRect/>
+                          </a:stretch>
+                        </pic:blipFill>
+                        <pic:spPr>
+                          <a:xfrm>
+                            <a:off x="0" y="0"/>
+                            <a:ext cx="1097280" cy="617220"/>
+                          </a:xfrm>
+                          <a:prstGeom prst="rect"/>
+                        </pic:spPr>
+                      </pic:pic>
+                    </a:graphicData>
+                  </a:graphic>
+                </wp:inline>
+              </w:drawing>
             </w:r>
           </w:p>
         </w:tc>
@@ -2915,7 +7131,38 @@
           </w:tcPr>
           <w:p>
             <w:r>
-              <w:t>frame_0314.jpg</w:t>
+              <w:drawing>
+                <wp:inline xmlns:a="http://schemas.openxmlformats.org/drawingml/2006/main" xmlns:pic="http://schemas.openxmlformats.org/drawingml/2006/picture">
+                  <wp:extent cx="1097280" cy="617220"/>
+                  <wp:docPr id="137" name="Picture 137"/>
+                  <wp:cNvGraphicFramePr>
+                    <a:graphicFrameLocks noChangeAspect="1"/>
+                  </wp:cNvGraphicFramePr>
+                  <a:graphic>
+                    <a:graphicData uri="http://schemas.openxmlformats.org/drawingml/2006/picture">
+                      <pic:pic>
+                        <pic:nvPicPr>
+                          <pic:cNvPr id="0" name="frame_0314.jpg"/>
+                          <pic:cNvPicPr/>
+                        </pic:nvPicPr>
+                        <pic:blipFill>
+                          <a:blip r:embed="rId10"/>
+                          <a:stretch>
+                            <a:fillRect/>
+                          </a:stretch>
+                        </pic:blipFill>
+                        <pic:spPr>
+                          <a:xfrm>
+                            <a:off x="0" y="0"/>
+                            <a:ext cx="1097280" cy="617220"/>
+                          </a:xfrm>
+                          <a:prstGeom prst="rect"/>
+                        </pic:spPr>
+                      </pic:pic>
+                    </a:graphicData>
+                  </a:graphic>
+                </wp:inline>
+              </w:drawing>
             </w:r>
           </w:p>
         </w:tc>
@@ -2925,7 +7172,38 @@
           </w:tcPr>
           <w:p>
             <w:r>
-              <w:t>frame_0629.jpg</w:t>
+              <w:drawing>
+                <wp:inline xmlns:a="http://schemas.openxmlformats.org/drawingml/2006/main" xmlns:pic="http://schemas.openxmlformats.org/drawingml/2006/picture">
+                  <wp:extent cx="1097280" cy="617220"/>
+                  <wp:docPr id="138" name="Picture 138"/>
+                  <wp:cNvGraphicFramePr>
+                    <a:graphicFrameLocks noChangeAspect="1"/>
+                  </wp:cNvGraphicFramePr>
+                  <a:graphic>
+                    <a:graphicData uri="http://schemas.openxmlformats.org/drawingml/2006/picture">
+                      <pic:pic>
+                        <pic:nvPicPr>
+                          <pic:cNvPr id="0" name="frame_0629.jpg"/>
+                          <pic:cNvPicPr/>
+                        </pic:nvPicPr>
+                        <pic:blipFill>
+                          <a:blip r:embed="rId11"/>
+                          <a:stretch>
+                            <a:fillRect/>
+                          </a:stretch>
+                        </pic:blipFill>
+                        <pic:spPr>
+                          <a:xfrm>
+                            <a:off x="0" y="0"/>
+                            <a:ext cx="1097280" cy="617220"/>
+                          </a:xfrm>
+                          <a:prstGeom prst="rect"/>
+                        </pic:spPr>
+                      </pic:pic>
+                    </a:graphicData>
+                  </a:graphic>
+                </wp:inline>
+              </w:drawing>
             </w:r>
           </w:p>
         </w:tc>
@@ -2964,7 +7242,38 @@
           </w:tcPr>
           <w:p>
             <w:r>
-              <w:t>frame_0000.jpg</w:t>
+              <w:drawing>
+                <wp:inline xmlns:a="http://schemas.openxmlformats.org/drawingml/2006/main" xmlns:pic="http://schemas.openxmlformats.org/drawingml/2006/picture">
+                  <wp:extent cx="1097280" cy="617220"/>
+                  <wp:docPr id="139" name="Picture 139"/>
+                  <wp:cNvGraphicFramePr>
+                    <a:graphicFrameLocks noChangeAspect="1"/>
+                  </wp:cNvGraphicFramePr>
+                  <a:graphic>
+                    <a:graphicData uri="http://schemas.openxmlformats.org/drawingml/2006/picture">
+                      <pic:pic>
+                        <pic:nvPicPr>
+                          <pic:cNvPr id="0" name="frame_0000.jpg"/>
+                          <pic:cNvPicPr/>
+                        </pic:nvPicPr>
+                        <pic:blipFill>
+                          <a:blip r:embed="rId9"/>
+                          <a:stretch>
+                            <a:fillRect/>
+                          </a:stretch>
+                        </pic:blipFill>
+                        <pic:spPr>
+                          <a:xfrm>
+                            <a:off x="0" y="0"/>
+                            <a:ext cx="1097280" cy="617220"/>
+                          </a:xfrm>
+                          <a:prstGeom prst="rect"/>
+                        </pic:spPr>
+                      </pic:pic>
+                    </a:graphicData>
+                  </a:graphic>
+                </wp:inline>
+              </w:drawing>
             </w:r>
           </w:p>
         </w:tc>
@@ -2974,7 +7283,38 @@
           </w:tcPr>
           <w:p>
             <w:r>
-              <w:t>frame_0314.jpg</w:t>
+              <w:drawing>
+                <wp:inline xmlns:a="http://schemas.openxmlformats.org/drawingml/2006/main" xmlns:pic="http://schemas.openxmlformats.org/drawingml/2006/picture">
+                  <wp:extent cx="1097280" cy="617220"/>
+                  <wp:docPr id="140" name="Picture 140"/>
+                  <wp:cNvGraphicFramePr>
+                    <a:graphicFrameLocks noChangeAspect="1"/>
+                  </wp:cNvGraphicFramePr>
+                  <a:graphic>
+                    <a:graphicData uri="http://schemas.openxmlformats.org/drawingml/2006/picture">
+                      <pic:pic>
+                        <pic:nvPicPr>
+                          <pic:cNvPr id="0" name="frame_0314.jpg"/>
+                          <pic:cNvPicPr/>
+                        </pic:nvPicPr>
+                        <pic:blipFill>
+                          <a:blip r:embed="rId10"/>
+                          <a:stretch>
+                            <a:fillRect/>
+                          </a:stretch>
+                        </pic:blipFill>
+                        <pic:spPr>
+                          <a:xfrm>
+                            <a:off x="0" y="0"/>
+                            <a:ext cx="1097280" cy="617220"/>
+                          </a:xfrm>
+                          <a:prstGeom prst="rect"/>
+                        </pic:spPr>
+                      </pic:pic>
+                    </a:graphicData>
+                  </a:graphic>
+                </wp:inline>
+              </w:drawing>
             </w:r>
           </w:p>
         </w:tc>
@@ -2984,7 +7324,38 @@
           </w:tcPr>
           <w:p>
             <w:r>
-              <w:t>frame_0629.jpg</w:t>
+              <w:drawing>
+                <wp:inline xmlns:a="http://schemas.openxmlformats.org/drawingml/2006/main" xmlns:pic="http://schemas.openxmlformats.org/drawingml/2006/picture">
+                  <wp:extent cx="1097280" cy="617220"/>
+                  <wp:docPr id="141" name="Picture 141"/>
+                  <wp:cNvGraphicFramePr>
+                    <a:graphicFrameLocks noChangeAspect="1"/>
+                  </wp:cNvGraphicFramePr>
+                  <a:graphic>
+                    <a:graphicData uri="http://schemas.openxmlformats.org/drawingml/2006/picture">
+                      <pic:pic>
+                        <pic:nvPicPr>
+                          <pic:cNvPr id="0" name="frame_0629.jpg"/>
+                          <pic:cNvPicPr/>
+                        </pic:nvPicPr>
+                        <pic:blipFill>
+                          <a:blip r:embed="rId11"/>
+                          <a:stretch>
+                            <a:fillRect/>
+                          </a:stretch>
+                        </pic:blipFill>
+                        <pic:spPr>
+                          <a:xfrm>
+                            <a:off x="0" y="0"/>
+                            <a:ext cx="1097280" cy="617220"/>
+                          </a:xfrm>
+                          <a:prstGeom prst="rect"/>
+                        </pic:spPr>
+                      </pic:pic>
+                    </a:graphicData>
+                  </a:graphic>
+                </wp:inline>
+              </w:drawing>
             </w:r>
           </w:p>
         </w:tc>
@@ -3023,7 +7394,38 @@
           </w:tcPr>
           <w:p>
             <w:r>
-              <w:t>frame_0000.jpg</w:t>
+              <w:drawing>
+                <wp:inline xmlns:a="http://schemas.openxmlformats.org/drawingml/2006/main" xmlns:pic="http://schemas.openxmlformats.org/drawingml/2006/picture">
+                  <wp:extent cx="1097280" cy="617220"/>
+                  <wp:docPr id="142" name="Picture 142"/>
+                  <wp:cNvGraphicFramePr>
+                    <a:graphicFrameLocks noChangeAspect="1"/>
+                  </wp:cNvGraphicFramePr>
+                  <a:graphic>
+                    <a:graphicData uri="http://schemas.openxmlformats.org/drawingml/2006/picture">
+                      <pic:pic>
+                        <pic:nvPicPr>
+                          <pic:cNvPr id="0" name="frame_0000.jpg"/>
+                          <pic:cNvPicPr/>
+                        </pic:nvPicPr>
+                        <pic:blipFill>
+                          <a:blip r:embed="rId9"/>
+                          <a:stretch>
+                            <a:fillRect/>
+                          </a:stretch>
+                        </pic:blipFill>
+                        <pic:spPr>
+                          <a:xfrm>
+                            <a:off x="0" y="0"/>
+                            <a:ext cx="1097280" cy="617220"/>
+                          </a:xfrm>
+                          <a:prstGeom prst="rect"/>
+                        </pic:spPr>
+                      </pic:pic>
+                    </a:graphicData>
+                  </a:graphic>
+                </wp:inline>
+              </w:drawing>
             </w:r>
           </w:p>
         </w:tc>
@@ -3033,7 +7435,38 @@
           </w:tcPr>
           <w:p>
             <w:r>
-              <w:t>frame_0314.jpg</w:t>
+              <w:drawing>
+                <wp:inline xmlns:a="http://schemas.openxmlformats.org/drawingml/2006/main" xmlns:pic="http://schemas.openxmlformats.org/drawingml/2006/picture">
+                  <wp:extent cx="1097280" cy="617220"/>
+                  <wp:docPr id="143" name="Picture 143"/>
+                  <wp:cNvGraphicFramePr>
+                    <a:graphicFrameLocks noChangeAspect="1"/>
+                  </wp:cNvGraphicFramePr>
+                  <a:graphic>
+                    <a:graphicData uri="http://schemas.openxmlformats.org/drawingml/2006/picture">
+                      <pic:pic>
+                        <pic:nvPicPr>
+                          <pic:cNvPr id="0" name="frame_0314.jpg"/>
+                          <pic:cNvPicPr/>
+                        </pic:nvPicPr>
+                        <pic:blipFill>
+                          <a:blip r:embed="rId10"/>
+                          <a:stretch>
+                            <a:fillRect/>
+                          </a:stretch>
+                        </pic:blipFill>
+                        <pic:spPr>
+                          <a:xfrm>
+                            <a:off x="0" y="0"/>
+                            <a:ext cx="1097280" cy="617220"/>
+                          </a:xfrm>
+                          <a:prstGeom prst="rect"/>
+                        </pic:spPr>
+                      </pic:pic>
+                    </a:graphicData>
+                  </a:graphic>
+                </wp:inline>
+              </w:drawing>
             </w:r>
           </w:p>
         </w:tc>
@@ -3043,7 +7476,38 @@
           </w:tcPr>
           <w:p>
             <w:r>
-              <w:t>frame_0629.jpg</w:t>
+              <w:drawing>
+                <wp:inline xmlns:a="http://schemas.openxmlformats.org/drawingml/2006/main" xmlns:pic="http://schemas.openxmlformats.org/drawingml/2006/picture">
+                  <wp:extent cx="1097280" cy="617220"/>
+                  <wp:docPr id="144" name="Picture 144"/>
+                  <wp:cNvGraphicFramePr>
+                    <a:graphicFrameLocks noChangeAspect="1"/>
+                  </wp:cNvGraphicFramePr>
+                  <a:graphic>
+                    <a:graphicData uri="http://schemas.openxmlformats.org/drawingml/2006/picture">
+                      <pic:pic>
+                        <pic:nvPicPr>
+                          <pic:cNvPr id="0" name="frame_0629.jpg"/>
+                          <pic:cNvPicPr/>
+                        </pic:nvPicPr>
+                        <pic:blipFill>
+                          <a:blip r:embed="rId11"/>
+                          <a:stretch>
+                            <a:fillRect/>
+                          </a:stretch>
+                        </pic:blipFill>
+                        <pic:spPr>
+                          <a:xfrm>
+                            <a:off x="0" y="0"/>
+                            <a:ext cx="1097280" cy="617220"/>
+                          </a:xfrm>
+                          <a:prstGeom prst="rect"/>
+                        </pic:spPr>
+                      </pic:pic>
+                    </a:graphicData>
+                  </a:graphic>
+                </wp:inline>
+              </w:drawing>
             </w:r>
           </w:p>
         </w:tc>
@@ -3096,7 +7560,38 @@
           </w:tcPr>
           <w:p>
             <w:r>
-              <w:t>frame_0000.jpg</w:t>
+              <w:drawing>
+                <wp:inline xmlns:a="http://schemas.openxmlformats.org/drawingml/2006/main" xmlns:pic="http://schemas.openxmlformats.org/drawingml/2006/picture">
+                  <wp:extent cx="1280160" cy="720090"/>
+                  <wp:docPr id="145" name="Picture 145"/>
+                  <wp:cNvGraphicFramePr>
+                    <a:graphicFrameLocks noChangeAspect="1"/>
+                  </wp:cNvGraphicFramePr>
+                  <a:graphic>
+                    <a:graphicData uri="http://schemas.openxmlformats.org/drawingml/2006/picture">
+                      <pic:pic>
+                        <pic:nvPicPr>
+                          <pic:cNvPr id="0" name="frame_0000.jpg"/>
+                          <pic:cNvPicPr/>
+                        </pic:nvPicPr>
+                        <pic:blipFill>
+                          <a:blip r:embed="rId9"/>
+                          <a:stretch>
+                            <a:fillRect/>
+                          </a:stretch>
+                        </pic:blipFill>
+                        <pic:spPr>
+                          <a:xfrm>
+                            <a:off x="0" y="0"/>
+                            <a:ext cx="1280160" cy="720090"/>
+                          </a:xfrm>
+                          <a:prstGeom prst="rect"/>
+                        </pic:spPr>
+                      </pic:pic>
+                    </a:graphicData>
+                  </a:graphic>
+                </wp:inline>
+              </w:drawing>
             </w:r>
           </w:p>
         </w:tc>
@@ -3106,7 +7601,38 @@
           </w:tcPr>
           <w:p>
             <w:r>
-              <w:t>frame_0314.jpg</w:t>
+              <w:drawing>
+                <wp:inline xmlns:a="http://schemas.openxmlformats.org/drawingml/2006/main" xmlns:pic="http://schemas.openxmlformats.org/drawingml/2006/picture">
+                  <wp:extent cx="1280160" cy="720090"/>
+                  <wp:docPr id="146" name="Picture 146"/>
+                  <wp:cNvGraphicFramePr>
+                    <a:graphicFrameLocks noChangeAspect="1"/>
+                  </wp:cNvGraphicFramePr>
+                  <a:graphic>
+                    <a:graphicData uri="http://schemas.openxmlformats.org/drawingml/2006/picture">
+                      <pic:pic>
+                        <pic:nvPicPr>
+                          <pic:cNvPr id="0" name="frame_0314.jpg"/>
+                          <pic:cNvPicPr/>
+                        </pic:nvPicPr>
+                        <pic:blipFill>
+                          <a:blip r:embed="rId10"/>
+                          <a:stretch>
+                            <a:fillRect/>
+                          </a:stretch>
+                        </pic:blipFill>
+                        <pic:spPr>
+                          <a:xfrm>
+                            <a:off x="0" y="0"/>
+                            <a:ext cx="1280160" cy="720090"/>
+                          </a:xfrm>
+                          <a:prstGeom prst="rect"/>
+                        </pic:spPr>
+                      </pic:pic>
+                    </a:graphicData>
+                  </a:graphic>
+                </wp:inline>
+              </w:drawing>
             </w:r>
           </w:p>
         </w:tc>
@@ -3116,7 +7642,38 @@
           </w:tcPr>
           <w:p>
             <w:r>
-              <w:t>frame_0629.jpg</w:t>
+              <w:drawing>
+                <wp:inline xmlns:a="http://schemas.openxmlformats.org/drawingml/2006/main" xmlns:pic="http://schemas.openxmlformats.org/drawingml/2006/picture">
+                  <wp:extent cx="1280160" cy="720090"/>
+                  <wp:docPr id="147" name="Picture 147"/>
+                  <wp:cNvGraphicFramePr>
+                    <a:graphicFrameLocks noChangeAspect="1"/>
+                  </wp:cNvGraphicFramePr>
+                  <a:graphic>
+                    <a:graphicData uri="http://schemas.openxmlformats.org/drawingml/2006/picture">
+                      <pic:pic>
+                        <pic:nvPicPr>
+                          <pic:cNvPr id="0" name="frame_0629.jpg"/>
+                          <pic:cNvPicPr/>
+                        </pic:nvPicPr>
+                        <pic:blipFill>
+                          <a:blip r:embed="rId11"/>
+                          <a:stretch>
+                            <a:fillRect/>
+                          </a:stretch>
+                        </pic:blipFill>
+                        <pic:spPr>
+                          <a:xfrm>
+                            <a:off x="0" y="0"/>
+                            <a:ext cx="1280160" cy="720090"/>
+                          </a:xfrm>
+                          <a:prstGeom prst="rect"/>
+                        </pic:spPr>
+                      </pic:pic>
+                    </a:graphicData>
+                  </a:graphic>
+                </wp:inline>
+              </w:drawing>
             </w:r>
           </w:p>
         </w:tc>
@@ -3228,7 +7785,38 @@
           </w:tcPr>
           <w:p>
             <w:r>
-              <w:t>frame_0000.jpg</w:t>
+              <w:drawing>
+                <wp:inline xmlns:a="http://schemas.openxmlformats.org/drawingml/2006/main" xmlns:pic="http://schemas.openxmlformats.org/drawingml/2006/picture">
+                  <wp:extent cx="1280160" cy="720090"/>
+                  <wp:docPr id="148" name="Picture 148"/>
+                  <wp:cNvGraphicFramePr>
+                    <a:graphicFrameLocks noChangeAspect="1"/>
+                  </wp:cNvGraphicFramePr>
+                  <a:graphic>
+                    <a:graphicData uri="http://schemas.openxmlformats.org/drawingml/2006/picture">
+                      <pic:pic>
+                        <pic:nvPicPr>
+                          <pic:cNvPr id="0" name="frame_0000.jpg"/>
+                          <pic:cNvPicPr/>
+                        </pic:nvPicPr>
+                        <pic:blipFill>
+                          <a:blip r:embed="rId9"/>
+                          <a:stretch>
+                            <a:fillRect/>
+                          </a:stretch>
+                        </pic:blipFill>
+                        <pic:spPr>
+                          <a:xfrm>
+                            <a:off x="0" y="0"/>
+                            <a:ext cx="1280160" cy="720090"/>
+                          </a:xfrm>
+                          <a:prstGeom prst="rect"/>
+                        </pic:spPr>
+                      </pic:pic>
+                    </a:graphicData>
+                  </a:graphic>
+                </wp:inline>
+              </w:drawing>
             </w:r>
           </w:p>
         </w:tc>
@@ -3238,7 +7826,38 @@
           </w:tcPr>
           <w:p>
             <w:r>
-              <w:t>frame_0314.jpg</w:t>
+              <w:drawing>
+                <wp:inline xmlns:a="http://schemas.openxmlformats.org/drawingml/2006/main" xmlns:pic="http://schemas.openxmlformats.org/drawingml/2006/picture">
+                  <wp:extent cx="1280160" cy="720090"/>
+                  <wp:docPr id="149" name="Picture 149"/>
+                  <wp:cNvGraphicFramePr>
+                    <a:graphicFrameLocks noChangeAspect="1"/>
+                  </wp:cNvGraphicFramePr>
+                  <a:graphic>
+                    <a:graphicData uri="http://schemas.openxmlformats.org/drawingml/2006/picture">
+                      <pic:pic>
+                        <pic:nvPicPr>
+                          <pic:cNvPr id="0" name="frame_0314.jpg"/>
+                          <pic:cNvPicPr/>
+                        </pic:nvPicPr>
+                        <pic:blipFill>
+                          <a:blip r:embed="rId10"/>
+                          <a:stretch>
+                            <a:fillRect/>
+                          </a:stretch>
+                        </pic:blipFill>
+                        <pic:spPr>
+                          <a:xfrm>
+                            <a:off x="0" y="0"/>
+                            <a:ext cx="1280160" cy="720090"/>
+                          </a:xfrm>
+                          <a:prstGeom prst="rect"/>
+                        </pic:spPr>
+                      </pic:pic>
+                    </a:graphicData>
+                  </a:graphic>
+                </wp:inline>
+              </w:drawing>
             </w:r>
           </w:p>
         </w:tc>
@@ -3248,7 +7867,38 @@
           </w:tcPr>
           <w:p>
             <w:r>
-              <w:t>frame_0629.jpg</w:t>
+              <w:drawing>
+                <wp:inline xmlns:a="http://schemas.openxmlformats.org/drawingml/2006/main" xmlns:pic="http://schemas.openxmlformats.org/drawingml/2006/picture">
+                  <wp:extent cx="1280160" cy="720090"/>
+                  <wp:docPr id="150" name="Picture 150"/>
+                  <wp:cNvGraphicFramePr>
+                    <a:graphicFrameLocks noChangeAspect="1"/>
+                  </wp:cNvGraphicFramePr>
+                  <a:graphic>
+                    <a:graphicData uri="http://schemas.openxmlformats.org/drawingml/2006/picture">
+                      <pic:pic>
+                        <pic:nvPicPr>
+                          <pic:cNvPr id="0" name="frame_0629.jpg"/>
+                          <pic:cNvPicPr/>
+                        </pic:nvPicPr>
+                        <pic:blipFill>
+                          <a:blip r:embed="rId11"/>
+                          <a:stretch>
+                            <a:fillRect/>
+                          </a:stretch>
+                        </pic:blipFill>
+                        <pic:spPr>
+                          <a:xfrm>
+                            <a:off x="0" y="0"/>
+                            <a:ext cx="1280160" cy="720090"/>
+                          </a:xfrm>
+                          <a:prstGeom prst="rect"/>
+                        </pic:spPr>
+                      </pic:pic>
+                    </a:graphicData>
+                  </a:graphic>
+                </wp:inline>
+              </w:drawing>
             </w:r>
           </w:p>
         </w:tc>
@@ -3360,7 +8010,38 @@
           </w:tcPr>
           <w:p>
             <w:r>
-              <w:t>frame_0000.jpg</w:t>
+              <w:drawing>
+                <wp:inline xmlns:a="http://schemas.openxmlformats.org/drawingml/2006/main" xmlns:pic="http://schemas.openxmlformats.org/drawingml/2006/picture">
+                  <wp:extent cx="1280160" cy="720090"/>
+                  <wp:docPr id="151" name="Picture 151"/>
+                  <wp:cNvGraphicFramePr>
+                    <a:graphicFrameLocks noChangeAspect="1"/>
+                  </wp:cNvGraphicFramePr>
+                  <a:graphic>
+                    <a:graphicData uri="http://schemas.openxmlformats.org/drawingml/2006/picture">
+                      <pic:pic>
+                        <pic:nvPicPr>
+                          <pic:cNvPr id="0" name="frame_0000.jpg"/>
+                          <pic:cNvPicPr/>
+                        </pic:nvPicPr>
+                        <pic:blipFill>
+                          <a:blip r:embed="rId9"/>
+                          <a:stretch>
+                            <a:fillRect/>
+                          </a:stretch>
+                        </pic:blipFill>
+                        <pic:spPr>
+                          <a:xfrm>
+                            <a:off x="0" y="0"/>
+                            <a:ext cx="1280160" cy="720090"/>
+                          </a:xfrm>
+                          <a:prstGeom prst="rect"/>
+                        </pic:spPr>
+                      </pic:pic>
+                    </a:graphicData>
+                  </a:graphic>
+                </wp:inline>
+              </w:drawing>
             </w:r>
           </w:p>
         </w:tc>
@@ -3370,7 +8051,38 @@
           </w:tcPr>
           <w:p>
             <w:r>
-              <w:t>frame_0314.jpg</w:t>
+              <w:drawing>
+                <wp:inline xmlns:a="http://schemas.openxmlformats.org/drawingml/2006/main" xmlns:pic="http://schemas.openxmlformats.org/drawingml/2006/picture">
+                  <wp:extent cx="1280160" cy="720090"/>
+                  <wp:docPr id="152" name="Picture 152"/>
+                  <wp:cNvGraphicFramePr>
+                    <a:graphicFrameLocks noChangeAspect="1"/>
+                  </wp:cNvGraphicFramePr>
+                  <a:graphic>
+                    <a:graphicData uri="http://schemas.openxmlformats.org/drawingml/2006/picture">
+                      <pic:pic>
+                        <pic:nvPicPr>
+                          <pic:cNvPr id="0" name="frame_0314.jpg"/>
+                          <pic:cNvPicPr/>
+                        </pic:nvPicPr>
+                        <pic:blipFill>
+                          <a:blip r:embed="rId10"/>
+                          <a:stretch>
+                            <a:fillRect/>
+                          </a:stretch>
+                        </pic:blipFill>
+                        <pic:spPr>
+                          <a:xfrm>
+                            <a:off x="0" y="0"/>
+                            <a:ext cx="1280160" cy="720090"/>
+                          </a:xfrm>
+                          <a:prstGeom prst="rect"/>
+                        </pic:spPr>
+                      </pic:pic>
+                    </a:graphicData>
+                  </a:graphic>
+                </wp:inline>
+              </w:drawing>
             </w:r>
           </w:p>
         </w:tc>
@@ -3380,7 +8092,38 @@
           </w:tcPr>
           <w:p>
             <w:r>
-              <w:t>frame_0629.jpg</w:t>
+              <w:drawing>
+                <wp:inline xmlns:a="http://schemas.openxmlformats.org/drawingml/2006/main" xmlns:pic="http://schemas.openxmlformats.org/drawingml/2006/picture">
+                  <wp:extent cx="1280160" cy="720090"/>
+                  <wp:docPr id="153" name="Picture 153"/>
+                  <wp:cNvGraphicFramePr>
+                    <a:graphicFrameLocks noChangeAspect="1"/>
+                  </wp:cNvGraphicFramePr>
+                  <a:graphic>
+                    <a:graphicData uri="http://schemas.openxmlformats.org/drawingml/2006/picture">
+                      <pic:pic>
+                        <pic:nvPicPr>
+                          <pic:cNvPr id="0" name="frame_0629.jpg"/>
+                          <pic:cNvPicPr/>
+                        </pic:nvPicPr>
+                        <pic:blipFill>
+                          <a:blip r:embed="rId11"/>
+                          <a:stretch>
+                            <a:fillRect/>
+                          </a:stretch>
+                        </pic:blipFill>
+                        <pic:spPr>
+                          <a:xfrm>
+                            <a:off x="0" y="0"/>
+                            <a:ext cx="1280160" cy="720090"/>
+                          </a:xfrm>
+                          <a:prstGeom prst="rect"/>
+                        </pic:spPr>
+                      </pic:pic>
+                    </a:graphicData>
+                  </a:graphic>
+                </wp:inline>
+              </w:drawing>
             </w:r>
           </w:p>
         </w:tc>
@@ -3447,7 +8190,38 @@
           </w:tcPr>
           <w:p>
             <w:r>
-              <w:t>frame_0000.jpg</w:t>
+              <w:drawing>
+                <wp:inline xmlns:a="http://schemas.openxmlformats.org/drawingml/2006/main" xmlns:pic="http://schemas.openxmlformats.org/drawingml/2006/picture">
+                  <wp:extent cx="1280160" cy="720090"/>
+                  <wp:docPr id="154" name="Picture 154"/>
+                  <wp:cNvGraphicFramePr>
+                    <a:graphicFrameLocks noChangeAspect="1"/>
+                  </wp:cNvGraphicFramePr>
+                  <a:graphic>
+                    <a:graphicData uri="http://schemas.openxmlformats.org/drawingml/2006/picture">
+                      <pic:pic>
+                        <pic:nvPicPr>
+                          <pic:cNvPr id="0" name="frame_0000.jpg"/>
+                          <pic:cNvPicPr/>
+                        </pic:nvPicPr>
+                        <pic:blipFill>
+                          <a:blip r:embed="rId9"/>
+                          <a:stretch>
+                            <a:fillRect/>
+                          </a:stretch>
+                        </pic:blipFill>
+                        <pic:spPr>
+                          <a:xfrm>
+                            <a:off x="0" y="0"/>
+                            <a:ext cx="1280160" cy="720090"/>
+                          </a:xfrm>
+                          <a:prstGeom prst="rect"/>
+                        </pic:spPr>
+                      </pic:pic>
+                    </a:graphicData>
+                  </a:graphic>
+                </wp:inline>
+              </w:drawing>
             </w:r>
           </w:p>
         </w:tc>
@@ -3457,7 +8231,38 @@
           </w:tcPr>
           <w:p>
             <w:r>
-              <w:t>frame_0314.jpg</w:t>
+              <w:drawing>
+                <wp:inline xmlns:a="http://schemas.openxmlformats.org/drawingml/2006/main" xmlns:pic="http://schemas.openxmlformats.org/drawingml/2006/picture">
+                  <wp:extent cx="1280160" cy="720090"/>
+                  <wp:docPr id="155" name="Picture 155"/>
+                  <wp:cNvGraphicFramePr>
+                    <a:graphicFrameLocks noChangeAspect="1"/>
+                  </wp:cNvGraphicFramePr>
+                  <a:graphic>
+                    <a:graphicData uri="http://schemas.openxmlformats.org/drawingml/2006/picture">
+                      <pic:pic>
+                        <pic:nvPicPr>
+                          <pic:cNvPr id="0" name="frame_0314.jpg"/>
+                          <pic:cNvPicPr/>
+                        </pic:nvPicPr>
+                        <pic:blipFill>
+                          <a:blip r:embed="rId10"/>
+                          <a:stretch>
+                            <a:fillRect/>
+                          </a:stretch>
+                        </pic:blipFill>
+                        <pic:spPr>
+                          <a:xfrm>
+                            <a:off x="0" y="0"/>
+                            <a:ext cx="1280160" cy="720090"/>
+                          </a:xfrm>
+                          <a:prstGeom prst="rect"/>
+                        </pic:spPr>
+                      </pic:pic>
+                    </a:graphicData>
+                  </a:graphic>
+                </wp:inline>
+              </w:drawing>
             </w:r>
           </w:p>
         </w:tc>
@@ -3467,7 +8272,38 @@
           </w:tcPr>
           <w:p>
             <w:r>
-              <w:t>frame_0629.jpg</w:t>
+              <w:drawing>
+                <wp:inline xmlns:a="http://schemas.openxmlformats.org/drawingml/2006/main" xmlns:pic="http://schemas.openxmlformats.org/drawingml/2006/picture">
+                  <wp:extent cx="1280160" cy="720090"/>
+                  <wp:docPr id="156" name="Picture 156"/>
+                  <wp:cNvGraphicFramePr>
+                    <a:graphicFrameLocks noChangeAspect="1"/>
+                  </wp:cNvGraphicFramePr>
+                  <a:graphic>
+                    <a:graphicData uri="http://schemas.openxmlformats.org/drawingml/2006/picture">
+                      <pic:pic>
+                        <pic:nvPicPr>
+                          <pic:cNvPr id="0" name="frame_0629.jpg"/>
+                          <pic:cNvPicPr/>
+                        </pic:nvPicPr>
+                        <pic:blipFill>
+                          <a:blip r:embed="rId11"/>
+                          <a:stretch>
+                            <a:fillRect/>
+                          </a:stretch>
+                        </pic:blipFill>
+                        <pic:spPr>
+                          <a:xfrm>
+                            <a:off x="0" y="0"/>
+                            <a:ext cx="1280160" cy="720090"/>
+                          </a:xfrm>
+                          <a:prstGeom prst="rect"/>
+                        </pic:spPr>
+                      </pic:pic>
+                    </a:graphicData>
+                  </a:graphic>
+                </wp:inline>
+              </w:drawing>
             </w:r>
           </w:p>
         </w:tc>
